--- a/01-电源电路/01-线性稳压电路/恒流源稳流电路/恒流源稳流电路.docx
+++ b/01-电源电路/01-线性稳压电路/恒流源稳流电路/恒流源稳流电路.docx
@@ -2811,6 +2811,20 @@
     </w:p>
     <w:bookmarkEnd w:id="26"/>
     <w:bookmarkEnd w:id="27"/>
+    <w:p>
+      <w:pPr>
+        <w:spacing w:before="360"/>
+        <w:jc w:val="center"/>
+      </w:pPr>
+      <w:r>
+        <w:rPr>
+          <w:rFonts w:ascii="Times New Roman" w:hAnsi="Times New Roman"/>
+          <w:color w:val="555555"/>
+          <w:sz w:val="21"/>
+        </w:rPr>
+        <w:t>材料收集者：杜文杰</w:t>
+      </w:r>
+    </w:p>
     <w:sectPr>
       <w:headerReference r:id="rId9" w:type="default"/>
       <w:footerReference r:id="rId10" w:type="default"/>

--- a/01-电源电路/01-线性稳压电路/恒流源稳流电路/恒流源稳流电路.docx
+++ b/01-电源电路/01-线性稳压电路/恒流源稳流电路/恒流源稳流电路.docx
@@ -1,6 +1,6 @@
 
 <file path=word/document.xml><?xml version="1.0" encoding="utf-8"?>
-<w:document xmlns:w="http://schemas.openxmlformats.org/wordprocessingml/2006/main" xmlns:m="http://schemas.openxmlformats.org/officeDocument/2006/math" xmlns:r="http://schemas.openxmlformats.org/officeDocument/2006/relationships" xmlns:o="urn:schemas-microsoft-com:office:office" xmlns:v="urn:schemas-microsoft-com:vml" xmlns:w10="urn:schemas-microsoft-com:office:word" xmlns:a="http://schemas.openxmlformats.org/drawingml/2006/main" xmlns:pic="http://schemas.openxmlformats.org/drawingml/2006/picture" xmlns:wp="http://schemas.openxmlformats.org/drawingml/2006/wordprocessingDrawing">
+<w:document xmlns:m="http://schemas.openxmlformats.org/officeDocument/2006/math" xmlns:r="http://schemas.openxmlformats.org/officeDocument/2006/relationships" xmlns:w="http://schemas.openxmlformats.org/wordprocessingml/2006/main" xmlns:o="urn:schemas-microsoft-com:office:office" xmlns:v="urn:schemas-microsoft-com:vml" xmlns:w10="urn:schemas-microsoft-com:office:word" xmlns:a="http://schemas.openxmlformats.org/drawingml/2006/main" xmlns:pic="http://schemas.openxmlformats.org/drawingml/2006/picture" xmlns:wp="http://schemas.openxmlformats.org/drawingml/2006/wordprocessingDrawing">
   <w:body>
     <w:bookmarkStart w:id="27" w:name="恒流源稳流电路"/>
     <w:p>
@@ -9,7 +9,7 @@
       </w:pPr>
       <w:r>
         <w:rPr>
-          <w:rFonts w:hint="eastAsia"/>
+          <w:rFonts w:hint="eastAsia" w:eastAsia="黑体"/>
         </w:rPr>
         <w:t xml:space="preserve">恒流源稳流电路</w:t>
       </w:r>
@@ -21,7 +21,7 @@
       </w:pPr>
       <w:r>
         <w:rPr>
-          <w:rFonts w:hint="eastAsia"/>
+          <w:rFonts w:hint="eastAsia" w:eastAsia="黑体"/>
         </w:rPr>
         <w:t xml:space="preserve">拓扑描述</w:t>
       </w:r>
@@ -32,16 +32,19 @@
       </w:pPr>
       <w:r>
         <w:rPr>
-          <w:rFonts w:hint="eastAsia"/>
+          <w:rFonts w:hint="eastAsia" w:eastAsia="黑体"/>
         </w:rPr>
         <w:t xml:space="preserve">由</w:t>
       </w:r>
       <w:r>
+        <w:rPr>
+          <w:rFonts w:eastAsia="黑体"/>
+        </w:rPr>
         <w:t xml:space="preserve"> </w:t>
       </w:r>
       <w:r>
         <w:rPr>
-          <w:rFonts w:hint="eastAsia"/>
+          <w:rFonts w:hint="eastAsia" w:eastAsia="黑体"/>
           <w:b/>
           <w:bCs/>
         </w:rPr>
@@ -49,6 +52,7 @@
       </w:r>
       <w:r>
         <w:rPr>
+          <w:rFonts w:eastAsia="黑体"/>
           <w:b/>
           <w:bCs/>
         </w:rPr>
@@ -70,22 +74,25 @@
       </m:oMath>
       <w:r>
         <w:rPr>
-          <w:rFonts w:hint="eastAsia"/>
+          <w:rFonts w:hint="eastAsia" w:eastAsia="黑体"/>
         </w:rPr>
         <w:t xml:space="preserve">（以</w:t>
       </w:r>
       <w:r>
+        <w:rPr>
+          <w:rFonts w:eastAsia="黑体"/>
+        </w:rPr>
         <w:t xml:space="preserve"> LM317 </w:t>
       </w:r>
       <w:r>
         <w:rPr>
-          <w:rFonts w:hint="eastAsia"/>
+          <w:rFonts w:hint="eastAsia" w:eastAsia="黑体"/>
         </w:rPr>
         <w:t xml:space="preserve">恒流模式为例）、</w:t>
       </w:r>
       <w:r>
         <w:rPr>
-          <w:rFonts w:hint="eastAsia"/>
+          <w:rFonts w:hint="eastAsia" w:eastAsia="黑体"/>
           <w:b/>
           <w:bCs/>
         </w:rPr>
@@ -93,6 +100,7 @@
       </w:r>
       <w:r>
         <w:rPr>
+          <w:rFonts w:eastAsia="黑体"/>
           <w:b/>
           <w:bCs/>
         </w:rPr>
@@ -113,20 +121,26 @@
         </m:sSub>
       </m:oMath>
       <w:r>
+        <w:rPr>
+          <w:rFonts w:eastAsia="黑体"/>
+        </w:rPr>
         <w:t xml:space="preserve"> </w:t>
       </w:r>
       <w:r>
         <w:rPr>
-          <w:rFonts w:hint="eastAsia"/>
+          <w:rFonts w:hint="eastAsia" w:eastAsia="黑体"/>
         </w:rPr>
         <w:t xml:space="preserve">与</w:t>
       </w:r>
       <w:r>
+        <w:rPr>
+          <w:rFonts w:eastAsia="黑体"/>
+        </w:rPr>
         <w:t xml:space="preserve"> </w:t>
       </w:r>
       <w:r>
         <w:rPr>
-          <w:rFonts w:hint="eastAsia"/>
+          <w:rFonts w:hint="eastAsia" w:eastAsia="黑体"/>
           <w:b/>
           <w:bCs/>
         </w:rPr>
@@ -134,6 +148,7 @@
       </w:r>
       <w:r>
         <w:rPr>
+          <w:rFonts w:eastAsia="黑体"/>
           <w:b/>
           <w:bCs/>
         </w:rPr>
@@ -155,31 +170,37 @@
       </m:oMath>
       <w:r>
         <w:rPr>
-          <w:rFonts w:hint="eastAsia"/>
+          <w:rFonts w:hint="eastAsia" w:eastAsia="黑体"/>
         </w:rPr>
         <w:t xml:space="preserve">（如</w:t>
       </w:r>
       <w:r>
+        <w:rPr>
+          <w:rFonts w:eastAsia="黑体"/>
+        </w:rPr>
         <w:t xml:space="preserve"> LED </w:t>
       </w:r>
       <w:r>
         <w:rPr>
-          <w:rFonts w:hint="eastAsia"/>
+          <w:rFonts w:hint="eastAsia" w:eastAsia="黑体"/>
         </w:rPr>
         <w:t xml:space="preserve">或充电负载）组成的恒流源电路。电路共有</w:t>
       </w:r>
       <w:r>
+        <w:rPr>
+          <w:rFonts w:eastAsia="黑体"/>
+        </w:rPr>
         <w:t xml:space="preserve"> 4 </w:t>
       </w:r>
       <w:r>
         <w:rPr>
-          <w:rFonts w:hint="eastAsia"/>
+          <w:rFonts w:hint="eastAsia" w:eastAsia="黑体"/>
         </w:rPr>
         <w:t xml:space="preserve">个关键节点：</w:t>
       </w:r>
       <w:r>
         <w:rPr>
-          <w:rFonts w:hint="eastAsia"/>
+          <w:rFonts w:hint="eastAsia" w:eastAsia="黑体"/>
           <w:b/>
           <w:bCs/>
         </w:rPr>
@@ -187,6 +208,7 @@
       </w:r>
       <w:r>
         <w:rPr>
+          <w:rFonts w:eastAsia="黑体"/>
           <w:b/>
           <w:bCs/>
         </w:rPr>
@@ -194,7 +216,7 @@
       </w:r>
       <w:r>
         <w:rPr>
-          <w:rFonts w:hint="eastAsia"/>
+          <w:rFonts w:hint="eastAsia" w:eastAsia="黑体"/>
           <w:b/>
           <w:bCs/>
         </w:rPr>
@@ -202,11 +224,14 @@
       </w:r>
       <w:r>
         <w:rPr>
-          <w:rFonts w:hint="eastAsia"/>
+          <w:rFonts w:hint="eastAsia" w:eastAsia="黑体"/>
         </w:rPr>
         <w:t xml:space="preserve">（输入电压</w:t>
       </w:r>
       <w:r>
+        <w:rPr>
+          <w:rFonts w:eastAsia="黑体"/>
+        </w:rPr>
         <w:t xml:space="preserve"> </w:t>
       </w:r>
       <m:oMath>
@@ -227,15 +252,21 @@
         </m:sSub>
       </m:oMath>
       <w:r>
+        <w:rPr>
+          <w:rFonts w:eastAsia="黑体"/>
+        </w:rPr>
         <w:t xml:space="preserve"> </w:t>
       </w:r>
       <w:r>
         <w:rPr>
-          <w:rFonts w:hint="eastAsia"/>
+          <w:rFonts w:hint="eastAsia" w:eastAsia="黑体"/>
         </w:rPr>
         <w:t xml:space="preserve">正端与</w:t>
       </w:r>
       <w:r>
+        <w:rPr>
+          <w:rFonts w:eastAsia="黑体"/>
+        </w:rPr>
         <w:t xml:space="preserve"> </w:t>
       </w:r>
       <m:oMath>
@@ -253,26 +284,32 @@
         </m:sSub>
       </m:oMath>
       <w:r>
+        <w:rPr>
+          <w:rFonts w:eastAsia="黑体"/>
+        </w:rPr>
         <w:t xml:space="preserve"> </w:t>
       </w:r>
       <w:r>
         <w:rPr>
-          <w:rFonts w:hint="eastAsia"/>
+          <w:rFonts w:hint="eastAsia" w:eastAsia="黑体"/>
         </w:rPr>
         <w:t xml:space="preserve">的</w:t>
       </w:r>
       <w:r>
+        <w:rPr>
+          <w:rFonts w:eastAsia="黑体"/>
+        </w:rPr>
         <w:t xml:space="preserve"> IN </w:t>
       </w:r>
       <w:r>
         <w:rPr>
-          <w:rFonts w:hint="eastAsia"/>
+          <w:rFonts w:hint="eastAsia" w:eastAsia="黑体"/>
         </w:rPr>
         <w:t xml:space="preserve">相连）；</w:t>
       </w:r>
       <w:r>
         <w:rPr>
-          <w:rFonts w:hint="eastAsia"/>
+          <w:rFonts w:hint="eastAsia" w:eastAsia="黑体"/>
           <w:b/>
           <w:bCs/>
         </w:rPr>
@@ -280,6 +317,7 @@
       </w:r>
       <w:r>
         <w:rPr>
+          <w:rFonts w:eastAsia="黑体"/>
           <w:b/>
           <w:bCs/>
         </w:rPr>
@@ -287,7 +325,7 @@
       </w:r>
       <w:r>
         <w:rPr>
-          <w:rFonts w:hint="eastAsia"/>
+          <w:rFonts w:hint="eastAsia" w:eastAsia="黑体"/>
           <w:b/>
           <w:bCs/>
         </w:rPr>
@@ -295,7 +333,7 @@
       </w:r>
       <w:r>
         <w:rPr>
-          <w:rFonts w:hint="eastAsia"/>
+          <w:rFonts w:hint="eastAsia" w:eastAsia="黑体"/>
         </w:rPr>
         <w:t xml:space="preserve">（</w:t>
       </w:r>
@@ -314,24 +352,33 @@
         </m:sSub>
       </m:oMath>
       <w:r>
+        <w:rPr>
+          <w:rFonts w:eastAsia="黑体"/>
+        </w:rPr>
         <w:t xml:space="preserve"> </w:t>
       </w:r>
       <w:r>
         <w:rPr>
-          <w:rFonts w:hint="eastAsia"/>
+          <w:rFonts w:hint="eastAsia" w:eastAsia="黑体"/>
         </w:rPr>
         <w:t xml:space="preserve">的</w:t>
       </w:r>
       <w:r>
+        <w:rPr>
+          <w:rFonts w:eastAsia="黑体"/>
+        </w:rPr>
         <w:t xml:space="preserve"> OUT </w:t>
       </w:r>
       <w:r>
         <w:rPr>
-          <w:rFonts w:hint="eastAsia"/>
+          <w:rFonts w:hint="eastAsia" w:eastAsia="黑体"/>
         </w:rPr>
         <w:t xml:space="preserve">与</w:t>
       </w:r>
       <w:r>
+        <w:rPr>
+          <w:rFonts w:eastAsia="黑体"/>
+        </w:rPr>
         <w:t xml:space="preserve"> </w:t>
       </w:r>
       <m:oMath>
@@ -349,17 +396,20 @@
         </m:sSub>
       </m:oMath>
       <w:r>
+        <w:rPr>
+          <w:rFonts w:eastAsia="黑体"/>
+        </w:rPr>
         <w:t xml:space="preserve"> </w:t>
       </w:r>
       <w:r>
         <w:rPr>
-          <w:rFonts w:hint="eastAsia"/>
+          <w:rFonts w:hint="eastAsia" w:eastAsia="黑体"/>
         </w:rPr>
         <w:t xml:space="preserve">一端相连）；</w:t>
       </w:r>
       <w:r>
         <w:rPr>
-          <w:rFonts w:hint="eastAsia"/>
+          <w:rFonts w:hint="eastAsia" w:eastAsia="黑体"/>
           <w:b/>
           <w:bCs/>
         </w:rPr>
@@ -367,6 +417,7 @@
       </w:r>
       <w:r>
         <w:rPr>
+          <w:rFonts w:eastAsia="黑体"/>
           <w:b/>
           <w:bCs/>
         </w:rPr>
@@ -374,7 +425,7 @@
       </w:r>
       <w:r>
         <w:rPr>
-          <w:rFonts w:hint="eastAsia"/>
+          <w:rFonts w:hint="eastAsia" w:eastAsia="黑体"/>
           <w:b/>
           <w:bCs/>
         </w:rPr>
@@ -382,7 +433,7 @@
       </w:r>
       <w:r>
         <w:rPr>
-          <w:rFonts w:hint="eastAsia"/>
+          <w:rFonts w:hint="eastAsia" w:eastAsia="黑体"/>
         </w:rPr>
         <w:t xml:space="preserve">（</w:t>
       </w:r>
@@ -401,15 +452,21 @@
         </m:sSub>
       </m:oMath>
       <w:r>
+        <w:rPr>
+          <w:rFonts w:eastAsia="黑体"/>
+        </w:rPr>
         <w:t xml:space="preserve"> </w:t>
       </w:r>
       <w:r>
         <w:rPr>
-          <w:rFonts w:hint="eastAsia"/>
+          <w:rFonts w:hint="eastAsia" w:eastAsia="黑体"/>
         </w:rPr>
         <w:t xml:space="preserve">的</w:t>
       </w:r>
       <w:r>
+        <w:rPr>
+          <w:rFonts w:eastAsia="黑体"/>
+        </w:rPr>
         <w:t xml:space="preserve"> ADJ、</w:t>
       </w:r>
       <m:oMath>
@@ -427,11 +484,14 @@
         </m:sSub>
       </m:oMath>
       <w:r>
+        <w:rPr>
+          <w:rFonts w:eastAsia="黑体"/>
+        </w:rPr>
         <w:t xml:space="preserve"> </w:t>
       </w:r>
       <w:r>
         <w:rPr>
-          <w:rFonts w:hint="eastAsia"/>
+          <w:rFonts w:hint="eastAsia" w:eastAsia="黑体"/>
         </w:rPr>
         <w:t xml:space="preserve">另一端、</w:t>
       </w:r>
@@ -450,17 +510,20 @@
         </m:sSub>
       </m:oMath>
       <w:r>
+        <w:rPr>
+          <w:rFonts w:eastAsia="黑体"/>
+        </w:rPr>
         <w:t xml:space="preserve"> </w:t>
       </w:r>
       <w:r>
         <w:rPr>
-          <w:rFonts w:hint="eastAsia"/>
+          <w:rFonts w:hint="eastAsia" w:eastAsia="黑体"/>
         </w:rPr>
         <w:t xml:space="preserve">一端三者相连）；</w:t>
       </w:r>
       <w:r>
         <w:rPr>
-          <w:rFonts w:hint="eastAsia"/>
+          <w:rFonts w:hint="eastAsia" w:eastAsia="黑体"/>
           <w:b/>
           <w:bCs/>
         </w:rPr>
@@ -468,6 +531,7 @@
       </w:r>
       <w:r>
         <w:rPr>
+          <w:rFonts w:eastAsia="黑体"/>
           <w:b/>
           <w:bCs/>
         </w:rPr>
@@ -475,7 +539,7 @@
       </w:r>
       <w:r>
         <w:rPr>
-          <w:rFonts w:hint="eastAsia"/>
+          <w:rFonts w:hint="eastAsia" w:eastAsia="黑体"/>
           <w:b/>
           <w:bCs/>
         </w:rPr>
@@ -483,6 +547,7 @@
       </w:r>
       <w:r>
         <w:rPr>
+          <w:rFonts w:eastAsia="黑体"/>
           <w:b/>
           <w:bCs/>
         </w:rPr>
@@ -490,7 +555,7 @@
       </w:r>
       <w:r>
         <w:rPr>
-          <w:rFonts w:hint="eastAsia"/>
+          <w:rFonts w:hint="eastAsia" w:eastAsia="黑体"/>
         </w:rPr>
         <w:t xml:space="preserve">（</w:t>
       </w:r>
@@ -512,15 +577,21 @@
         </m:sSub>
       </m:oMath>
       <w:r>
+        <w:rPr>
+          <w:rFonts w:eastAsia="黑体"/>
+        </w:rPr>
         <w:t xml:space="preserve"> </w:t>
       </w:r>
       <w:r>
         <w:rPr>
-          <w:rFonts w:hint="eastAsia"/>
+          <w:rFonts w:hint="eastAsia" w:eastAsia="黑体"/>
         </w:rPr>
         <w:t xml:space="preserve">负端与</w:t>
       </w:r>
       <w:r>
+        <w:rPr>
+          <w:rFonts w:eastAsia="黑体"/>
+        </w:rPr>
         <w:t xml:space="preserve"> </w:t>
       </w:r>
       <m:oMath>
@@ -538,11 +609,14 @@
         </m:sSub>
       </m:oMath>
       <w:r>
+        <w:rPr>
+          <w:rFonts w:eastAsia="黑体"/>
+        </w:rPr>
         <w:t xml:space="preserve"> </w:t>
       </w:r>
       <w:r>
         <w:rPr>
-          <w:rFonts w:hint="eastAsia"/>
+          <w:rFonts w:hint="eastAsia" w:eastAsia="黑体"/>
         </w:rPr>
         <w:t xml:space="preserve">另一端相连）。</w:t>
       </w:r>
@@ -551,7 +625,7 @@
       <w:pPr/>
       <w:r>
         <w:rPr>
-          <w:rFonts w:hint="eastAsia"/>
+          <w:rFonts w:hint="eastAsia" w:eastAsia="黑体"/>
         </w:rPr>
         <w:t xml:space="preserve">各元件管脚连接：</w:t>
       </w:r>
@@ -570,38 +644,50 @@
         </m:sSub>
       </m:oMath>
       <w:r>
+        <w:rPr>
+          <w:rFonts w:eastAsia="黑体"/>
+        </w:rPr>
         <w:t xml:space="preserve"> </w:t>
       </w:r>
       <w:r>
         <w:rPr>
-          <w:rFonts w:hint="eastAsia"/>
+          <w:rFonts w:hint="eastAsia" w:eastAsia="黑体"/>
         </w:rPr>
         <w:t xml:space="preserve">的</w:t>
       </w:r>
       <w:r>
+        <w:rPr>
+          <w:rFonts w:eastAsia="黑体"/>
+        </w:rPr>
         <w:t xml:space="preserve"> IN </w:t>
       </w:r>
       <w:r>
         <w:rPr>
-          <w:rFonts w:hint="eastAsia"/>
+          <w:rFonts w:hint="eastAsia" w:eastAsia="黑体"/>
         </w:rPr>
         <w:t xml:space="preserve">接输入节点、OUT</w:t>
       </w:r>
       <w:r>
+        <w:rPr>
+          <w:rFonts w:eastAsia="黑体"/>
+        </w:rPr>
         <w:t xml:space="preserve"> </w:t>
       </w:r>
       <w:r>
         <w:rPr>
-          <w:rFonts w:hint="eastAsia"/>
+          <w:rFonts w:hint="eastAsia" w:eastAsia="黑体"/>
         </w:rPr>
         <w:t xml:space="preserve">接恒流输出节点、ADJ</w:t>
       </w:r>
       <w:r>
+        <w:rPr>
+          <w:rFonts w:eastAsia="黑体"/>
+        </w:rPr>
         <w:t xml:space="preserve"> </w:t>
       </w:r>
       <w:r>
         <w:rPr>
-          <w:rFonts w:hint="eastAsia"/>
+          <w:rFonts w:hint="eastAsia" w:eastAsia="黑体"/>
         </w:rPr>
         <w:t xml:space="preserve">接调整/负载节点；</w:t>
       </w:r>
@@ -620,11 +706,14 @@
         </m:sSub>
       </m:oMath>
       <w:r>
+        <w:rPr>
+          <w:rFonts w:eastAsia="黑体"/>
+        </w:rPr>
         <w:t xml:space="preserve"> </w:t>
       </w:r>
       <w:r>
         <w:rPr>
-          <w:rFonts w:hint="eastAsia"/>
+          <w:rFonts w:hint="eastAsia" w:eastAsia="黑体"/>
         </w:rPr>
         <w:t xml:space="preserve">一端接恒流输出节点、另一端接调整/负载节点；</w:t>
       </w:r>
@@ -643,20 +732,26 @@
         </m:sSub>
       </m:oMath>
       <w:r>
+        <w:rPr>
+          <w:rFonts w:eastAsia="黑体"/>
+        </w:rPr>
         <w:t xml:space="preserve"> </w:t>
       </w:r>
       <w:r>
         <w:rPr>
-          <w:rFonts w:hint="eastAsia"/>
+          <w:rFonts w:hint="eastAsia" w:eastAsia="黑体"/>
         </w:rPr>
         <w:t xml:space="preserve">一端接调整/负载节点、另一端接地节点</w:t>
       </w:r>
       <w:r>
+        <w:rPr>
+          <w:rFonts w:eastAsia="黑体"/>
+        </w:rPr>
         <w:t xml:space="preserve"> </w:t>
       </w:r>
       <w:r>
         <w:rPr>
-          <w:rFonts w:hint="eastAsia"/>
+          <w:rFonts w:hint="eastAsia" w:eastAsia="黑体"/>
         </w:rPr>
         <w:t xml:space="preserve">GND（负载即被供电对象）。</w:t>
       </w:r>
@@ -665,7 +760,7 @@
       <w:pPr/>
       <w:r>
         <w:rPr>
-          <w:rFonts w:hint="eastAsia"/>
+          <w:rFonts w:hint="eastAsia" w:eastAsia="黑体"/>
         </w:rPr>
         <w:t xml:space="preserve">由此构成”</w:t>
       </w:r>
@@ -684,33 +779,45 @@
         </m:sSub>
       </m:oMath>
       <w:r>
+        <w:rPr>
+          <w:rFonts w:eastAsia="黑体"/>
+        </w:rPr>
         <w:t xml:space="preserve"> </w:t>
       </w:r>
       <w:r>
         <w:rPr>
-          <w:rFonts w:hint="eastAsia"/>
+          <w:rFonts w:hint="eastAsia" w:eastAsia="黑体"/>
         </w:rPr>
         <w:t xml:space="preserve">的</w:t>
       </w:r>
       <w:r>
+        <w:rPr>
+          <w:rFonts w:eastAsia="黑体"/>
+        </w:rPr>
         <w:t xml:space="preserve"> OUT </w:t>
       </w:r>
       <w:r>
         <w:rPr>
-          <w:rFonts w:hint="eastAsia"/>
+          <w:rFonts w:hint="eastAsia" w:eastAsia="黑体"/>
         </w:rPr>
         <w:t xml:space="preserve">与</w:t>
       </w:r>
       <w:r>
+        <w:rPr>
+          <w:rFonts w:eastAsia="黑体"/>
+        </w:rPr>
         <w:t xml:space="preserve"> ADJ </w:t>
       </w:r>
       <w:r>
         <w:rPr>
-          <w:rFonts w:hint="eastAsia"/>
+          <w:rFonts w:hint="eastAsia" w:eastAsia="黑体"/>
         </w:rPr>
         <w:t xml:space="preserve">间维持恒定基准</w:t>
       </w:r>
       <w:r>
+        <w:rPr>
+          <w:rFonts w:eastAsia="黑体"/>
+        </w:rPr>
         <w:t xml:space="preserve"> </w:t>
       </w:r>
       <m:oMath>
@@ -734,6 +841,9 @@
         </m:sSub>
       </m:oMath>
       <w:r>
+        <w:rPr>
+          <w:rFonts w:eastAsia="黑体"/>
+        </w:rPr>
         <w:t xml:space="preserve">、</w:t>
       </w:r>
       <m:oMath>
@@ -751,24 +861,33 @@
         </m:sSub>
       </m:oMath>
       <w:r>
+        <w:rPr>
+          <w:rFonts w:eastAsia="黑体"/>
+        </w:rPr>
         <w:t xml:space="preserve"> </w:t>
       </w:r>
       <w:r>
         <w:rPr>
-          <w:rFonts w:hint="eastAsia"/>
+          <w:rFonts w:hint="eastAsia" w:eastAsia="黑体"/>
         </w:rPr>
         <w:t xml:space="preserve">把该基准转变为恒定电流、负载串在</w:t>
       </w:r>
       <w:r>
+        <w:rPr>
+          <w:rFonts w:eastAsia="黑体"/>
+        </w:rPr>
         <w:t xml:space="preserve"> ADJ </w:t>
       </w:r>
       <w:r>
         <w:rPr>
-          <w:rFonts w:hint="eastAsia"/>
+          <w:rFonts w:hint="eastAsia" w:eastAsia="黑体"/>
         </w:rPr>
         <w:t xml:space="preserve">与地之间”的恒流源组态，输出电流</w:t>
       </w:r>
       <w:r>
+        <w:rPr>
+          <w:rFonts w:eastAsia="黑体"/>
+        </w:rPr>
         <w:t xml:space="preserve"> </w:t>
       </w:r>
       <m:oMath>
@@ -835,7 +954,7 @@
       </m:oMath>
       <w:r>
         <w:rPr>
-          <w:rFonts w:hint="eastAsia"/>
+          <w:rFonts w:hint="eastAsia" w:eastAsia="黑体"/>
         </w:rPr>
         <w:t xml:space="preserve">，使电流不受负载与输入电压变化影响。晶体管（BJT/FET）恒流源则以采样电阻把电流转为电压、由基准电压反馈控制调整元件实现同样功能。</w:t>
       </w:r>
@@ -848,7 +967,7 @@
       </w:pPr>
       <w:r>
         <w:rPr>
-          <w:rFonts w:hint="eastAsia"/>
+          <w:rFonts w:hint="eastAsia" w:eastAsia="黑体"/>
         </w:rPr>
         <w:t xml:space="preserve">工作原理</w:t>
       </w:r>
@@ -859,11 +978,14 @@
       </w:pPr>
       <w:r>
         <w:rPr>
-          <w:rFonts w:hint="eastAsia"/>
+          <w:rFonts w:hint="eastAsia" w:eastAsia="黑体"/>
         </w:rPr>
         <w:t xml:space="preserve">采样电阻</w:t>
       </w:r>
       <w:r>
+        <w:rPr>
+          <w:rFonts w:eastAsia="黑体"/>
+        </w:rPr>
         <w:t xml:space="preserve"> </w:t>
       </w:r>
       <m:oMath>
@@ -881,51 +1003,69 @@
         </m:sSub>
       </m:oMath>
       <w:r>
+        <w:rPr>
+          <w:rFonts w:eastAsia="黑体"/>
+        </w:rPr>
         <w:t xml:space="preserve"> </w:t>
       </w:r>
       <w:r>
         <w:rPr>
-          <w:rFonts w:hint="eastAsia"/>
+          <w:rFonts w:hint="eastAsia" w:eastAsia="黑体"/>
         </w:rPr>
         <w:t xml:space="preserve">上的压降正比于电流，电路通过反馈使该压降维持在基准值，从而钳定电流。以</w:t>
       </w:r>
       <w:r>
+        <w:rPr>
+          <w:rFonts w:eastAsia="黑体"/>
+        </w:rPr>
         <w:t xml:space="preserve"> LM317 </w:t>
       </w:r>
       <w:r>
         <w:rPr>
-          <w:rFonts w:hint="eastAsia"/>
+          <w:rFonts w:hint="eastAsia" w:eastAsia="黑体"/>
         </w:rPr>
         <w:t xml:space="preserve">恒流源为例，其</w:t>
       </w:r>
       <w:r>
+        <w:rPr>
+          <w:rFonts w:eastAsia="黑体"/>
+        </w:rPr>
         <w:t xml:space="preserve"> OUT </w:t>
       </w:r>
       <w:r>
         <w:rPr>
-          <w:rFonts w:hint="eastAsia"/>
+          <w:rFonts w:hint="eastAsia" w:eastAsia="黑体"/>
         </w:rPr>
         <w:t xml:space="preserve">与</w:t>
       </w:r>
       <w:r>
+        <w:rPr>
+          <w:rFonts w:eastAsia="黑体"/>
+        </w:rPr>
         <w:t xml:space="preserve"> ADJ </w:t>
       </w:r>
       <w:r>
         <w:rPr>
-          <w:rFonts w:hint="eastAsia"/>
+          <w:rFonts w:hint="eastAsia" w:eastAsia="黑体"/>
         </w:rPr>
         <w:t xml:space="preserve">端之间维持</w:t>
       </w:r>
       <w:r>
+        <w:rPr>
+          <w:rFonts w:eastAsia="黑体"/>
+        </w:rPr>
         <w:t xml:space="preserve"> 1.25 V </w:t>
       </w:r>
       <w:r>
         <w:rPr>
-          <w:rFonts w:hint="eastAsia"/>
+          <w:rFonts w:hint="eastAsia" w:eastAsia="黑体"/>
         </w:rPr>
         <w:t xml:space="preserve">基准，跨接</w:t>
       </w:r>
       <w:r>
+        <w:rPr>
+          <w:rFonts w:eastAsia="黑体"/>
+        </w:rPr>
         <w:t xml:space="preserve"> </w:t>
       </w:r>
       <m:oMath>
@@ -943,15 +1083,21 @@
         </m:sSub>
       </m:oMath>
       <w:r>
+        <w:rPr>
+          <w:rFonts w:eastAsia="黑体"/>
+        </w:rPr>
         <w:t xml:space="preserve"> </w:t>
       </w:r>
       <w:r>
         <w:rPr>
-          <w:rFonts w:hint="eastAsia"/>
+          <w:rFonts w:hint="eastAsia" w:eastAsia="黑体"/>
         </w:rPr>
         <w:t xml:space="preserve">即可得到稳定电流</w:t>
       </w:r>
       <w:r>
+        <w:rPr>
+          <w:rFonts w:eastAsia="黑体"/>
+        </w:rPr>
         <w:t xml:space="preserve"> </w:t>
       </w:r>
       <m:oMath>
@@ -987,6 +1133,9 @@
         </m:sSub>
       </m:oMath>
       <w:r>
+        <w:rPr>
+          <w:rFonts w:eastAsia="黑体"/>
+        </w:rPr>
         <w:t xml:space="preserve">。</w:t>
       </w:r>
     </w:p>
@@ -998,7 +1147,7 @@
       </w:pPr>
       <w:r>
         <w:rPr>
-          <w:rFonts w:hint="eastAsia"/>
+          <w:rFonts w:hint="eastAsia" w:eastAsia="黑体"/>
         </w:rPr>
         <w:t xml:space="preserve">关键计算公式</w:t>
       </w:r>
@@ -1011,11 +1160,14 @@
         </w:numPr>
       </w:pPr>
       <w:r>
+        <w:rPr>
+          <w:rFonts w:eastAsia="黑体"/>
+        </w:rPr>
         <w:t xml:space="preserve">LM317 </w:t>
       </w:r>
       <w:r>
         <w:rPr>
-          <w:rFonts w:hint="eastAsia"/>
+          <w:rFonts w:hint="eastAsia" w:eastAsia="黑体"/>
         </w:rPr>
         <w:t xml:space="preserve">恒流源输出电流：</w:t>
       </w:r>
@@ -1104,15 +1256,21 @@
         </w:numPr>
       </w:pPr>
       <w:r>
+        <w:rPr>
+          <w:rFonts w:eastAsia="黑体"/>
+        </w:rPr>
         <w:t xml:space="preserve">BJT </w:t>
       </w:r>
       <w:r>
         <w:rPr>
-          <w:rFonts w:hint="eastAsia"/>
+          <w:rFonts w:hint="eastAsia" w:eastAsia="黑体"/>
         </w:rPr>
         <w:t xml:space="preserve">恒流源（基极接稳定电压</w:t>
       </w:r>
       <w:r>
+        <w:rPr>
+          <w:rFonts w:eastAsia="黑体"/>
+        </w:rPr>
         <w:t xml:space="preserve"> </w:t>
       </w:r>
       <m:oMath>
@@ -1131,7 +1289,7 @@
       </m:oMath>
       <w:r>
         <w:rPr>
-          <w:rFonts w:hint="eastAsia"/>
+          <w:rFonts w:hint="eastAsia" w:eastAsia="黑体"/>
         </w:rPr>
         <w:t xml:space="preserve">）：</w:t>
       </w:r>
@@ -1235,11 +1393,14 @@
         </w:numPr>
       </w:pPr>
       <w:r>
+        <w:rPr>
+          <w:rFonts w:eastAsia="黑体"/>
+        </w:rPr>
         <w:t xml:space="preserve">JFET </w:t>
       </w:r>
       <w:r>
         <w:rPr>
-          <w:rFonts w:hint="eastAsia"/>
+          <w:rFonts w:hint="eastAsia" w:eastAsia="黑体"/>
         </w:rPr>
         <w:t xml:space="preserve">恒流源（近似，</w:t>
       </w:r>
@@ -1264,11 +1425,14 @@
         </m:sSub>
       </m:oMath>
       <w:r>
+        <w:rPr>
+          <w:rFonts w:eastAsia="黑体"/>
+        </w:rPr>
         <w:t xml:space="preserve"> </w:t>
       </w:r>
       <w:r>
         <w:rPr>
-          <w:rFonts w:hint="eastAsia"/>
+          <w:rFonts w:hint="eastAsia" w:eastAsia="黑体"/>
         </w:rPr>
         <w:t xml:space="preserve">为饱和电流）：</w:t>
       </w:r>
@@ -1401,7 +1565,7 @@
       </w:pPr>
       <w:r>
         <w:rPr>
-          <w:rFonts w:hint="eastAsia"/>
+          <w:rFonts w:hint="eastAsia" w:eastAsia="黑体"/>
         </w:rPr>
         <w:t xml:space="preserve">负载电阻上限（保持恒流所需）：</w:t>
       </w:r>
@@ -1557,7 +1721,7 @@
       </w:pPr>
       <w:r>
         <w:rPr>
-          <w:rFonts w:hint="eastAsia"/>
+          <w:rFonts w:hint="eastAsia" w:eastAsia="黑体"/>
         </w:rPr>
         <w:t xml:space="preserve">采样电阻选择：</w:t>
       </w:r>
@@ -1647,7 +1811,7 @@
       </w:pPr>
       <w:r>
         <w:rPr>
-          <w:rFonts w:hint="eastAsia"/>
+          <w:rFonts w:hint="eastAsia" w:eastAsia="黑体"/>
         </w:rPr>
         <w:t xml:space="preserve">采样电阻功耗：</w:t>
       </w:r>
@@ -1749,7 +1913,7 @@
             </w:pPr>
             <w:r>
               <w:rPr>
-                <w:rFonts w:hint="eastAsia"/>
+                <w:rFonts w:hint="eastAsia" w:eastAsia="黑体"/>
               </w:rPr>
               <w:t xml:space="preserve">符号</w:t>
             </w:r>
@@ -1763,7 +1927,7 @@
             </w:pPr>
             <w:r>
               <w:rPr>
-                <w:rFonts w:hint="eastAsia"/>
+                <w:rFonts w:hint="eastAsia" w:eastAsia="黑体"/>
               </w:rPr>
               <w:t xml:space="preserve">含义</w:t>
             </w:r>
@@ -1777,7 +1941,7 @@
             </w:pPr>
             <w:r>
               <w:rPr>
-                <w:rFonts w:hint="eastAsia"/>
+                <w:rFonts w:hint="eastAsia" w:eastAsia="黑体"/>
               </w:rPr>
               <w:t xml:space="preserve">单位</w:t>
             </w:r>
@@ -1812,6 +1976,9 @@
               </m:sSub>
             </m:oMath>
             <w:r>
+              <w:rPr>
+                <w:rFonts w:eastAsia="黑体"/>
+              </w:rPr>
               <w:t xml:space="preserve">​</w:t>
             </w:r>
           </w:p>
@@ -1824,7 +1991,7 @@
             </w:pPr>
             <w:r>
               <w:rPr>
-                <w:rFonts w:hint="eastAsia"/>
+                <w:rFonts w:hint="eastAsia" w:eastAsia="黑体"/>
               </w:rPr>
               <w:t xml:space="preserve">恒流输出电流</w:t>
             </w:r>
@@ -1837,6 +2004,9 @@
               <w:pStyle w:val="Compact"/>
             </w:pPr>
             <w:r>
+              <w:rPr>
+                <w:rFonts w:eastAsia="黑体"/>
+              </w:rPr>
               <w:t xml:space="preserve">A</w:t>
             </w:r>
           </w:p>
@@ -1870,6 +2040,9 @@
               </m:sSub>
             </m:oMath>
             <w:r>
+              <w:rPr>
+                <w:rFonts w:eastAsia="黑体"/>
+              </w:rPr>
               <w:t xml:space="preserve">​</w:t>
             </w:r>
           </w:p>
@@ -1882,25 +2055,31 @@
             </w:pPr>
             <w:r>
               <w:rPr>
-                <w:rFonts w:hint="eastAsia"/>
+                <w:rFonts w:hint="eastAsia" w:eastAsia="黑体"/>
               </w:rPr>
               <w:t xml:space="preserve">基准电压（LM317</w:t>
             </w:r>
             <w:r>
+              <w:rPr>
+                <w:rFonts w:eastAsia="黑体"/>
+              </w:rPr>
               <w:t xml:space="preserve"> </w:t>
             </w:r>
             <w:r>
               <w:rPr>
-                <w:rFonts w:hint="eastAsia"/>
+                <w:rFonts w:hint="eastAsia" w:eastAsia="黑体"/>
               </w:rPr>
               <w:t xml:space="preserve">为</w:t>
             </w:r>
             <w:r>
+              <w:rPr>
+                <w:rFonts w:eastAsia="黑体"/>
+              </w:rPr>
               <w:t xml:space="preserve"> 1.25 </w:t>
             </w:r>
             <w:r>
               <w:rPr>
-                <w:rFonts w:hint="eastAsia"/>
+                <w:rFonts w:hint="eastAsia" w:eastAsia="黑体"/>
               </w:rPr>
               <w:t xml:space="preserve">V）</w:t>
             </w:r>
@@ -1913,6 +2092,9 @@
               <w:pStyle w:val="Compact"/>
             </w:pPr>
             <w:r>
+              <w:rPr>
+                <w:rFonts w:eastAsia="黑体"/>
+              </w:rPr>
               <w:t xml:space="preserve">V</w:t>
             </w:r>
           </w:p>
@@ -1940,6 +2122,9 @@
               </m:sSub>
             </m:oMath>
             <w:r>
+              <w:rPr>
+                <w:rFonts w:eastAsia="黑体"/>
+              </w:rPr>
               <w:t xml:space="preserve">​</w:t>
             </w:r>
           </w:p>
@@ -1952,7 +2137,7 @@
             </w:pPr>
             <w:r>
               <w:rPr>
-                <w:rFonts w:hint="eastAsia"/>
+                <w:rFonts w:hint="eastAsia" w:eastAsia="黑体"/>
               </w:rPr>
               <w:t xml:space="preserve">采样电阻</w:t>
             </w:r>
@@ -1965,6 +2150,9 @@
               <w:pStyle w:val="Compact"/>
             </w:pPr>
             <w:r>
+              <w:rPr>
+                <w:rFonts w:eastAsia="黑体"/>
+              </w:rPr>
               <w:t xml:space="preserve">Ω</w:t>
             </w:r>
           </w:p>
@@ -1995,6 +2183,9 @@
               </m:sSub>
             </m:oMath>
             <w:r>
+              <w:rPr>
+                <w:rFonts w:eastAsia="黑体"/>
+              </w:rPr>
               <w:t xml:space="preserve">​</w:t>
             </w:r>
           </w:p>
@@ -2007,7 +2198,7 @@
             </w:pPr>
             <w:r>
               <w:rPr>
-                <w:rFonts w:hint="eastAsia"/>
+                <w:rFonts w:hint="eastAsia" w:eastAsia="黑体"/>
               </w:rPr>
               <w:t xml:space="preserve">基射极压降</w:t>
             </w:r>
@@ -2020,6 +2211,9 @@
               <w:pStyle w:val="Compact"/>
             </w:pPr>
             <w:r>
+              <w:rPr>
+                <w:rFonts w:eastAsia="黑体"/>
+              </w:rPr>
               <w:t xml:space="preserve">V</w:t>
             </w:r>
           </w:p>
@@ -2068,6 +2262,9 @@
               </m:sSub>
             </m:oMath>
             <w:r>
+              <w:rPr>
+                <w:rFonts w:eastAsia="黑体"/>
+              </w:rPr>
               <w:t xml:space="preserve">​</w:t>
             </w:r>
           </w:p>
@@ -2080,7 +2277,7 @@
             </w:pPr>
             <w:r>
               <w:rPr>
-                <w:rFonts w:hint="eastAsia"/>
+                <w:rFonts w:hint="eastAsia" w:eastAsia="黑体"/>
               </w:rPr>
               <w:t xml:space="preserve">最大负载电阻</w:t>
             </w:r>
@@ -2093,6 +2290,9 @@
               <w:pStyle w:val="Compact"/>
             </w:pPr>
             <w:r>
+              <w:rPr>
+                <w:rFonts w:eastAsia="黑体"/>
+              </w:rPr>
               <w:t xml:space="preserve">Ω</w:t>
             </w:r>
           </w:p>
@@ -2120,6 +2320,9 @@
               </m:sSub>
             </m:oMath>
             <w:r>
+              <w:rPr>
+                <w:rFonts w:eastAsia="黑体"/>
+              </w:rPr>
               <w:t xml:space="preserve">​</w:t>
             </w:r>
           </w:p>
@@ -2132,7 +2335,7 @@
             </w:pPr>
             <w:r>
               <w:rPr>
-                <w:rFonts w:hint="eastAsia"/>
+                <w:rFonts w:hint="eastAsia" w:eastAsia="黑体"/>
               </w:rPr>
               <w:t xml:space="preserve">采样电阻功耗</w:t>
             </w:r>
@@ -2145,6 +2348,9 @@
               <w:pStyle w:val="Compact"/>
             </w:pPr>
             <w:r>
+              <w:rPr>
+                <w:rFonts w:eastAsia="黑体"/>
+              </w:rPr>
               <w:t xml:space="preserve">W</w:t>
             </w:r>
           </w:p>
@@ -2159,7 +2365,7 @@
       </w:pPr>
       <w:r>
         <w:rPr>
-          <w:rFonts w:hint="eastAsia"/>
+          <w:rFonts w:hint="eastAsia" w:eastAsia="黑体"/>
         </w:rPr>
         <w:t xml:space="preserve">元件调整影响</w:t>
       </w:r>
@@ -2188,6 +2394,7 @@
       </m:oMath>
       <w:r>
         <w:rPr>
+          <w:rFonts w:eastAsia="黑体"/>
           <w:b/>
           <w:bCs/>
         </w:rPr>
@@ -2195,20 +2402,27 @@
       </w:r>
       <w:r>
         <w:rPr>
+          <w:rFonts w:eastAsia="黑体"/>
           <w:b/>
           <w:bCs/>
         </w:rPr>
         <w:t xml:space="preserve">↑</w:t>
       </w:r>
       <w:r>
+        <w:rPr>
+          <w:rFonts w:eastAsia="黑体"/>
+        </w:rPr>
         <w:t xml:space="preserve"> </w:t>
       </w:r>
       <w:r>
+        <w:rPr>
+          <w:rFonts w:eastAsia="黑体"/>
+        </w:rPr>
         <w:t xml:space="preserve">→ </w:t>
       </w:r>
       <w:r>
         <w:rPr>
-          <w:rFonts w:hint="eastAsia"/>
+          <w:rFonts w:hint="eastAsia" w:eastAsia="黑体"/>
         </w:rPr>
         <w:t xml:space="preserve">输出电流减小，二者成反比。</w:t>
       </w:r>
@@ -2237,6 +2451,7 @@
       </m:oMath>
       <w:r>
         <w:rPr>
+          <w:rFonts w:eastAsia="黑体"/>
           <w:b/>
           <w:bCs/>
         </w:rPr>
@@ -2244,20 +2459,27 @@
       </w:r>
       <w:r>
         <w:rPr>
+          <w:rFonts w:eastAsia="黑体"/>
           <w:b/>
           <w:bCs/>
         </w:rPr>
         <w:t xml:space="preserve">↓</w:t>
       </w:r>
       <w:r>
+        <w:rPr>
+          <w:rFonts w:eastAsia="黑体"/>
+        </w:rPr>
         <w:t xml:space="preserve"> </w:t>
       </w:r>
       <w:r>
+        <w:rPr>
+          <w:rFonts w:eastAsia="黑体"/>
+        </w:rPr>
         <w:t xml:space="preserve">→ </w:t>
       </w:r>
       <w:r>
         <w:rPr>
-          <w:rFonts w:hint="eastAsia"/>
+          <w:rFonts w:hint="eastAsia" w:eastAsia="黑体"/>
         </w:rPr>
         <w:t xml:space="preserve">输出电流增大，但采样电阻精度与温漂影响更明显。</w:t>
       </w:r>
@@ -2292,6 +2514,7 @@
       </m:oMath>
       <w:r>
         <w:rPr>
+          <w:rFonts w:eastAsia="黑体"/>
           <w:b/>
           <w:bCs/>
         </w:rPr>
@@ -2299,7 +2522,7 @@
       </w:r>
       <w:r>
         <w:rPr>
-          <w:rFonts w:hint="eastAsia"/>
+          <w:rFonts w:hint="eastAsia" w:eastAsia="黑体"/>
           <w:b/>
           <w:bCs/>
         </w:rPr>
@@ -2307,20 +2530,27 @@
       </w:r>
       <w:r>
         <w:rPr>
+          <w:rFonts w:eastAsia="黑体"/>
           <w:b/>
           <w:bCs/>
         </w:rPr>
         <w:t xml:space="preserve"> ↑</w:t>
       </w:r>
       <w:r>
+        <w:rPr>
+          <w:rFonts w:eastAsia="黑体"/>
+        </w:rPr>
         <w:t xml:space="preserve"> </w:t>
       </w:r>
       <w:r>
+        <w:rPr>
+          <w:rFonts w:eastAsia="黑体"/>
+        </w:rPr>
         <w:t xml:space="preserve">→ </w:t>
       </w:r>
       <w:r>
         <w:rPr>
-          <w:rFonts w:hint="eastAsia"/>
+          <w:rFonts w:hint="eastAsia" w:eastAsia="黑体"/>
         </w:rPr>
         <w:t xml:space="preserve">恒流精度提高，温漂减小。</w:t>
       </w:r>
@@ -2335,21 +2565,27 @@
       </w:pPr>
       <w:r>
         <w:rPr>
-          <w:rFonts w:hint="eastAsia"/>
+          <w:rFonts w:hint="eastAsia" w:eastAsia="黑体"/>
           <w:b/>
           <w:bCs/>
         </w:rPr>
         <w:t xml:space="preserve">负载电阻超过上限</w:t>
       </w:r>
       <w:r>
+        <w:rPr>
+          <w:rFonts w:eastAsia="黑体"/>
+        </w:rPr>
         <w:t xml:space="preserve"> </w:t>
       </w:r>
       <w:r>
+        <w:rPr>
+          <w:rFonts w:eastAsia="黑体"/>
+        </w:rPr>
         <w:t xml:space="preserve">→ </w:t>
       </w:r>
       <w:r>
         <w:rPr>
-          <w:rFonts w:hint="eastAsia"/>
+          <w:rFonts w:hint="eastAsia" w:eastAsia="黑体"/>
         </w:rPr>
         <w:t xml:space="preserve">调整元件进入饱和/截止，失去恒流能力。</w:t>
       </w:r>
@@ -2362,7 +2598,7 @@
       </w:pPr>
       <w:r>
         <w:rPr>
-          <w:rFonts w:hint="eastAsia"/>
+          <w:rFonts w:hint="eastAsia" w:eastAsia="黑体"/>
         </w:rPr>
         <w:t xml:space="preserve">典型参数示例</w:t>
       </w:r>
@@ -2376,15 +2612,21 @@
         </w:numPr>
       </w:pPr>
       <w:r>
+        <w:rPr>
+          <w:rFonts w:eastAsia="黑体"/>
+        </w:rPr>
         <w:t xml:space="preserve">LM317 </w:t>
       </w:r>
       <w:r>
         <w:rPr>
-          <w:rFonts w:hint="eastAsia"/>
+          <w:rFonts w:hint="eastAsia" w:eastAsia="黑体"/>
         </w:rPr>
         <w:t xml:space="preserve">恒流源，取</w:t>
       </w:r>
       <w:r>
+        <w:rPr>
+          <w:rFonts w:eastAsia="黑体"/>
+        </w:rPr>
         <w:t xml:space="preserve"> </w:t>
       </w:r>
       <m:oMath>
@@ -2421,7 +2663,7 @@
       </m:oMath>
       <w:r>
         <w:rPr>
-          <w:rFonts w:hint="eastAsia"/>
+          <w:rFonts w:hint="eastAsia" w:eastAsia="黑体"/>
         </w:rPr>
         <w:t xml:space="preserve">：</w:t>
       </w:r>
@@ -2486,6 +2728,9 @@
         </m:r>
       </m:oMath>
       <w:r>
+        <w:rPr>
+          <w:rFonts w:eastAsia="黑体"/>
+        </w:rPr>
         <w:t xml:space="preserve">。</w:t>
       </w:r>
     </w:p>
@@ -2499,20 +2744,26 @@
       </w:pPr>
       <w:r>
         <w:rPr>
-          <w:rFonts w:hint="eastAsia"/>
+          <w:rFonts w:hint="eastAsia" w:eastAsia="黑体"/>
         </w:rPr>
         <w:t xml:space="preserve">驱动</w:t>
       </w:r>
       <w:r>
+        <w:rPr>
+          <w:rFonts w:eastAsia="黑体"/>
+        </w:rPr>
         <w:t xml:space="preserve"> </w:t>
       </w:r>
       <w:r>
         <w:rPr>
-          <w:rFonts w:hint="eastAsia"/>
+          <w:rFonts w:hint="eastAsia" w:eastAsia="黑体"/>
         </w:rPr>
         <w:t xml:space="preserve">LED，取</w:t>
       </w:r>
       <w:r>
+        <w:rPr>
+          <w:rFonts w:eastAsia="黑体"/>
+        </w:rPr>
         <w:t xml:space="preserve"> </w:t>
       </w:r>
       <m:oMath>
@@ -2556,7 +2807,7 @@
       </m:oMath>
       <w:r>
         <w:rPr>
-          <w:rFonts w:hint="eastAsia"/>
+          <w:rFonts w:hint="eastAsia" w:eastAsia="黑体"/>
         </w:rPr>
         <w:t xml:space="preserve">：</w:t>
       </w:r>
@@ -2615,11 +2866,14 @@
       </m:oMath>
       <w:r>
         <w:rPr>
-          <w:rFonts w:hint="eastAsia"/>
+          <w:rFonts w:hint="eastAsia" w:eastAsia="黑体"/>
         </w:rPr>
         <w:t xml:space="preserve">，取标准值</w:t>
       </w:r>
       <w:r>
+        <w:rPr>
+          <w:rFonts w:eastAsia="黑体"/>
+        </w:rPr>
         <w:t xml:space="preserve"> 62 Ω。</w:t>
       </w:r>
     </w:p>
@@ -2631,7 +2885,7 @@
       </w:pPr>
       <w:r>
         <w:rPr>
-          <w:rFonts w:hint="eastAsia"/>
+          <w:rFonts w:hint="eastAsia" w:eastAsia="黑体"/>
         </w:rPr>
         <w:t xml:space="preserve">常见器件型号</w:t>
       </w:r>
@@ -2646,16 +2900,19 @@
       </w:pPr>
       <w:r>
         <w:rPr>
-          <w:rFonts w:hint="eastAsia"/>
+          <w:rFonts w:hint="eastAsia" w:eastAsia="黑体"/>
         </w:rPr>
         <w:t xml:space="preserve">三端稳压器恒流：LM317、LM317L；专用恒流：LM334</w:t>
       </w:r>
       <w:r>
+        <w:rPr>
+          <w:rFonts w:eastAsia="黑体"/>
+        </w:rPr>
         <w:t xml:space="preserve"> </w:t>
       </w:r>
       <w:r>
         <w:rPr>
-          <w:rFonts w:hint="eastAsia"/>
+          <w:rFonts w:hint="eastAsia" w:eastAsia="黑体"/>
         </w:rPr>
         <w:t xml:space="preserve">可调恒流源。</w:t>
       </w:r>
@@ -2669,11 +2926,14 @@
         </w:numPr>
       </w:pPr>
       <w:r>
+        <w:rPr>
+          <w:rFonts w:eastAsia="黑体"/>
+        </w:rPr>
         <w:t xml:space="preserve">LED </w:t>
       </w:r>
       <w:r>
         <w:rPr>
-          <w:rFonts w:hint="eastAsia"/>
+          <w:rFonts w:hint="eastAsia" w:eastAsia="黑体"/>
         </w:rPr>
         <w:t xml:space="preserve">驱动恒流：BCR420U、AL5809。</w:t>
       </w:r>
@@ -2688,7 +2948,7 @@
       </w:pPr>
       <w:r>
         <w:rPr>
-          <w:rFonts w:hint="eastAsia"/>
+          <w:rFonts w:hint="eastAsia" w:eastAsia="黑体"/>
         </w:rPr>
         <w:t xml:space="preserve">晶体管/FET：2N3904、BC547、2N3819（JFET）、2N7000（MOSFET）。</w:t>
       </w:r>
@@ -2701,7 +2961,7 @@
       </w:pPr>
       <w:r>
         <w:rPr>
-          <w:rFonts w:hint="eastAsia"/>
+          <w:rFonts w:hint="eastAsia" w:eastAsia="黑体"/>
         </w:rPr>
         <w:t xml:space="preserve">注意事项</w:t>
       </w:r>
@@ -2716,7 +2976,7 @@
       </w:pPr>
       <w:r>
         <w:rPr>
-          <w:rFonts w:hint="eastAsia"/>
+          <w:rFonts w:hint="eastAsia" w:eastAsia="黑体"/>
         </w:rPr>
         <w:t xml:space="preserve">恒流源受最大电压限制，负载电压不能超过输入电压减去调整管最小压降。</w:t>
       </w:r>
@@ -2731,7 +2991,7 @@
       </w:pPr>
       <w:r>
         <w:rPr>
-          <w:rFonts w:hint="eastAsia"/>
+          <w:rFonts w:hint="eastAsia" w:eastAsia="黑体"/>
         </w:rPr>
         <w:t xml:space="preserve">采样电阻需选低温度系数的精密电阻，以保证电流稳定性。</w:t>
       </w:r>
@@ -2746,7 +3006,7 @@
       </w:pPr>
       <w:r>
         <w:rPr>
-          <w:rFonts w:hint="eastAsia"/>
+          <w:rFonts w:hint="eastAsia" w:eastAsia="黑体"/>
         </w:rPr>
         <w:t xml:space="preserve">大电流时采样电阻与调整管功耗大，注意散热与电阻功率裕量。</w:t>
       </w:r>
@@ -2759,7 +3019,7 @@
       </w:pPr>
       <w:r>
         <w:rPr>
-          <w:rFonts w:hint="eastAsia"/>
+          <w:rFonts w:hint="eastAsia" w:eastAsia="黑体"/>
         </w:rPr>
         <w:t xml:space="preserve">参考资料</w:t>
       </w:r>
@@ -2773,11 +3033,14 @@
         </w:numPr>
       </w:pPr>
       <w:r>
+        <w:rPr>
+          <w:rFonts w:eastAsia="黑体"/>
+        </w:rPr>
         <w:t xml:space="preserve">TI LM317 / LM334 </w:t>
       </w:r>
       <w:r>
         <w:rPr>
-          <w:rFonts w:hint="eastAsia"/>
+          <w:rFonts w:hint="eastAsia" w:eastAsia="黑体"/>
         </w:rPr>
         <w:t xml:space="preserve">数据手册。</w:t>
       </w:r>
@@ -2791,6 +3054,9 @@
         </w:numPr>
       </w:pPr>
       <w:r>
+        <w:rPr>
+          <w:rFonts w:eastAsia="黑体"/>
+        </w:rPr>
         <w:t xml:space="preserve">Wikipedia: Current source。</w:t>
       </w:r>
     </w:p>
@@ -2804,7 +3070,7 @@
       </w:pPr>
       <w:r>
         <w:rPr>
-          <w:rFonts w:hint="eastAsia"/>
+          <w:rFonts w:hint="eastAsia" w:eastAsia="黑体"/>
         </w:rPr>
         <w:t xml:space="preserve">《模拟电子技术基础》（童诗白、华成英）。</w:t>
       </w:r>
@@ -2818,11 +3084,11 @@
       </w:pPr>
       <w:r>
         <w:rPr>
-          <w:rFonts w:ascii="Times New Roman" w:hAnsi="Times New Roman"/>
+          <w:rFonts w:ascii="Times New Roman" w:hAnsi="Times New Roman" w:eastAsia="黑体"/>
           <w:color w:val="555555"/>
           <w:sz w:val="21"/>
         </w:rPr>
-        <w:t>材料收集者：杜文杰</w:t>
+        <w:t>材料收集者：杜文杰，WX手机：19519196569，QQ:3478827729</w:t>
       </w:r>
     </w:p>
     <w:sectPr>
@@ -2842,7 +3108,7 @@
 </file>
 
 <file path=word/footer1.xml><?xml version="1.0" encoding="utf-8"?>
-<w:ftr xmlns:m="http://schemas.openxmlformats.org/officeDocument/2006/math" xmlns:mc="http://schemas.openxmlformats.org/markup-compatibility/2006" xmlns:mo="http://schemas.microsoft.com/office/mac/office/2008/main" xmlns:mv="urn:schemas-microsoft-com:mac:vml" xmlns:o="urn:schemas-microsoft-com:office:office" xmlns:r="http://schemas.openxmlformats.org/officeDocument/2006/relationships" xmlns:v="urn:schemas-microsoft-com:vml" xmlns:w10="urn:schemas-microsoft-com:office:word" xmlns:w14="http://schemas.microsoft.com/office/word/2010/wordml" xmlns:w="http://schemas.openxmlformats.org/wordprocessingml/2006/main" xmlns:wne="http://schemas.microsoft.com/office/word/2006/wordml" xmlns:wp14="http://schemas.microsoft.com/office/word/2010/wordprocessingDrawing" xmlns:wp="http://schemas.openxmlformats.org/drawingml/2006/wordprocessingDrawing" xmlns:wpc="http://schemas.microsoft.com/office/word/2010/wordprocessingCanvas" xmlns:wpg="http://schemas.microsoft.com/office/word/2010/wordprocessingGroup" xmlns:wpi="http://schemas.microsoft.com/office/word/2010/wordprocessingInk" xmlns:wps="http://schemas.microsoft.com/office/word/2010/wordprocessingShape" mc:Ignorable="w14 wp14">
+<w:ftr xmlns:mc="http://schemas.openxmlformats.org/markup-compatibility/2006" xmlns:w="http://schemas.openxmlformats.org/wordprocessingml/2006/main" xmlns:m="http://schemas.openxmlformats.org/officeDocument/2006/math" xmlns:mo="http://schemas.microsoft.com/office/mac/office/2008/main" xmlns:mv="urn:schemas-microsoft-com:mac:vml" xmlns:o="urn:schemas-microsoft-com:office:office" xmlns:r="http://schemas.openxmlformats.org/officeDocument/2006/relationships" xmlns:v="urn:schemas-microsoft-com:vml" xmlns:w10="urn:schemas-microsoft-com:office:word" xmlns:w14="http://schemas.microsoft.com/office/word/2010/wordml" xmlns:wne="http://schemas.microsoft.com/office/word/2006/wordml" xmlns:wp14="http://schemas.microsoft.com/office/word/2010/wordprocessingDrawing" xmlns:wp="http://schemas.openxmlformats.org/drawingml/2006/wordprocessingDrawing" xmlns:wpc="http://schemas.microsoft.com/office/word/2010/wordprocessingCanvas" xmlns:wpg="http://schemas.microsoft.com/office/word/2010/wordprocessingGroup" xmlns:wpi="http://schemas.microsoft.com/office/word/2010/wordprocessingInk" xmlns:wps="http://schemas.microsoft.com/office/word/2010/wordprocessingShape" mc:Ignorable="w14 wp14">
   <w:p>
     <w:pPr>
       <w:pStyle w:val="Footer"/>
@@ -2850,12 +3116,14 @@
     </w:pPr>
     <w:r>
       <w:rPr>
+        <w:rFonts w:eastAsia="黑体"/>
         <w:sz w:val="18"/>
       </w:rPr>
       <w:t xml:space="preserve">第 </w:t>
     </w:r>
     <w:r>
       <w:rPr>
+        <w:rFonts w:eastAsia="黑体"/>
         <w:sz w:val="18"/>
       </w:rPr>
       <w:fldChar w:fldCharType="begin"/>
@@ -2864,6 +3132,7 @@
     </w:r>
     <w:r>
       <w:rPr>
+        <w:rFonts w:eastAsia="黑体"/>
         <w:sz w:val="18"/>
       </w:rPr>
       <w:t xml:space="preserve"> 页</w:t>
@@ -2877,6 +3146,9 @@
   <w:footnote w:type="continuationSeparator" w:id="0">
     <w:p>
       <w:r>
+        <w:rPr>
+          <w:rFonts w:eastAsia="黑体"/>
+        </w:rPr>
         <w:continuationSeparator/>
       </w:r>
     </w:p>
@@ -2884,6 +3156,9 @@
   <w:footnote w:type="separator" w:id="-1">
     <w:p>
       <w:r>
+        <w:rPr>
+          <w:rFonts w:eastAsia="黑体"/>
+        </w:rPr>
         <w:separator/>
       </w:r>
     </w:p>
@@ -2892,7 +3167,7 @@
 </file>
 
 <file path=word/header1.xml><?xml version="1.0" encoding="utf-8"?>
-<w:hdr xmlns:m="http://schemas.openxmlformats.org/officeDocument/2006/math" xmlns:mc="http://schemas.openxmlformats.org/markup-compatibility/2006" xmlns:mo="http://schemas.microsoft.com/office/mac/office/2008/main" xmlns:mv="urn:schemas-microsoft-com:mac:vml" xmlns:o="urn:schemas-microsoft-com:office:office" xmlns:r="http://schemas.openxmlformats.org/officeDocument/2006/relationships" xmlns:v="urn:schemas-microsoft-com:vml" xmlns:w10="urn:schemas-microsoft-com:office:word" xmlns:w14="http://schemas.microsoft.com/office/word/2010/wordml" xmlns:w="http://schemas.openxmlformats.org/wordprocessingml/2006/main" xmlns:wne="http://schemas.microsoft.com/office/word/2006/wordml" xmlns:wp14="http://schemas.microsoft.com/office/word/2010/wordprocessingDrawing" xmlns:wp="http://schemas.openxmlformats.org/drawingml/2006/wordprocessingDrawing" xmlns:wpc="http://schemas.microsoft.com/office/word/2010/wordprocessingCanvas" xmlns:wpg="http://schemas.microsoft.com/office/word/2010/wordprocessingGroup" xmlns:wpi="http://schemas.microsoft.com/office/word/2010/wordprocessingInk" xmlns:wps="http://schemas.microsoft.com/office/word/2010/wordprocessingShape" mc:Ignorable="w14 wp14">
+<w:hdr xmlns:mc="http://schemas.openxmlformats.org/markup-compatibility/2006" xmlns:w="http://schemas.openxmlformats.org/wordprocessingml/2006/main" xmlns:m="http://schemas.openxmlformats.org/officeDocument/2006/math" xmlns:mo="http://schemas.microsoft.com/office/mac/office/2008/main" xmlns:mv="urn:schemas-microsoft-com:mac:vml" xmlns:o="urn:schemas-microsoft-com:office:office" xmlns:r="http://schemas.openxmlformats.org/officeDocument/2006/relationships" xmlns:v="urn:schemas-microsoft-com:vml" xmlns:w10="urn:schemas-microsoft-com:office:word" xmlns:w14="http://schemas.microsoft.com/office/word/2010/wordml" xmlns:wne="http://schemas.microsoft.com/office/word/2006/wordml" xmlns:wp14="http://schemas.microsoft.com/office/word/2010/wordprocessingDrawing" xmlns:wp="http://schemas.openxmlformats.org/drawingml/2006/wordprocessingDrawing" xmlns:wpc="http://schemas.microsoft.com/office/word/2010/wordprocessingCanvas" xmlns:wpg="http://schemas.microsoft.com/office/word/2010/wordprocessingGroup" xmlns:wpi="http://schemas.microsoft.com/office/word/2010/wordprocessingInk" xmlns:wps="http://schemas.microsoft.com/office/word/2010/wordprocessingShape" mc:Ignorable="w14 wp14">
   <w:p>
     <w:pPr>
       <w:pStyle w:val="Header"/>
@@ -2900,7 +3175,7 @@
     </w:pPr>
     <w:r>
       <w:rPr>
-        <w:rFonts w:ascii="Times New Roman" w:hAnsi="Times New Roman"/>
+        <w:rFonts w:ascii="Times New Roman" w:hAnsi="Times New Roman" w:eastAsia="黑体"/>
         <w:sz w:val="18"/>
         <w:rFonts w:eastAsia="黑体"/>
         <w:rFonts w:eastAsia="黑体"/>
@@ -2912,7 +3187,7 @@
 </file>
 
 <file path=word/numbering.xml><?xml version="1.0" encoding="utf-8"?>
-<w:numbering xmlns:m="http://schemas.openxmlformats.org/officeDocument/2006/math" xmlns:mc="http://schemas.openxmlformats.org/markup-compatibility/2006" xmlns:mo="http://schemas.microsoft.com/office/mac/office/2008/main" xmlns:mv="urn:schemas-microsoft-com:mac:vml" xmlns:o="urn:schemas-microsoft-com:office:office" xmlns:r="http://schemas.openxmlformats.org/officeDocument/2006/relationships" xmlns:v="urn:schemas-microsoft-com:vml" xmlns:w="http://schemas.openxmlformats.org/wordprocessingml/2006/main" xmlns:w10="urn:schemas-microsoft-com:office:word" xmlns:w14="http://schemas.microsoft.com/office/word/2010/wordml" xmlns:wne="http://schemas.microsoft.com/office/word/2006/wordml" xmlns:wp="http://schemas.openxmlformats.org/drawingml/2006/wordprocessingDrawing" xmlns:wp14="http://schemas.microsoft.com/office/word/2010/wordprocessingDrawing" xmlns:wpc="http://schemas.microsoft.com/office/word/2010/wordprocessingCanvas" xmlns:wpg="http://schemas.microsoft.com/office/word/2010/wordprocessingGroup" xmlns:wpi="http://schemas.microsoft.com/office/word/2010/wordprocessingInk" xmlns:wps="http://schemas.microsoft.com/office/word/2010/wordprocessingShape" mc:Ignorable="w14 wp14">
+<w:numbering xmlns:mc="http://schemas.openxmlformats.org/markup-compatibility/2006" xmlns:w="http://schemas.openxmlformats.org/wordprocessingml/2006/main" xmlns:m="http://schemas.openxmlformats.org/officeDocument/2006/math" xmlns:mo="http://schemas.microsoft.com/office/mac/office/2008/main" xmlns:mv="urn:schemas-microsoft-com:mac:vml" xmlns:o="urn:schemas-microsoft-com:office:office" xmlns:r="http://schemas.openxmlformats.org/officeDocument/2006/relationships" xmlns:v="urn:schemas-microsoft-com:vml" xmlns:w10="urn:schemas-microsoft-com:office:word" xmlns:w14="http://schemas.microsoft.com/office/word/2010/wordml" xmlns:wne="http://schemas.microsoft.com/office/word/2006/wordml" xmlns:wp="http://schemas.openxmlformats.org/drawingml/2006/wordprocessingDrawing" xmlns:wp14="http://schemas.microsoft.com/office/word/2010/wordprocessingDrawing" xmlns:wpc="http://schemas.microsoft.com/office/word/2010/wordprocessingCanvas" xmlns:wpg="http://schemas.microsoft.com/office/word/2010/wordprocessingGroup" xmlns:wpi="http://schemas.microsoft.com/office/word/2010/wordprocessingInk" xmlns:wps="http://schemas.microsoft.com/office/word/2010/wordprocessingShape" mc:Ignorable="w14 wp14">
   <w:abstractNum w:abstractNumId="0">
     <w:nsid w:val="FFFFFF7C"/>
     <w:multiLevelType w:val="singleLevel"/>
@@ -2999,7 +3274,7 @@
         <w:ind w:hanging="360" w:left="1440"/>
       </w:pPr>
       <w:rPr>
-        <w:rFonts w:ascii="Symbol" w:hAnsi="Symbol" w:hint="default"/>
+        <w:rFonts w:ascii="Symbol" w:hAnsi="Symbol" w:hint="default" w:eastAsia="黑体"/>
       </w:rPr>
     </w:lvl>
   </w:abstractNum>
@@ -3020,7 +3295,7 @@
         <w:ind w:hanging="360" w:left="1080"/>
       </w:pPr>
       <w:rPr>
-        <w:rFonts w:ascii="Symbol" w:hAnsi="Symbol" w:hint="default"/>
+        <w:rFonts w:ascii="Symbol" w:hAnsi="Symbol" w:hint="default" w:eastAsia="黑体"/>
       </w:rPr>
     </w:lvl>
   </w:abstractNum>
@@ -3041,7 +3316,7 @@
         <w:ind w:hanging="360" w:left="720"/>
       </w:pPr>
       <w:rPr>
-        <w:rFonts w:ascii="Symbol" w:hAnsi="Symbol" w:hint="default"/>
+        <w:rFonts w:ascii="Symbol" w:hAnsi="Symbol" w:hint="default" w:eastAsia="黑体"/>
       </w:rPr>
     </w:lvl>
   </w:abstractNum>
@@ -3080,7 +3355,7 @@
         <w:ind w:hanging="360" w:left="360"/>
       </w:pPr>
       <w:rPr>
-        <w:rFonts w:ascii="Symbol" w:hAnsi="Symbol" w:hint="default"/>
+        <w:rFonts w:ascii="Symbol" w:hAnsi="Symbol" w:hint="default" w:eastAsia="黑体"/>
       </w:rPr>
     </w:lvl>
   </w:abstractNum>
@@ -3171,7 +3446,7 @@
         <w:ind w:left="720" w:hanging="360"/>
       </w:pPr>
       <w:rPr>
-        <w:rFonts w:ascii="Symbol" w:hAnsi="Symbol" w:cs="Symbol" w:hint="default"/>
+        <w:rFonts w:ascii="Symbol" w:hAnsi="Symbol" w:cs="Symbol" w:hint="default" w:eastAsia="黑体"/>
       </w:rPr>
     </w:lvl>
     <w:lvl w:ilvl="1">
@@ -3182,7 +3457,7 @@
         <w:ind w:left="1440" w:hanging="360"/>
       </w:pPr>
       <w:rPr>
-        <w:rFonts w:ascii="Courier New" w:hAnsi="Courier New" w:cs="Courier New" w:hint="default"/>
+        <w:rFonts w:ascii="Courier New" w:hAnsi="Courier New" w:cs="Courier New" w:hint="default" w:eastAsia="黑体"/>
       </w:rPr>
     </w:lvl>
     <w:lvl w:ilvl="2">
@@ -3193,7 +3468,7 @@
         <w:ind w:left="2160" w:hanging="360"/>
       </w:pPr>
       <w:rPr>
-        <w:rFonts w:ascii="Wingdings" w:hAnsi="Wingdings" w:cs="Wingdings" w:hint="default"/>
+        <w:rFonts w:ascii="Wingdings" w:hAnsi="Wingdings" w:cs="Wingdings" w:hint="default" w:eastAsia="黑体"/>
       </w:rPr>
     </w:lvl>
     <w:lvl w:ilvl="3">
@@ -3204,7 +3479,7 @@
         <w:ind w:left="2880" w:hanging="360"/>
       </w:pPr>
       <w:rPr>
-        <w:rFonts w:ascii="Symbol" w:hAnsi="Symbol" w:cs="Symbol" w:hint="default"/>
+        <w:rFonts w:ascii="Symbol" w:hAnsi="Symbol" w:cs="Symbol" w:hint="default" w:eastAsia="黑体"/>
       </w:rPr>
     </w:lvl>
     <w:lvl w:ilvl="4">
@@ -3215,7 +3490,7 @@
         <w:ind w:left="3600" w:hanging="360"/>
       </w:pPr>
       <w:rPr>
-        <w:rFonts w:ascii="Courier New" w:hAnsi="Courier New" w:cs="Courier New" w:hint="default"/>
+        <w:rFonts w:ascii="Courier New" w:hAnsi="Courier New" w:cs="Courier New" w:hint="default" w:eastAsia="黑体"/>
       </w:rPr>
     </w:lvl>
     <w:lvl w:ilvl="5">
@@ -3226,7 +3501,7 @@
         <w:ind w:left="4320" w:hanging="360"/>
       </w:pPr>
       <w:rPr>
-        <w:rFonts w:ascii="Wingdings" w:hAnsi="Wingdings" w:cs="Wingdings" w:hint="default"/>
+        <w:rFonts w:ascii="Wingdings" w:hAnsi="Wingdings" w:cs="Wingdings" w:hint="default" w:eastAsia="黑体"/>
       </w:rPr>
     </w:lvl>
     <w:lvl w:ilvl="6">
@@ -3237,7 +3512,7 @@
         <w:ind w:left="5040" w:hanging="360"/>
       </w:pPr>
       <w:rPr>
-        <w:rFonts w:ascii="Symbol" w:hAnsi="Symbol" w:cs="Symbol" w:hint="default"/>
+        <w:rFonts w:ascii="Symbol" w:hAnsi="Symbol" w:cs="Symbol" w:hint="default" w:eastAsia="黑体"/>
       </w:rPr>
     </w:lvl>
     <w:lvl w:ilvl="7">
@@ -3248,7 +3523,7 @@
         <w:ind w:left="5760" w:hanging="360"/>
       </w:pPr>
       <w:rPr>
-        <w:rFonts w:ascii="Courier New" w:hAnsi="Courier New" w:cs="Courier New" w:hint="default"/>
+        <w:rFonts w:ascii="Courier New" w:hAnsi="Courier New" w:cs="Courier New" w:hint="default" w:eastAsia="黑体"/>
       </w:rPr>
     </w:lvl>
     <w:lvl w:ilvl="8">
@@ -3259,7 +3534,7 @@
         <w:ind w:left="6480" w:hanging="360"/>
       </w:pPr>
       <w:rPr>
-        <w:rFonts w:ascii="Wingdings" w:hAnsi="Wingdings" w:cs="Wingdings" w:hint="default"/>
+        <w:rFonts w:ascii="Wingdings" w:hAnsi="Wingdings" w:cs="Wingdings" w:hint="default" w:eastAsia="黑体"/>
       </w:rPr>
     </w:lvl>
   </w:abstractNum>
@@ -3315,11 +3590,11 @@
 </file>
 
 <file path=word/styles.xml><?xml version="1.0" encoding="utf-8"?>
-<w:styles xmlns:mc="http://schemas.openxmlformats.org/markup-compatibility/2006" xmlns:r="http://schemas.openxmlformats.org/officeDocument/2006/relationships" xmlns:w="http://schemas.openxmlformats.org/wordprocessingml/2006/main" xmlns:w14="http://schemas.microsoft.com/office/word/2010/wordml" mc:Ignorable="w14">
+<w:styles xmlns:mc="http://schemas.openxmlformats.org/markup-compatibility/2006" xmlns:w="http://schemas.openxmlformats.org/wordprocessingml/2006/main" xmlns:r="http://schemas.openxmlformats.org/officeDocument/2006/relationships" xmlns:w14="http://schemas.microsoft.com/office/word/2010/wordml" mc:Ignorable="w14">
   <w:docDefaults>
     <w:rPrDefault>
       <w:rPr>
-        <w:rFonts w:asciiTheme="minorHAnsi" w:cstheme="minorBidi" w:eastAsiaTheme="minorEastAsia" w:hAnsiTheme="minorHAnsi"/>
+        <w:rFonts w:asciiTheme="minorHAnsi" w:cstheme="minorBidi" w:hAnsiTheme="minorHAnsi" w:eastAsia="黑体"/>
         <w:sz w:val="22"/>
         <w:szCs w:val="22"/>
         <w:lang w:bidi="ar-SA" w:eastAsia="en-US" w:val="en-US"/>
@@ -3541,7 +3816,7 @@
       <w:outlineLvl w:val="0"/>
     </w:pPr>
     <w:rPr>
-      <w:rFonts w:ascii="Times New Roman" w:asciiTheme="majorHAnsi" w:cstheme="majorBidi" w:eastAsia="黑体" w:eastAsiaTheme="majorEastAsia" w:hAnsi="Times New Roman" w:hAnsiTheme="majorHAnsi"/>
+      <w:rFonts w:ascii="Times New Roman" w:asciiTheme="majorHAnsi" w:cstheme="majorBidi" w:eastAsia="黑体" w:hAnsi="Times New Roman" w:hAnsiTheme="majorHAnsi"/>
       <w:b/>
       <w:bCs/>
       <w:color w:val="1F3864"/>
@@ -3565,7 +3840,7 @@
       <w:outlineLvl w:val="1"/>
     </w:pPr>
     <w:rPr>
-      <w:rFonts w:ascii="Times New Roman" w:asciiTheme="majorHAnsi" w:cstheme="majorBidi" w:eastAsia="黑体" w:eastAsiaTheme="majorEastAsia" w:hAnsi="Times New Roman" w:hAnsiTheme="majorHAnsi"/>
+      <w:rFonts w:ascii="Times New Roman" w:asciiTheme="majorHAnsi" w:cstheme="majorBidi" w:eastAsia="黑体" w:hAnsi="Times New Roman" w:hAnsiTheme="majorHAnsi"/>
       <w:b/>
       <w:bCs/>
       <w:color w:val="2E4E7E"/>
@@ -3589,7 +3864,7 @@
       <w:outlineLvl w:val="2"/>
     </w:pPr>
     <w:rPr>
-      <w:rFonts w:ascii="Times New Roman" w:asciiTheme="majorHAnsi" w:cstheme="majorBidi" w:eastAsia="黑体" w:eastAsiaTheme="majorEastAsia" w:hAnsi="Times New Roman" w:hAnsiTheme="majorHAnsi"/>
+      <w:rFonts w:ascii="Times New Roman" w:asciiTheme="majorHAnsi" w:cstheme="majorBidi" w:eastAsia="黑体" w:hAnsi="Times New Roman" w:hAnsiTheme="majorHAnsi"/>
       <w:b/>
       <w:bCs/>
       <w:color w:val="2E4E7E"/>
@@ -3613,7 +3888,7 @@
       <w:outlineLvl w:val="3"/>
     </w:pPr>
     <w:rPr>
-      <w:rFonts w:ascii="Times New Roman" w:asciiTheme="majorHAnsi" w:cstheme="majorBidi" w:eastAsia="黑体" w:eastAsiaTheme="majorEastAsia" w:hAnsi="Times New Roman" w:hAnsiTheme="majorHAnsi"/>
+      <w:rFonts w:ascii="Times New Roman" w:asciiTheme="majorHAnsi" w:cstheme="majorBidi" w:eastAsia="黑体" w:hAnsi="Times New Roman" w:hAnsiTheme="majorHAnsi"/>
       <w:b/>
       <w:bCs/>
       <w:i/>
@@ -3639,7 +3914,7 @@
       <w:outlineLvl w:val="4"/>
     </w:pPr>
     <w:rPr>
-      <w:rFonts w:ascii="Times New Roman" w:asciiTheme="majorHAnsi" w:cstheme="majorBidi" w:eastAsia="黑体" w:eastAsiaTheme="majorEastAsia" w:hAnsi="Times New Roman" w:hAnsiTheme="majorHAnsi"/>
+      <w:rFonts w:ascii="Times New Roman" w:asciiTheme="majorHAnsi" w:cstheme="majorBidi" w:eastAsia="黑体" w:hAnsi="Times New Roman" w:hAnsiTheme="majorHAnsi"/>
       <w:b/>
       <w:color w:val="333333"/>
       <w:sz w:val="22"/>
@@ -3662,7 +3937,7 @@
       <w:outlineLvl w:val="5"/>
     </w:pPr>
     <w:rPr>
-      <w:rFonts w:asciiTheme="majorHAnsi" w:cstheme="majorBidi" w:eastAsiaTheme="majorEastAsia" w:hAnsiTheme="majorHAnsi"/>
+      <w:rFonts w:asciiTheme="majorHAnsi" w:cstheme="majorBidi" w:hAnsiTheme="majorHAnsi" w:eastAsia="黑体"/>
       <w:i/>
       <w:iCs/>
       <w:color w:themeColor="accent1" w:themeShade="7F" w:val="243F60"/>
@@ -3685,7 +3960,7 @@
       <w:outlineLvl w:val="6"/>
     </w:pPr>
     <w:rPr>
-      <w:rFonts w:asciiTheme="majorHAnsi" w:cstheme="majorBidi" w:eastAsiaTheme="majorEastAsia" w:hAnsiTheme="majorHAnsi"/>
+      <w:rFonts w:asciiTheme="majorHAnsi" w:cstheme="majorBidi" w:hAnsiTheme="majorHAnsi" w:eastAsia="黑体"/>
       <w:i/>
       <w:iCs/>
       <w:color w:themeColor="text1" w:themeTint="BF" w:val="404040"/>
@@ -3708,7 +3983,7 @@
       <w:outlineLvl w:val="7"/>
     </w:pPr>
     <w:rPr>
-      <w:rFonts w:asciiTheme="majorHAnsi" w:cstheme="majorBidi" w:eastAsiaTheme="majorEastAsia" w:hAnsiTheme="majorHAnsi"/>
+      <w:rFonts w:asciiTheme="majorHAnsi" w:cstheme="majorBidi" w:hAnsiTheme="majorHAnsi" w:eastAsia="黑体"/>
       <w:color w:themeColor="accent1" w:val="4F81BD"/>
       <w:sz w:val="20"/>
       <w:szCs w:val="20"/>
@@ -3731,7 +4006,7 @@
       <w:outlineLvl w:val="8"/>
     </w:pPr>
     <w:rPr>
-      <w:rFonts w:asciiTheme="majorHAnsi" w:cstheme="majorBidi" w:eastAsiaTheme="majorEastAsia" w:hAnsiTheme="majorHAnsi"/>
+      <w:rFonts w:asciiTheme="majorHAnsi" w:cstheme="majorBidi" w:hAnsiTheme="majorHAnsi" w:eastAsia="黑体"/>
       <w:i/>
       <w:iCs/>
       <w:color w:themeColor="text1" w:themeTint="BF" w:val="404040"/>
@@ -3782,7 +4057,7 @@
     <w:uiPriority w:val="9"/>
     <w:rsid w:val="00FC693F"/>
     <w:rPr>
-      <w:rFonts w:asciiTheme="majorHAnsi" w:cstheme="majorBidi" w:eastAsiaTheme="majorEastAsia" w:hAnsiTheme="majorHAnsi"/>
+      <w:rFonts w:asciiTheme="majorHAnsi" w:cstheme="majorBidi" w:hAnsiTheme="majorHAnsi" w:eastAsia="黑体"/>
       <w:b/>
       <w:bCs/>
       <w:color w:themeColor="accent1" w:themeShade="BF" w:val="365F91"/>
@@ -3797,7 +4072,7 @@
     <w:uiPriority w:val="9"/>
     <w:rsid w:val="00FC693F"/>
     <w:rPr>
-      <w:rFonts w:asciiTheme="majorHAnsi" w:cstheme="majorBidi" w:eastAsiaTheme="majorEastAsia" w:hAnsiTheme="majorHAnsi"/>
+      <w:rFonts w:asciiTheme="majorHAnsi" w:cstheme="majorBidi" w:hAnsiTheme="majorHAnsi" w:eastAsia="黑体"/>
       <w:b/>
       <w:bCs/>
       <w:color w:themeColor="accent1" w:val="4F81BD"/>
@@ -3812,7 +4087,7 @@
     <w:uiPriority w:val="9"/>
     <w:rsid w:val="00FC693F"/>
     <w:rPr>
-      <w:rFonts w:asciiTheme="majorHAnsi" w:cstheme="majorBidi" w:eastAsiaTheme="majorEastAsia" w:hAnsiTheme="majorHAnsi"/>
+      <w:rFonts w:asciiTheme="majorHAnsi" w:cstheme="majorBidi" w:hAnsiTheme="majorHAnsi" w:eastAsia="黑体"/>
       <w:b/>
       <w:bCs/>
       <w:color w:themeColor="accent1" w:val="4F81BD"/>
@@ -3835,7 +4110,7 @@
       <w:contextualSpacing/>
     </w:pPr>
     <w:rPr>
-      <w:rFonts w:ascii="Times New Roman" w:asciiTheme="majorHAnsi" w:cstheme="majorBidi" w:eastAsia="黑体" w:eastAsiaTheme="majorEastAsia" w:hAnsi="Times New Roman" w:hAnsiTheme="majorHAnsi"/>
+      <w:rFonts w:ascii="Times New Roman" w:asciiTheme="majorHAnsi" w:cstheme="majorBidi" w:eastAsia="黑体" w:hAnsi="Times New Roman" w:hAnsiTheme="majorHAnsi"/>
       <w:b/>
       <w:color w:val="1F3864"/>
       <w:spacing w:val="5"/>
@@ -3851,7 +4126,7 @@
     <w:uiPriority w:val="10"/>
     <w:rsid w:val="00FC693F"/>
     <w:rPr>
-      <w:rFonts w:asciiTheme="majorHAnsi" w:cstheme="majorBidi" w:eastAsiaTheme="majorEastAsia" w:hAnsiTheme="majorHAnsi"/>
+      <w:rFonts w:asciiTheme="majorHAnsi" w:cstheme="majorBidi" w:hAnsiTheme="majorHAnsi" w:eastAsia="黑体"/>
       <w:color w:themeColor="text2" w:themeShade="BF" w:val="17365D"/>
       <w:spacing w:val="5"/>
       <w:kern w:val="28"/>
@@ -3873,7 +4148,7 @@
       </w:numPr>
     </w:pPr>
     <w:rPr>
-      <w:rFonts w:asciiTheme="majorHAnsi" w:cstheme="majorBidi" w:eastAsiaTheme="majorEastAsia" w:hAnsiTheme="majorHAnsi"/>
+      <w:rFonts w:asciiTheme="majorHAnsi" w:cstheme="majorBidi" w:hAnsiTheme="majorHAnsi" w:eastAsia="黑体"/>
       <w:i/>
       <w:iCs/>
       <w:color w:themeColor="accent1" w:val="4F81BD"/>
@@ -3889,7 +4164,7 @@
     <w:uiPriority w:val="11"/>
     <w:rsid w:val="00FC693F"/>
     <w:rPr>
-      <w:rFonts w:asciiTheme="majorHAnsi" w:cstheme="majorBidi" w:eastAsiaTheme="majorEastAsia" w:hAnsiTheme="majorHAnsi"/>
+      <w:rFonts w:asciiTheme="majorHAnsi" w:cstheme="majorBidi" w:hAnsiTheme="majorHAnsi" w:eastAsia="黑体"/>
       <w:i/>
       <w:iCs/>
       <w:color w:themeColor="accent1" w:val="4F81BD"/>
@@ -3956,6 +4231,7 @@
       <w:spacing w:after="120"/>
     </w:pPr>
     <w:rPr>
+      <w:rFonts w:eastAsia="黑体"/>
       <w:sz w:val="16"/>
       <w:szCs w:val="16"/>
     </w:rPr>
@@ -3967,6 +4243,7 @@
     <w:uiPriority w:val="99"/>
     <w:rsid w:val="00AA1D8D"/>
     <w:rPr>
+      <w:rFonts w:eastAsia="黑体"/>
       <w:sz w:val="16"/>
       <w:szCs w:val="16"/>
     </w:rPr>
@@ -4136,7 +4413,7 @@
       </w:tabs>
     </w:pPr>
     <w:rPr>
-      <w:rFonts w:ascii="Courier" w:hAnsi="Courier"/>
+      <w:rFonts w:ascii="Courier" w:hAnsi="Courier" w:eastAsia="黑体"/>
       <w:sz w:val="20"/>
       <w:szCs w:val="20"/>
     </w:rPr>
@@ -4148,7 +4425,7 @@
     <w:uiPriority w:val="99"/>
     <w:rsid w:val="0029639D"/>
     <w:rPr>
-      <w:rFonts w:ascii="Courier" w:hAnsi="Courier"/>
+      <w:rFonts w:ascii="Courier" w:hAnsi="Courier" w:eastAsia="黑体"/>
       <w:sz w:val="20"/>
       <w:szCs w:val="20"/>
     </w:rPr>
@@ -4184,6 +4461,7 @@
     <w:uiPriority w:val="29"/>
     <w:rsid w:val="00FC693F"/>
     <w:rPr>
+      <w:rFonts w:eastAsia="黑体"/>
       <w:i/>
       <w:iCs/>
       <w:color w:themeColor="text1" w:val="000000"/>
@@ -4197,7 +4475,7 @@
     <w:semiHidden/>
     <w:rsid w:val="00FC693F"/>
     <w:rPr>
-      <w:rFonts w:asciiTheme="majorHAnsi" w:cstheme="majorBidi" w:eastAsiaTheme="majorEastAsia" w:hAnsiTheme="majorHAnsi"/>
+      <w:rFonts w:asciiTheme="majorHAnsi" w:cstheme="majorBidi" w:hAnsiTheme="majorHAnsi" w:eastAsia="黑体"/>
       <w:b/>
       <w:bCs/>
       <w:i/>
@@ -4213,7 +4491,7 @@
     <w:semiHidden/>
     <w:rsid w:val="00FC693F"/>
     <w:rPr>
-      <w:rFonts w:asciiTheme="majorHAnsi" w:cstheme="majorBidi" w:eastAsiaTheme="majorEastAsia" w:hAnsiTheme="majorHAnsi"/>
+      <w:rFonts w:asciiTheme="majorHAnsi" w:cstheme="majorBidi" w:hAnsiTheme="majorHAnsi" w:eastAsia="黑体"/>
       <w:color w:themeColor="accent1" w:themeShade="7F" w:val="243F60"/>
     </w:rPr>
   </w:style>
@@ -4225,7 +4503,7 @@
     <w:semiHidden/>
     <w:rsid w:val="00FC693F"/>
     <w:rPr>
-      <w:rFonts w:asciiTheme="majorHAnsi" w:cstheme="majorBidi" w:eastAsiaTheme="majorEastAsia" w:hAnsiTheme="majorHAnsi"/>
+      <w:rFonts w:asciiTheme="majorHAnsi" w:cstheme="majorBidi" w:hAnsiTheme="majorHAnsi" w:eastAsia="黑体"/>
       <w:i/>
       <w:iCs/>
       <w:color w:themeColor="accent1" w:themeShade="7F" w:val="243F60"/>
@@ -4239,7 +4517,7 @@
     <w:semiHidden/>
     <w:rsid w:val="00FC693F"/>
     <w:rPr>
-      <w:rFonts w:asciiTheme="majorHAnsi" w:cstheme="majorBidi" w:eastAsiaTheme="majorEastAsia" w:hAnsiTheme="majorHAnsi"/>
+      <w:rFonts w:asciiTheme="majorHAnsi" w:cstheme="majorBidi" w:hAnsiTheme="majorHAnsi" w:eastAsia="黑体"/>
       <w:i/>
       <w:iCs/>
       <w:color w:themeColor="text1" w:themeTint="BF" w:val="404040"/>
@@ -4253,7 +4531,7 @@
     <w:semiHidden/>
     <w:rsid w:val="00FC693F"/>
     <w:rPr>
-      <w:rFonts w:asciiTheme="majorHAnsi" w:cstheme="majorBidi" w:eastAsiaTheme="majorEastAsia" w:hAnsiTheme="majorHAnsi"/>
+      <w:rFonts w:asciiTheme="majorHAnsi" w:cstheme="majorBidi" w:hAnsiTheme="majorHAnsi" w:eastAsia="黑体"/>
       <w:color w:themeColor="accent1" w:val="4F81BD"/>
       <w:sz w:val="20"/>
       <w:szCs w:val="20"/>
@@ -4267,7 +4545,7 @@
     <w:semiHidden/>
     <w:rsid w:val="00FC693F"/>
     <w:rPr>
-      <w:rFonts w:asciiTheme="majorHAnsi" w:cstheme="majorBidi" w:eastAsiaTheme="majorEastAsia" w:hAnsiTheme="majorHAnsi"/>
+      <w:rFonts w:asciiTheme="majorHAnsi" w:cstheme="majorBidi" w:hAnsiTheme="majorHAnsi" w:eastAsia="黑体"/>
       <w:i/>
       <w:iCs/>
       <w:color w:themeColor="text1" w:themeTint="BF" w:val="404040"/>
@@ -4288,6 +4566,7 @@
       <w:spacing w:line="240" w:lineRule="auto"/>
     </w:pPr>
     <w:rPr>
+      <w:rFonts w:eastAsia="黑体"/>
       <w:b/>
       <w:bCs/>
       <w:color w:themeColor="accent1" w:val="4F81BD"/>
@@ -4302,6 +4581,7 @@
     <w:qFormat/>
     <w:rsid w:val="00FC693F"/>
     <w:rPr>
+      <w:rFonts w:eastAsia="黑体"/>
       <w:b/>
       <w:bCs/>
     </w:rPr>
@@ -4313,6 +4593,7 @@
     <w:qFormat/>
     <w:rsid w:val="00FC693F"/>
     <w:rPr>
+      <w:rFonts w:eastAsia="黑体"/>
       <w:i/>
       <w:iCs/>
     </w:rPr>
@@ -4333,6 +4614,7 @@
       <w:ind w:left="936" w:right="936"/>
     </w:pPr>
     <w:rPr>
+      <w:rFonts w:eastAsia="黑体"/>
       <w:b/>
       <w:bCs/>
       <w:i/>
@@ -4347,6 +4629,7 @@
     <w:uiPriority w:val="30"/>
     <w:rsid w:val="00FC693F"/>
     <w:rPr>
+      <w:rFonts w:eastAsia="黑体"/>
       <w:b/>
       <w:bCs/>
       <w:i/>
@@ -4361,6 +4644,7 @@
     <w:qFormat/>
     <w:rsid w:val="00FC693F"/>
     <w:rPr>
+      <w:rFonts w:eastAsia="黑体"/>
       <w:i/>
       <w:iCs/>
       <w:color w:themeColor="text1" w:themeTint="7F" w:val="808080"/>
@@ -4373,6 +4657,7 @@
     <w:qFormat/>
     <w:rsid w:val="00FC693F"/>
     <w:rPr>
+      <w:rFonts w:eastAsia="黑体"/>
       <w:b/>
       <w:bCs/>
       <w:i/>
@@ -4387,6 +4672,7 @@
     <w:qFormat/>
     <w:rsid w:val="00FC693F"/>
     <w:rPr>
+      <w:rFonts w:eastAsia="黑体"/>
       <w:smallCaps/>
       <w:color w:themeColor="accent2" w:val="C0504D"/>
       <w:u w:val="single"/>
@@ -4399,6 +4685,7 @@
     <w:qFormat/>
     <w:rsid w:val="00FC693F"/>
     <w:rPr>
+      <w:rFonts w:eastAsia="黑体"/>
       <w:b/>
       <w:bCs/>
       <w:smallCaps/>
@@ -4414,6 +4701,7 @@
     <w:qFormat/>
     <w:rsid w:val="00FC693F"/>
     <w:rPr>
+      <w:rFonts w:eastAsia="黑体"/>
       <w:b/>
       <w:bCs/>
       <w:smallCaps/>
@@ -4468,6 +4756,7 @@
       <w:spacing w:after="0" w:line="240" w:lineRule="auto"/>
     </w:pPr>
     <w:rPr>
+      <w:rFonts w:eastAsia="黑体"/>
       <w:color w:themeColor="text1" w:themeShade="BF" w:val="000000"/>
     </w:rPr>
     <w:tblPr>
@@ -4490,6 +4779,7 @@
         <w:spacing w:after="0" w:before="0" w:line="240" w:lineRule="auto"/>
       </w:pPr>
       <w:rPr>
+        <w:rFonts w:eastAsia="黑体"/>
         <w:b/>
         <w:bCs/>
       </w:rPr>
@@ -4510,6 +4800,7 @@
         <w:spacing w:after="0" w:before="0" w:line="240" w:lineRule="auto"/>
       </w:pPr>
       <w:rPr>
+        <w:rFonts w:eastAsia="黑体"/>
         <w:b/>
         <w:bCs/>
       </w:rPr>
@@ -4527,12 +4818,14 @@
     </w:tblStylePr>
     <w:tblStylePr w:type="firstCol">
       <w:rPr>
+        <w:rFonts w:eastAsia="黑体"/>
         <w:b/>
         <w:bCs/>
       </w:rPr>
     </w:tblStylePr>
     <w:tblStylePr w:type="lastCol">
       <w:rPr>
+        <w:rFonts w:eastAsia="黑体"/>
         <w:b/>
         <w:bCs/>
       </w:rPr>
@@ -4571,6 +4864,7 @@
       <w:spacing w:after="0" w:line="240" w:lineRule="auto"/>
     </w:pPr>
     <w:rPr>
+      <w:rFonts w:eastAsia="黑体"/>
       <w:color w:themeColor="accent1" w:themeShade="BF" w:val="365F91"/>
     </w:rPr>
     <w:tblPr>
@@ -4593,6 +4887,7 @@
         <w:spacing w:after="0" w:before="0" w:line="240" w:lineRule="auto"/>
       </w:pPr>
       <w:rPr>
+        <w:rFonts w:eastAsia="黑体"/>
         <w:b/>
         <w:bCs/>
       </w:rPr>
@@ -4613,6 +4908,7 @@
         <w:spacing w:after="0" w:before="0" w:line="240" w:lineRule="auto"/>
       </w:pPr>
       <w:rPr>
+        <w:rFonts w:eastAsia="黑体"/>
         <w:b/>
         <w:bCs/>
       </w:rPr>
@@ -4630,12 +4926,14 @@
     </w:tblStylePr>
     <w:tblStylePr w:type="firstCol">
       <w:rPr>
+        <w:rFonts w:eastAsia="黑体"/>
         <w:b/>
         <w:bCs/>
       </w:rPr>
     </w:tblStylePr>
     <w:tblStylePr w:type="lastCol">
       <w:rPr>
+        <w:rFonts w:eastAsia="黑体"/>
         <w:b/>
         <w:bCs/>
       </w:rPr>
@@ -4674,6 +4972,7 @@
       <w:spacing w:after="0" w:line="240" w:lineRule="auto"/>
     </w:pPr>
     <w:rPr>
+      <w:rFonts w:eastAsia="黑体"/>
       <w:color w:themeColor="accent2" w:themeShade="BF" w:val="943634"/>
     </w:rPr>
     <w:tblPr>
@@ -4696,6 +4995,7 @@
         <w:spacing w:after="0" w:before="0" w:line="240" w:lineRule="auto"/>
       </w:pPr>
       <w:rPr>
+        <w:rFonts w:eastAsia="黑体"/>
         <w:b/>
         <w:bCs/>
       </w:rPr>
@@ -4716,6 +5016,7 @@
         <w:spacing w:after="0" w:before="0" w:line="240" w:lineRule="auto"/>
       </w:pPr>
       <w:rPr>
+        <w:rFonts w:eastAsia="黑体"/>
         <w:b/>
         <w:bCs/>
       </w:rPr>
@@ -4733,12 +5034,14 @@
     </w:tblStylePr>
     <w:tblStylePr w:type="firstCol">
       <w:rPr>
+        <w:rFonts w:eastAsia="黑体"/>
         <w:b/>
         <w:bCs/>
       </w:rPr>
     </w:tblStylePr>
     <w:tblStylePr w:type="lastCol">
       <w:rPr>
+        <w:rFonts w:eastAsia="黑体"/>
         <w:b/>
         <w:bCs/>
       </w:rPr>
@@ -4777,6 +5080,7 @@
       <w:spacing w:after="0" w:line="240" w:lineRule="auto"/>
     </w:pPr>
     <w:rPr>
+      <w:rFonts w:eastAsia="黑体"/>
       <w:color w:themeColor="accent3" w:themeShade="BF" w:val="76923C"/>
     </w:rPr>
     <w:tblPr>
@@ -4799,6 +5103,7 @@
         <w:spacing w:after="0" w:before="0" w:line="240" w:lineRule="auto"/>
       </w:pPr>
       <w:rPr>
+        <w:rFonts w:eastAsia="黑体"/>
         <w:b/>
         <w:bCs/>
       </w:rPr>
@@ -4819,6 +5124,7 @@
         <w:spacing w:after="0" w:before="0" w:line="240" w:lineRule="auto"/>
       </w:pPr>
       <w:rPr>
+        <w:rFonts w:eastAsia="黑体"/>
         <w:b/>
         <w:bCs/>
       </w:rPr>
@@ -4836,12 +5142,14 @@
     </w:tblStylePr>
     <w:tblStylePr w:type="firstCol">
       <w:rPr>
+        <w:rFonts w:eastAsia="黑体"/>
         <w:b/>
         <w:bCs/>
       </w:rPr>
     </w:tblStylePr>
     <w:tblStylePr w:type="lastCol">
       <w:rPr>
+        <w:rFonts w:eastAsia="黑体"/>
         <w:b/>
         <w:bCs/>
       </w:rPr>
@@ -4880,6 +5188,7 @@
       <w:spacing w:after="0" w:line="240" w:lineRule="auto"/>
     </w:pPr>
     <w:rPr>
+      <w:rFonts w:eastAsia="黑体"/>
       <w:color w:themeColor="accent4" w:themeShade="BF" w:val="5F497A"/>
     </w:rPr>
     <w:tblPr>
@@ -4902,6 +5211,7 @@
         <w:spacing w:after="0" w:before="0" w:line="240" w:lineRule="auto"/>
       </w:pPr>
       <w:rPr>
+        <w:rFonts w:eastAsia="黑体"/>
         <w:b/>
         <w:bCs/>
       </w:rPr>
@@ -4922,6 +5232,7 @@
         <w:spacing w:after="0" w:before="0" w:line="240" w:lineRule="auto"/>
       </w:pPr>
       <w:rPr>
+        <w:rFonts w:eastAsia="黑体"/>
         <w:b/>
         <w:bCs/>
       </w:rPr>
@@ -4939,12 +5250,14 @@
     </w:tblStylePr>
     <w:tblStylePr w:type="firstCol">
       <w:rPr>
+        <w:rFonts w:eastAsia="黑体"/>
         <w:b/>
         <w:bCs/>
       </w:rPr>
     </w:tblStylePr>
     <w:tblStylePr w:type="lastCol">
       <w:rPr>
+        <w:rFonts w:eastAsia="黑体"/>
         <w:b/>
         <w:bCs/>
       </w:rPr>
@@ -4983,6 +5296,7 @@
       <w:spacing w:after="0" w:line="240" w:lineRule="auto"/>
     </w:pPr>
     <w:rPr>
+      <w:rFonts w:eastAsia="黑体"/>
       <w:color w:themeColor="accent5" w:themeShade="BF" w:val="31849B"/>
     </w:rPr>
     <w:tblPr>
@@ -5005,6 +5319,7 @@
         <w:spacing w:after="0" w:before="0" w:line="240" w:lineRule="auto"/>
       </w:pPr>
       <w:rPr>
+        <w:rFonts w:eastAsia="黑体"/>
         <w:b/>
         <w:bCs/>
       </w:rPr>
@@ -5025,6 +5340,7 @@
         <w:spacing w:after="0" w:before="0" w:line="240" w:lineRule="auto"/>
       </w:pPr>
       <w:rPr>
+        <w:rFonts w:eastAsia="黑体"/>
         <w:b/>
         <w:bCs/>
       </w:rPr>
@@ -5042,12 +5358,14 @@
     </w:tblStylePr>
     <w:tblStylePr w:type="firstCol">
       <w:rPr>
+        <w:rFonts w:eastAsia="黑体"/>
         <w:b/>
         <w:bCs/>
       </w:rPr>
     </w:tblStylePr>
     <w:tblStylePr w:type="lastCol">
       <w:rPr>
+        <w:rFonts w:eastAsia="黑体"/>
         <w:b/>
         <w:bCs/>
       </w:rPr>
@@ -5086,6 +5404,7 @@
       <w:spacing w:after="0" w:line="240" w:lineRule="auto"/>
     </w:pPr>
     <w:rPr>
+      <w:rFonts w:eastAsia="黑体"/>
       <w:color w:themeColor="accent6" w:themeShade="BF" w:val="E36C0A"/>
     </w:rPr>
     <w:tblPr>
@@ -5108,6 +5427,7 @@
         <w:spacing w:after="0" w:before="0" w:line="240" w:lineRule="auto"/>
       </w:pPr>
       <w:rPr>
+        <w:rFonts w:eastAsia="黑体"/>
         <w:b/>
         <w:bCs/>
       </w:rPr>
@@ -5128,6 +5448,7 @@
         <w:spacing w:after="0" w:before="0" w:line="240" w:lineRule="auto"/>
       </w:pPr>
       <w:rPr>
+        <w:rFonts w:eastAsia="黑体"/>
         <w:b/>
         <w:bCs/>
       </w:rPr>
@@ -5145,12 +5466,14 @@
     </w:tblStylePr>
     <w:tblStylePr w:type="firstCol">
       <w:rPr>
+        <w:rFonts w:eastAsia="黑体"/>
         <w:b/>
         <w:bCs/>
       </w:rPr>
     </w:tblStylePr>
     <w:tblStylePr w:type="lastCol">
       <w:rPr>
+        <w:rFonts w:eastAsia="黑体"/>
         <w:b/>
         <w:bCs/>
       </w:rPr>
@@ -5210,6 +5533,7 @@
         <w:spacing w:after="0" w:before="0" w:line="240" w:lineRule="auto"/>
       </w:pPr>
       <w:rPr>
+        <w:rFonts w:eastAsia="黑体"/>
         <w:b/>
         <w:bCs/>
         <w:color w:themeColor="background1" w:val="FFFFFF"/>
@@ -5224,6 +5548,7 @@
         <w:spacing w:after="0" w:before="0" w:line="240" w:lineRule="auto"/>
       </w:pPr>
       <w:rPr>
+        <w:rFonts w:eastAsia="黑体"/>
         <w:b/>
         <w:bCs/>
       </w:rPr>
@@ -5239,12 +5564,14 @@
     </w:tblStylePr>
     <w:tblStylePr w:type="firstCol">
       <w:rPr>
+        <w:rFonts w:eastAsia="黑体"/>
         <w:b/>
         <w:bCs/>
       </w:rPr>
     </w:tblStylePr>
     <w:tblStylePr w:type="lastCol">
       <w:rPr>
+        <w:rFonts w:eastAsia="黑体"/>
         <w:b/>
         <w:bCs/>
       </w:rPr>
@@ -5302,6 +5629,7 @@
         <w:spacing w:after="0" w:before="0" w:line="240" w:lineRule="auto"/>
       </w:pPr>
       <w:rPr>
+        <w:rFonts w:eastAsia="黑体"/>
         <w:b/>
         <w:bCs/>
         <w:color w:themeColor="background1" w:val="FFFFFF"/>
@@ -5316,6 +5644,7 @@
         <w:spacing w:after="0" w:before="0" w:line="240" w:lineRule="auto"/>
       </w:pPr>
       <w:rPr>
+        <w:rFonts w:eastAsia="黑体"/>
         <w:b/>
         <w:bCs/>
       </w:rPr>
@@ -5331,12 +5660,14 @@
     </w:tblStylePr>
     <w:tblStylePr w:type="firstCol">
       <w:rPr>
+        <w:rFonts w:eastAsia="黑体"/>
         <w:b/>
         <w:bCs/>
       </w:rPr>
     </w:tblStylePr>
     <w:tblStylePr w:type="lastCol">
       <w:rPr>
+        <w:rFonts w:eastAsia="黑体"/>
         <w:b/>
         <w:bCs/>
       </w:rPr>
@@ -5394,6 +5725,7 @@
         <w:spacing w:after="0" w:before="0" w:line="240" w:lineRule="auto"/>
       </w:pPr>
       <w:rPr>
+        <w:rFonts w:eastAsia="黑体"/>
         <w:b/>
         <w:bCs/>
         <w:color w:themeColor="background1" w:val="FFFFFF"/>
@@ -5408,6 +5740,7 @@
         <w:spacing w:after="0" w:before="0" w:line="240" w:lineRule="auto"/>
       </w:pPr>
       <w:rPr>
+        <w:rFonts w:eastAsia="黑体"/>
         <w:b/>
         <w:bCs/>
       </w:rPr>
@@ -5423,12 +5756,14 @@
     </w:tblStylePr>
     <w:tblStylePr w:type="firstCol">
       <w:rPr>
+        <w:rFonts w:eastAsia="黑体"/>
         <w:b/>
         <w:bCs/>
       </w:rPr>
     </w:tblStylePr>
     <w:tblStylePr w:type="lastCol">
       <w:rPr>
+        <w:rFonts w:eastAsia="黑体"/>
         <w:b/>
         <w:bCs/>
       </w:rPr>
@@ -5486,6 +5821,7 @@
         <w:spacing w:after="0" w:before="0" w:line="240" w:lineRule="auto"/>
       </w:pPr>
       <w:rPr>
+        <w:rFonts w:eastAsia="黑体"/>
         <w:b/>
         <w:bCs/>
         <w:color w:themeColor="background1" w:val="FFFFFF"/>
@@ -5500,6 +5836,7 @@
         <w:spacing w:after="0" w:before="0" w:line="240" w:lineRule="auto"/>
       </w:pPr>
       <w:rPr>
+        <w:rFonts w:eastAsia="黑体"/>
         <w:b/>
         <w:bCs/>
       </w:rPr>
@@ -5515,12 +5852,14 @@
     </w:tblStylePr>
     <w:tblStylePr w:type="firstCol">
       <w:rPr>
+        <w:rFonts w:eastAsia="黑体"/>
         <w:b/>
         <w:bCs/>
       </w:rPr>
     </w:tblStylePr>
     <w:tblStylePr w:type="lastCol">
       <w:rPr>
+        <w:rFonts w:eastAsia="黑体"/>
         <w:b/>
         <w:bCs/>
       </w:rPr>
@@ -5578,6 +5917,7 @@
         <w:spacing w:after="0" w:before="0" w:line="240" w:lineRule="auto"/>
       </w:pPr>
       <w:rPr>
+        <w:rFonts w:eastAsia="黑体"/>
         <w:b/>
         <w:bCs/>
         <w:color w:themeColor="background1" w:val="FFFFFF"/>
@@ -5592,6 +5932,7 @@
         <w:spacing w:after="0" w:before="0" w:line="240" w:lineRule="auto"/>
       </w:pPr>
       <w:rPr>
+        <w:rFonts w:eastAsia="黑体"/>
         <w:b/>
         <w:bCs/>
       </w:rPr>
@@ -5607,12 +5948,14 @@
     </w:tblStylePr>
     <w:tblStylePr w:type="firstCol">
       <w:rPr>
+        <w:rFonts w:eastAsia="黑体"/>
         <w:b/>
         <w:bCs/>
       </w:rPr>
     </w:tblStylePr>
     <w:tblStylePr w:type="lastCol">
       <w:rPr>
+        <w:rFonts w:eastAsia="黑体"/>
         <w:b/>
         <w:bCs/>
       </w:rPr>
@@ -5670,6 +6013,7 @@
         <w:spacing w:after="0" w:before="0" w:line="240" w:lineRule="auto"/>
       </w:pPr>
       <w:rPr>
+        <w:rFonts w:eastAsia="黑体"/>
         <w:b/>
         <w:bCs/>
         <w:color w:themeColor="background1" w:val="FFFFFF"/>
@@ -5684,6 +6028,7 @@
         <w:spacing w:after="0" w:before="0" w:line="240" w:lineRule="auto"/>
       </w:pPr>
       <w:rPr>
+        <w:rFonts w:eastAsia="黑体"/>
         <w:b/>
         <w:bCs/>
       </w:rPr>
@@ -5699,12 +6044,14 @@
     </w:tblStylePr>
     <w:tblStylePr w:type="firstCol">
       <w:rPr>
+        <w:rFonts w:eastAsia="黑体"/>
         <w:b/>
         <w:bCs/>
       </w:rPr>
     </w:tblStylePr>
     <w:tblStylePr w:type="lastCol">
       <w:rPr>
+        <w:rFonts w:eastAsia="黑体"/>
         <w:b/>
         <w:bCs/>
       </w:rPr>
@@ -5762,6 +6109,7 @@
         <w:spacing w:after="0" w:before="0" w:line="240" w:lineRule="auto"/>
       </w:pPr>
       <w:rPr>
+        <w:rFonts w:eastAsia="黑体"/>
         <w:b/>
         <w:bCs/>
         <w:color w:themeColor="background1" w:val="FFFFFF"/>
@@ -5776,6 +6124,7 @@
         <w:spacing w:after="0" w:before="0" w:line="240" w:lineRule="auto"/>
       </w:pPr>
       <w:rPr>
+        <w:rFonts w:eastAsia="黑体"/>
         <w:b/>
         <w:bCs/>
       </w:rPr>
@@ -5791,12 +6140,14 @@
     </w:tblStylePr>
     <w:tblStylePr w:type="firstCol">
       <w:rPr>
+        <w:rFonts w:eastAsia="黑体"/>
         <w:b/>
         <w:bCs/>
       </w:rPr>
     </w:tblStylePr>
     <w:tblStylePr w:type="lastCol">
       <w:rPr>
+        <w:rFonts w:eastAsia="黑体"/>
         <w:b/>
         <w:bCs/>
       </w:rPr>
@@ -5856,7 +6207,7 @@
         <w:spacing w:after="0" w:before="0" w:line="240" w:lineRule="auto"/>
       </w:pPr>
       <w:rPr>
-        <w:rFonts w:asciiTheme="majorHAnsi" w:cstheme="majorBidi" w:eastAsiaTheme="majorEastAsia" w:hAnsiTheme="majorHAnsi"/>
+        <w:rFonts w:asciiTheme="majorHAnsi" w:cstheme="majorBidi" w:hAnsiTheme="majorHAnsi" w:eastAsia="黑体"/>
         <w:b/>
         <w:bCs/>
       </w:rPr>
@@ -5877,7 +6228,7 @@
         <w:spacing w:after="0" w:before="0" w:line="240" w:lineRule="auto"/>
       </w:pPr>
       <w:rPr>
-        <w:rFonts w:asciiTheme="majorHAnsi" w:cstheme="majorBidi" w:eastAsiaTheme="majorEastAsia" w:hAnsiTheme="majorHAnsi"/>
+        <w:rFonts w:asciiTheme="majorHAnsi" w:cstheme="majorBidi" w:hAnsiTheme="majorHAnsi" w:eastAsia="黑体"/>
         <w:b/>
         <w:bCs/>
       </w:rPr>
@@ -5895,14 +6246,14 @@
     </w:tblStylePr>
     <w:tblStylePr w:type="firstCol">
       <w:rPr>
-        <w:rFonts w:asciiTheme="majorHAnsi" w:cstheme="majorBidi" w:eastAsiaTheme="majorEastAsia" w:hAnsiTheme="majorHAnsi"/>
+        <w:rFonts w:asciiTheme="majorHAnsi" w:cstheme="majorBidi" w:hAnsiTheme="majorHAnsi" w:eastAsia="黑体"/>
         <w:b/>
         <w:bCs/>
       </w:rPr>
     </w:tblStylePr>
     <w:tblStylePr w:type="lastCol">
       <w:rPr>
-        <w:rFonts w:asciiTheme="majorHAnsi" w:cstheme="majorBidi" w:eastAsiaTheme="majorEastAsia" w:hAnsiTheme="majorHAnsi"/>
+        <w:rFonts w:asciiTheme="majorHAnsi" w:cstheme="majorBidi" w:hAnsiTheme="majorHAnsi" w:eastAsia="黑体"/>
         <w:b/>
         <w:bCs/>
       </w:rPr>
@@ -5986,7 +6337,7 @@
         <w:spacing w:after="0" w:before="0" w:line="240" w:lineRule="auto"/>
       </w:pPr>
       <w:rPr>
-        <w:rFonts w:asciiTheme="majorHAnsi" w:cstheme="majorBidi" w:eastAsiaTheme="majorEastAsia" w:hAnsiTheme="majorHAnsi"/>
+        <w:rFonts w:asciiTheme="majorHAnsi" w:cstheme="majorBidi" w:hAnsiTheme="majorHAnsi" w:eastAsia="黑体"/>
         <w:b/>
         <w:bCs/>
       </w:rPr>
@@ -6007,7 +6358,7 @@
         <w:spacing w:after="0" w:before="0" w:line="240" w:lineRule="auto"/>
       </w:pPr>
       <w:rPr>
-        <w:rFonts w:asciiTheme="majorHAnsi" w:cstheme="majorBidi" w:eastAsiaTheme="majorEastAsia" w:hAnsiTheme="majorHAnsi"/>
+        <w:rFonts w:asciiTheme="majorHAnsi" w:cstheme="majorBidi" w:hAnsiTheme="majorHAnsi" w:eastAsia="黑体"/>
         <w:b/>
         <w:bCs/>
       </w:rPr>
@@ -6025,14 +6376,14 @@
     </w:tblStylePr>
     <w:tblStylePr w:type="firstCol">
       <w:rPr>
-        <w:rFonts w:asciiTheme="majorHAnsi" w:cstheme="majorBidi" w:eastAsiaTheme="majorEastAsia" w:hAnsiTheme="majorHAnsi"/>
+        <w:rFonts w:asciiTheme="majorHAnsi" w:cstheme="majorBidi" w:hAnsiTheme="majorHAnsi" w:eastAsia="黑体"/>
         <w:b/>
         <w:bCs/>
       </w:rPr>
     </w:tblStylePr>
     <w:tblStylePr w:type="lastCol">
       <w:rPr>
-        <w:rFonts w:asciiTheme="majorHAnsi" w:cstheme="majorBidi" w:eastAsiaTheme="majorEastAsia" w:hAnsiTheme="majorHAnsi"/>
+        <w:rFonts w:asciiTheme="majorHAnsi" w:cstheme="majorBidi" w:hAnsiTheme="majorHAnsi" w:eastAsia="黑体"/>
         <w:b/>
         <w:bCs/>
       </w:rPr>
@@ -6116,7 +6467,7 @@
         <w:spacing w:after="0" w:before="0" w:line="240" w:lineRule="auto"/>
       </w:pPr>
       <w:rPr>
-        <w:rFonts w:asciiTheme="majorHAnsi" w:cstheme="majorBidi" w:eastAsiaTheme="majorEastAsia" w:hAnsiTheme="majorHAnsi"/>
+        <w:rFonts w:asciiTheme="majorHAnsi" w:cstheme="majorBidi" w:hAnsiTheme="majorHAnsi" w:eastAsia="黑体"/>
         <w:b/>
         <w:bCs/>
       </w:rPr>
@@ -6137,7 +6488,7 @@
         <w:spacing w:after="0" w:before="0" w:line="240" w:lineRule="auto"/>
       </w:pPr>
       <w:rPr>
-        <w:rFonts w:asciiTheme="majorHAnsi" w:cstheme="majorBidi" w:eastAsiaTheme="majorEastAsia" w:hAnsiTheme="majorHAnsi"/>
+        <w:rFonts w:asciiTheme="majorHAnsi" w:cstheme="majorBidi" w:hAnsiTheme="majorHAnsi" w:eastAsia="黑体"/>
         <w:b/>
         <w:bCs/>
       </w:rPr>
@@ -6155,14 +6506,14 @@
     </w:tblStylePr>
     <w:tblStylePr w:type="firstCol">
       <w:rPr>
-        <w:rFonts w:asciiTheme="majorHAnsi" w:cstheme="majorBidi" w:eastAsiaTheme="majorEastAsia" w:hAnsiTheme="majorHAnsi"/>
+        <w:rFonts w:asciiTheme="majorHAnsi" w:cstheme="majorBidi" w:hAnsiTheme="majorHAnsi" w:eastAsia="黑体"/>
         <w:b/>
         <w:bCs/>
       </w:rPr>
     </w:tblStylePr>
     <w:tblStylePr w:type="lastCol">
       <w:rPr>
-        <w:rFonts w:asciiTheme="majorHAnsi" w:cstheme="majorBidi" w:eastAsiaTheme="majorEastAsia" w:hAnsiTheme="majorHAnsi"/>
+        <w:rFonts w:asciiTheme="majorHAnsi" w:cstheme="majorBidi" w:hAnsiTheme="majorHAnsi" w:eastAsia="黑体"/>
         <w:b/>
         <w:bCs/>
       </w:rPr>
@@ -6246,7 +6597,7 @@
         <w:spacing w:after="0" w:before="0" w:line="240" w:lineRule="auto"/>
       </w:pPr>
       <w:rPr>
-        <w:rFonts w:asciiTheme="majorHAnsi" w:cstheme="majorBidi" w:eastAsiaTheme="majorEastAsia" w:hAnsiTheme="majorHAnsi"/>
+        <w:rFonts w:asciiTheme="majorHAnsi" w:cstheme="majorBidi" w:hAnsiTheme="majorHAnsi" w:eastAsia="黑体"/>
         <w:b/>
         <w:bCs/>
       </w:rPr>
@@ -6267,7 +6618,7 @@
         <w:spacing w:after="0" w:before="0" w:line="240" w:lineRule="auto"/>
       </w:pPr>
       <w:rPr>
-        <w:rFonts w:asciiTheme="majorHAnsi" w:cstheme="majorBidi" w:eastAsiaTheme="majorEastAsia" w:hAnsiTheme="majorHAnsi"/>
+        <w:rFonts w:asciiTheme="majorHAnsi" w:cstheme="majorBidi" w:hAnsiTheme="majorHAnsi" w:eastAsia="黑体"/>
         <w:b/>
         <w:bCs/>
       </w:rPr>
@@ -6285,14 +6636,14 @@
     </w:tblStylePr>
     <w:tblStylePr w:type="firstCol">
       <w:rPr>
-        <w:rFonts w:asciiTheme="majorHAnsi" w:cstheme="majorBidi" w:eastAsiaTheme="majorEastAsia" w:hAnsiTheme="majorHAnsi"/>
+        <w:rFonts w:asciiTheme="majorHAnsi" w:cstheme="majorBidi" w:hAnsiTheme="majorHAnsi" w:eastAsia="黑体"/>
         <w:b/>
         <w:bCs/>
       </w:rPr>
     </w:tblStylePr>
     <w:tblStylePr w:type="lastCol">
       <w:rPr>
-        <w:rFonts w:asciiTheme="majorHAnsi" w:cstheme="majorBidi" w:eastAsiaTheme="majorEastAsia" w:hAnsiTheme="majorHAnsi"/>
+        <w:rFonts w:asciiTheme="majorHAnsi" w:cstheme="majorBidi" w:hAnsiTheme="majorHAnsi" w:eastAsia="黑体"/>
         <w:b/>
         <w:bCs/>
       </w:rPr>
@@ -6376,7 +6727,7 @@
         <w:spacing w:after="0" w:before="0" w:line="240" w:lineRule="auto"/>
       </w:pPr>
       <w:rPr>
-        <w:rFonts w:asciiTheme="majorHAnsi" w:cstheme="majorBidi" w:eastAsiaTheme="majorEastAsia" w:hAnsiTheme="majorHAnsi"/>
+        <w:rFonts w:asciiTheme="majorHAnsi" w:cstheme="majorBidi" w:hAnsiTheme="majorHAnsi" w:eastAsia="黑体"/>
         <w:b/>
         <w:bCs/>
       </w:rPr>
@@ -6397,7 +6748,7 @@
         <w:spacing w:after="0" w:before="0" w:line="240" w:lineRule="auto"/>
       </w:pPr>
       <w:rPr>
-        <w:rFonts w:asciiTheme="majorHAnsi" w:cstheme="majorBidi" w:eastAsiaTheme="majorEastAsia" w:hAnsiTheme="majorHAnsi"/>
+        <w:rFonts w:asciiTheme="majorHAnsi" w:cstheme="majorBidi" w:hAnsiTheme="majorHAnsi" w:eastAsia="黑体"/>
         <w:b/>
         <w:bCs/>
       </w:rPr>
@@ -6415,14 +6766,14 @@
     </w:tblStylePr>
     <w:tblStylePr w:type="firstCol">
       <w:rPr>
-        <w:rFonts w:asciiTheme="majorHAnsi" w:cstheme="majorBidi" w:eastAsiaTheme="majorEastAsia" w:hAnsiTheme="majorHAnsi"/>
+        <w:rFonts w:asciiTheme="majorHAnsi" w:cstheme="majorBidi" w:hAnsiTheme="majorHAnsi" w:eastAsia="黑体"/>
         <w:b/>
         <w:bCs/>
       </w:rPr>
     </w:tblStylePr>
     <w:tblStylePr w:type="lastCol">
       <w:rPr>
-        <w:rFonts w:asciiTheme="majorHAnsi" w:cstheme="majorBidi" w:eastAsiaTheme="majorEastAsia" w:hAnsiTheme="majorHAnsi"/>
+        <w:rFonts w:asciiTheme="majorHAnsi" w:cstheme="majorBidi" w:hAnsiTheme="majorHAnsi" w:eastAsia="黑体"/>
         <w:b/>
         <w:bCs/>
       </w:rPr>
@@ -6506,7 +6857,7 @@
         <w:spacing w:after="0" w:before="0" w:line="240" w:lineRule="auto"/>
       </w:pPr>
       <w:rPr>
-        <w:rFonts w:asciiTheme="majorHAnsi" w:cstheme="majorBidi" w:eastAsiaTheme="majorEastAsia" w:hAnsiTheme="majorHAnsi"/>
+        <w:rFonts w:asciiTheme="majorHAnsi" w:cstheme="majorBidi" w:hAnsiTheme="majorHAnsi" w:eastAsia="黑体"/>
         <w:b/>
         <w:bCs/>
       </w:rPr>
@@ -6527,7 +6878,7 @@
         <w:spacing w:after="0" w:before="0" w:line="240" w:lineRule="auto"/>
       </w:pPr>
       <w:rPr>
-        <w:rFonts w:asciiTheme="majorHAnsi" w:cstheme="majorBidi" w:eastAsiaTheme="majorEastAsia" w:hAnsiTheme="majorHAnsi"/>
+        <w:rFonts w:asciiTheme="majorHAnsi" w:cstheme="majorBidi" w:hAnsiTheme="majorHAnsi" w:eastAsia="黑体"/>
         <w:b/>
         <w:bCs/>
       </w:rPr>
@@ -6545,14 +6896,14 @@
     </w:tblStylePr>
     <w:tblStylePr w:type="firstCol">
       <w:rPr>
-        <w:rFonts w:asciiTheme="majorHAnsi" w:cstheme="majorBidi" w:eastAsiaTheme="majorEastAsia" w:hAnsiTheme="majorHAnsi"/>
+        <w:rFonts w:asciiTheme="majorHAnsi" w:cstheme="majorBidi" w:hAnsiTheme="majorHAnsi" w:eastAsia="黑体"/>
         <w:b/>
         <w:bCs/>
       </w:rPr>
     </w:tblStylePr>
     <w:tblStylePr w:type="lastCol">
       <w:rPr>
-        <w:rFonts w:asciiTheme="majorHAnsi" w:cstheme="majorBidi" w:eastAsiaTheme="majorEastAsia" w:hAnsiTheme="majorHAnsi"/>
+        <w:rFonts w:asciiTheme="majorHAnsi" w:cstheme="majorBidi" w:hAnsiTheme="majorHAnsi" w:eastAsia="黑体"/>
         <w:b/>
         <w:bCs/>
       </w:rPr>
@@ -6636,7 +6987,7 @@
         <w:spacing w:after="0" w:before="0" w:line="240" w:lineRule="auto"/>
       </w:pPr>
       <w:rPr>
-        <w:rFonts w:asciiTheme="majorHAnsi" w:cstheme="majorBidi" w:eastAsiaTheme="majorEastAsia" w:hAnsiTheme="majorHAnsi"/>
+        <w:rFonts w:asciiTheme="majorHAnsi" w:cstheme="majorBidi" w:hAnsiTheme="majorHAnsi" w:eastAsia="黑体"/>
         <w:b/>
         <w:bCs/>
       </w:rPr>
@@ -6657,7 +7008,7 @@
         <w:spacing w:after="0" w:before="0" w:line="240" w:lineRule="auto"/>
       </w:pPr>
       <w:rPr>
-        <w:rFonts w:asciiTheme="majorHAnsi" w:cstheme="majorBidi" w:eastAsiaTheme="majorEastAsia" w:hAnsiTheme="majorHAnsi"/>
+        <w:rFonts w:asciiTheme="majorHAnsi" w:cstheme="majorBidi" w:hAnsiTheme="majorHAnsi" w:eastAsia="黑体"/>
         <w:b/>
         <w:bCs/>
       </w:rPr>
@@ -6675,14 +7026,14 @@
     </w:tblStylePr>
     <w:tblStylePr w:type="firstCol">
       <w:rPr>
-        <w:rFonts w:asciiTheme="majorHAnsi" w:cstheme="majorBidi" w:eastAsiaTheme="majorEastAsia" w:hAnsiTheme="majorHAnsi"/>
+        <w:rFonts w:asciiTheme="majorHAnsi" w:cstheme="majorBidi" w:hAnsiTheme="majorHAnsi" w:eastAsia="黑体"/>
         <w:b/>
         <w:bCs/>
       </w:rPr>
     </w:tblStylePr>
     <w:tblStylePr w:type="lastCol">
       <w:rPr>
-        <w:rFonts w:asciiTheme="majorHAnsi" w:cstheme="majorBidi" w:eastAsiaTheme="majorEastAsia" w:hAnsiTheme="majorHAnsi"/>
+        <w:rFonts w:asciiTheme="majorHAnsi" w:cstheme="majorBidi" w:hAnsiTheme="majorHAnsi" w:eastAsia="黑体"/>
         <w:b/>
         <w:bCs/>
       </w:rPr>
@@ -6765,6 +7116,7 @@
         <w:spacing w:after="0" w:before="0" w:line="240" w:lineRule="auto"/>
       </w:pPr>
       <w:rPr>
+        <w:rFonts w:eastAsia="黑体"/>
         <w:b/>
         <w:bCs/>
         <w:color w:themeColor="background1" w:val="FFFFFF"/>
@@ -6787,6 +7139,7 @@
         <w:spacing w:after="0" w:before="0" w:line="240" w:lineRule="auto"/>
       </w:pPr>
       <w:rPr>
+        <w:rFonts w:eastAsia="黑体"/>
         <w:b/>
         <w:bCs/>
       </w:rPr>
@@ -6804,12 +7157,14 @@
     </w:tblStylePr>
     <w:tblStylePr w:type="firstCol">
       <w:rPr>
+        <w:rFonts w:eastAsia="黑体"/>
         <w:b/>
         <w:bCs/>
       </w:rPr>
     </w:tblStylePr>
     <w:tblStylePr w:type="lastCol">
       <w:rPr>
+        <w:rFonts w:eastAsia="黑体"/>
         <w:b/>
         <w:bCs/>
       </w:rPr>
@@ -6871,6 +7226,7 @@
         <w:spacing w:after="0" w:before="0" w:line="240" w:lineRule="auto"/>
       </w:pPr>
       <w:rPr>
+        <w:rFonts w:eastAsia="黑体"/>
         <w:b/>
         <w:bCs/>
         <w:color w:themeColor="background1" w:val="FFFFFF"/>
@@ -6893,6 +7249,7 @@
         <w:spacing w:after="0" w:before="0" w:line="240" w:lineRule="auto"/>
       </w:pPr>
       <w:rPr>
+        <w:rFonts w:eastAsia="黑体"/>
         <w:b/>
         <w:bCs/>
       </w:rPr>
@@ -6910,12 +7267,14 @@
     </w:tblStylePr>
     <w:tblStylePr w:type="firstCol">
       <w:rPr>
+        <w:rFonts w:eastAsia="黑体"/>
         <w:b/>
         <w:bCs/>
       </w:rPr>
     </w:tblStylePr>
     <w:tblStylePr w:type="lastCol">
       <w:rPr>
+        <w:rFonts w:eastAsia="黑体"/>
         <w:b/>
         <w:bCs/>
       </w:rPr>
@@ -6977,6 +7336,7 @@
         <w:spacing w:after="0" w:before="0" w:line="240" w:lineRule="auto"/>
       </w:pPr>
       <w:rPr>
+        <w:rFonts w:eastAsia="黑体"/>
         <w:b/>
         <w:bCs/>
         <w:color w:themeColor="background1" w:val="FFFFFF"/>
@@ -6999,6 +7359,7 @@
         <w:spacing w:after="0" w:before="0" w:line="240" w:lineRule="auto"/>
       </w:pPr>
       <w:rPr>
+        <w:rFonts w:eastAsia="黑体"/>
         <w:b/>
         <w:bCs/>
       </w:rPr>
@@ -7016,12 +7377,14 @@
     </w:tblStylePr>
     <w:tblStylePr w:type="firstCol">
       <w:rPr>
+        <w:rFonts w:eastAsia="黑体"/>
         <w:b/>
         <w:bCs/>
       </w:rPr>
     </w:tblStylePr>
     <w:tblStylePr w:type="lastCol">
       <w:rPr>
+        <w:rFonts w:eastAsia="黑体"/>
         <w:b/>
         <w:bCs/>
       </w:rPr>
@@ -7083,6 +7446,7 @@
         <w:spacing w:after="0" w:before="0" w:line="240" w:lineRule="auto"/>
       </w:pPr>
       <w:rPr>
+        <w:rFonts w:eastAsia="黑体"/>
         <w:b/>
         <w:bCs/>
         <w:color w:themeColor="background1" w:val="FFFFFF"/>
@@ -7105,6 +7469,7 @@
         <w:spacing w:after="0" w:before="0" w:line="240" w:lineRule="auto"/>
       </w:pPr>
       <w:rPr>
+        <w:rFonts w:eastAsia="黑体"/>
         <w:b/>
         <w:bCs/>
       </w:rPr>
@@ -7122,12 +7487,14 @@
     </w:tblStylePr>
     <w:tblStylePr w:type="firstCol">
       <w:rPr>
+        <w:rFonts w:eastAsia="黑体"/>
         <w:b/>
         <w:bCs/>
       </w:rPr>
     </w:tblStylePr>
     <w:tblStylePr w:type="lastCol">
       <w:rPr>
+        <w:rFonts w:eastAsia="黑体"/>
         <w:b/>
         <w:bCs/>
       </w:rPr>
@@ -7189,6 +7556,7 @@
         <w:spacing w:after="0" w:before="0" w:line="240" w:lineRule="auto"/>
       </w:pPr>
       <w:rPr>
+        <w:rFonts w:eastAsia="黑体"/>
         <w:b/>
         <w:bCs/>
         <w:color w:themeColor="background1" w:val="FFFFFF"/>
@@ -7211,6 +7579,7 @@
         <w:spacing w:after="0" w:before="0" w:line="240" w:lineRule="auto"/>
       </w:pPr>
       <w:rPr>
+        <w:rFonts w:eastAsia="黑体"/>
         <w:b/>
         <w:bCs/>
       </w:rPr>
@@ -7228,12 +7597,14 @@
     </w:tblStylePr>
     <w:tblStylePr w:type="firstCol">
       <w:rPr>
+        <w:rFonts w:eastAsia="黑体"/>
         <w:b/>
         <w:bCs/>
       </w:rPr>
     </w:tblStylePr>
     <w:tblStylePr w:type="lastCol">
       <w:rPr>
+        <w:rFonts w:eastAsia="黑体"/>
         <w:b/>
         <w:bCs/>
       </w:rPr>
@@ -7295,6 +7666,7 @@
         <w:spacing w:after="0" w:before="0" w:line="240" w:lineRule="auto"/>
       </w:pPr>
       <w:rPr>
+        <w:rFonts w:eastAsia="黑体"/>
         <w:b/>
         <w:bCs/>
         <w:color w:themeColor="background1" w:val="FFFFFF"/>
@@ -7317,6 +7689,7 @@
         <w:spacing w:after="0" w:before="0" w:line="240" w:lineRule="auto"/>
       </w:pPr>
       <w:rPr>
+        <w:rFonts w:eastAsia="黑体"/>
         <w:b/>
         <w:bCs/>
       </w:rPr>
@@ -7334,12 +7707,14 @@
     </w:tblStylePr>
     <w:tblStylePr w:type="firstCol">
       <w:rPr>
+        <w:rFonts w:eastAsia="黑体"/>
         <w:b/>
         <w:bCs/>
       </w:rPr>
     </w:tblStylePr>
     <w:tblStylePr w:type="lastCol">
       <w:rPr>
+        <w:rFonts w:eastAsia="黑体"/>
         <w:b/>
         <w:bCs/>
       </w:rPr>
@@ -7401,6 +7776,7 @@
         <w:spacing w:after="0" w:before="0" w:line="240" w:lineRule="auto"/>
       </w:pPr>
       <w:rPr>
+        <w:rFonts w:eastAsia="黑体"/>
         <w:b/>
         <w:bCs/>
         <w:color w:themeColor="background1" w:val="FFFFFF"/>
@@ -7423,6 +7799,7 @@
         <w:spacing w:after="0" w:before="0" w:line="240" w:lineRule="auto"/>
       </w:pPr>
       <w:rPr>
+        <w:rFonts w:eastAsia="黑体"/>
         <w:b/>
         <w:bCs/>
       </w:rPr>
@@ -7440,12 +7817,14 @@
     </w:tblStylePr>
     <w:tblStylePr w:type="firstCol">
       <w:rPr>
+        <w:rFonts w:eastAsia="黑体"/>
         <w:b/>
         <w:bCs/>
       </w:rPr>
     </w:tblStylePr>
     <w:tblStylePr w:type="lastCol">
       <w:rPr>
+        <w:rFonts w:eastAsia="黑体"/>
         <w:b/>
         <w:bCs/>
       </w:rPr>
@@ -7504,6 +7883,7 @@
         <w:spacing w:after="0" w:before="0" w:line="240" w:lineRule="auto"/>
       </w:pPr>
       <w:rPr>
+        <w:rFonts w:eastAsia="黑体"/>
         <w:b/>
         <w:bCs/>
         <w:color w:themeColor="background1" w:val="FFFFFF"/>
@@ -7526,6 +7906,7 @@
         <w:spacing w:after="0" w:before="0" w:line="240" w:lineRule="auto"/>
       </w:pPr>
       <w:rPr>
+        <w:rFonts w:eastAsia="黑体"/>
         <w:color w:val="auto"/>
       </w:rPr>
       <w:tblPr/>
@@ -7543,6 +7924,7 @@
     </w:tblStylePr>
     <w:tblStylePr w:type="firstCol">
       <w:rPr>
+        <w:rFonts w:eastAsia="黑体"/>
         <w:b/>
         <w:bCs/>
         <w:color w:themeColor="background1" w:val="FFFFFF"/>
@@ -7562,6 +7944,7 @@
     </w:tblStylePr>
     <w:tblStylePr w:type="lastCol">
       <w:rPr>
+        <w:rFonts w:eastAsia="黑体"/>
         <w:b/>
         <w:bCs/>
         <w:color w:themeColor="background1" w:val="FFFFFF"/>
@@ -7610,6 +7993,7 @@
     </w:tblStylePr>
     <w:tblStylePr w:type="nwCell">
       <w:rPr>
+        <w:rFonts w:eastAsia="黑体"/>
         <w:color w:themeColor="background1" w:val="FFFFFF"/>
       </w:rPr>
       <w:tblPr/>
@@ -7653,6 +8037,7 @@
         <w:spacing w:after="0" w:before="0" w:line="240" w:lineRule="auto"/>
       </w:pPr>
       <w:rPr>
+        <w:rFonts w:eastAsia="黑体"/>
         <w:b/>
         <w:bCs/>
         <w:color w:themeColor="background1" w:val="FFFFFF"/>
@@ -7675,6 +8060,7 @@
         <w:spacing w:after="0" w:before="0" w:line="240" w:lineRule="auto"/>
       </w:pPr>
       <w:rPr>
+        <w:rFonts w:eastAsia="黑体"/>
         <w:color w:val="auto"/>
       </w:rPr>
       <w:tblPr/>
@@ -7692,6 +8078,7 @@
     </w:tblStylePr>
     <w:tblStylePr w:type="firstCol">
       <w:rPr>
+        <w:rFonts w:eastAsia="黑体"/>
         <w:b/>
         <w:bCs/>
         <w:color w:themeColor="background1" w:val="FFFFFF"/>
@@ -7711,6 +8098,7 @@
     </w:tblStylePr>
     <w:tblStylePr w:type="lastCol">
       <w:rPr>
+        <w:rFonts w:eastAsia="黑体"/>
         <w:b/>
         <w:bCs/>
         <w:color w:themeColor="background1" w:val="FFFFFF"/>
@@ -7759,6 +8147,7 @@
     </w:tblStylePr>
     <w:tblStylePr w:type="nwCell">
       <w:rPr>
+        <w:rFonts w:eastAsia="黑体"/>
         <w:color w:themeColor="background1" w:val="FFFFFF"/>
       </w:rPr>
       <w:tblPr/>
@@ -7802,6 +8191,7 @@
         <w:spacing w:after="0" w:before="0" w:line="240" w:lineRule="auto"/>
       </w:pPr>
       <w:rPr>
+        <w:rFonts w:eastAsia="黑体"/>
         <w:b/>
         <w:bCs/>
         <w:color w:themeColor="background1" w:val="FFFFFF"/>
@@ -7824,6 +8214,7 @@
         <w:spacing w:after="0" w:before="0" w:line="240" w:lineRule="auto"/>
       </w:pPr>
       <w:rPr>
+        <w:rFonts w:eastAsia="黑体"/>
         <w:color w:val="auto"/>
       </w:rPr>
       <w:tblPr/>
@@ -7841,6 +8232,7 @@
     </w:tblStylePr>
     <w:tblStylePr w:type="firstCol">
       <w:rPr>
+        <w:rFonts w:eastAsia="黑体"/>
         <w:b/>
         <w:bCs/>
         <w:color w:themeColor="background1" w:val="FFFFFF"/>
@@ -7860,6 +8252,7 @@
     </w:tblStylePr>
     <w:tblStylePr w:type="lastCol">
       <w:rPr>
+        <w:rFonts w:eastAsia="黑体"/>
         <w:b/>
         <w:bCs/>
         <w:color w:themeColor="background1" w:val="FFFFFF"/>
@@ -7908,6 +8301,7 @@
     </w:tblStylePr>
     <w:tblStylePr w:type="nwCell">
       <w:rPr>
+        <w:rFonts w:eastAsia="黑体"/>
         <w:color w:themeColor="background1" w:val="FFFFFF"/>
       </w:rPr>
       <w:tblPr/>
@@ -7951,6 +8345,7 @@
         <w:spacing w:after="0" w:before="0" w:line="240" w:lineRule="auto"/>
       </w:pPr>
       <w:rPr>
+        <w:rFonts w:eastAsia="黑体"/>
         <w:b/>
         <w:bCs/>
         <w:color w:themeColor="background1" w:val="FFFFFF"/>
@@ -7973,6 +8368,7 @@
         <w:spacing w:after="0" w:before="0" w:line="240" w:lineRule="auto"/>
       </w:pPr>
       <w:rPr>
+        <w:rFonts w:eastAsia="黑体"/>
         <w:color w:val="auto"/>
       </w:rPr>
       <w:tblPr/>
@@ -7990,6 +8386,7 @@
     </w:tblStylePr>
     <w:tblStylePr w:type="firstCol">
       <w:rPr>
+        <w:rFonts w:eastAsia="黑体"/>
         <w:b/>
         <w:bCs/>
         <w:color w:themeColor="background1" w:val="FFFFFF"/>
@@ -8009,6 +8406,7 @@
     </w:tblStylePr>
     <w:tblStylePr w:type="lastCol">
       <w:rPr>
+        <w:rFonts w:eastAsia="黑体"/>
         <w:b/>
         <w:bCs/>
         <w:color w:themeColor="background1" w:val="FFFFFF"/>
@@ -8057,6 +8455,7 @@
     </w:tblStylePr>
     <w:tblStylePr w:type="nwCell">
       <w:rPr>
+        <w:rFonts w:eastAsia="黑体"/>
         <w:color w:themeColor="background1" w:val="FFFFFF"/>
       </w:rPr>
       <w:tblPr/>
@@ -8100,6 +8499,7 @@
         <w:spacing w:after="0" w:before="0" w:line="240" w:lineRule="auto"/>
       </w:pPr>
       <w:rPr>
+        <w:rFonts w:eastAsia="黑体"/>
         <w:b/>
         <w:bCs/>
         <w:color w:themeColor="background1" w:val="FFFFFF"/>
@@ -8122,6 +8522,7 @@
         <w:spacing w:after="0" w:before="0" w:line="240" w:lineRule="auto"/>
       </w:pPr>
       <w:rPr>
+        <w:rFonts w:eastAsia="黑体"/>
         <w:color w:val="auto"/>
       </w:rPr>
       <w:tblPr/>
@@ -8139,6 +8540,7 @@
     </w:tblStylePr>
     <w:tblStylePr w:type="firstCol">
       <w:rPr>
+        <w:rFonts w:eastAsia="黑体"/>
         <w:b/>
         <w:bCs/>
         <w:color w:themeColor="background1" w:val="FFFFFF"/>
@@ -8158,6 +8560,7 @@
     </w:tblStylePr>
     <w:tblStylePr w:type="lastCol">
       <w:rPr>
+        <w:rFonts w:eastAsia="黑体"/>
         <w:b/>
         <w:bCs/>
         <w:color w:themeColor="background1" w:val="FFFFFF"/>
@@ -8206,6 +8609,7 @@
     </w:tblStylePr>
     <w:tblStylePr w:type="nwCell">
       <w:rPr>
+        <w:rFonts w:eastAsia="黑体"/>
         <w:color w:themeColor="background1" w:val="FFFFFF"/>
       </w:rPr>
       <w:tblPr/>
@@ -8249,6 +8653,7 @@
         <w:spacing w:after="0" w:before="0" w:line="240" w:lineRule="auto"/>
       </w:pPr>
       <w:rPr>
+        <w:rFonts w:eastAsia="黑体"/>
         <w:b/>
         <w:bCs/>
         <w:color w:themeColor="background1" w:val="FFFFFF"/>
@@ -8271,6 +8676,7 @@
         <w:spacing w:after="0" w:before="0" w:line="240" w:lineRule="auto"/>
       </w:pPr>
       <w:rPr>
+        <w:rFonts w:eastAsia="黑体"/>
         <w:color w:val="auto"/>
       </w:rPr>
       <w:tblPr/>
@@ -8288,6 +8694,7 @@
     </w:tblStylePr>
     <w:tblStylePr w:type="firstCol">
       <w:rPr>
+        <w:rFonts w:eastAsia="黑体"/>
         <w:b/>
         <w:bCs/>
         <w:color w:themeColor="background1" w:val="FFFFFF"/>
@@ -8307,6 +8714,7 @@
     </w:tblStylePr>
     <w:tblStylePr w:type="lastCol">
       <w:rPr>
+        <w:rFonts w:eastAsia="黑体"/>
         <w:b/>
         <w:bCs/>
         <w:color w:themeColor="background1" w:val="FFFFFF"/>
@@ -8355,6 +8763,7 @@
     </w:tblStylePr>
     <w:tblStylePr w:type="nwCell">
       <w:rPr>
+        <w:rFonts w:eastAsia="黑体"/>
         <w:color w:themeColor="background1" w:val="FFFFFF"/>
       </w:rPr>
       <w:tblPr/>
@@ -8398,6 +8807,7 @@
         <w:spacing w:after="0" w:before="0" w:line="240" w:lineRule="auto"/>
       </w:pPr>
       <w:rPr>
+        <w:rFonts w:eastAsia="黑体"/>
         <w:b/>
         <w:bCs/>
         <w:color w:themeColor="background1" w:val="FFFFFF"/>
@@ -8420,6 +8830,7 @@
         <w:spacing w:after="0" w:before="0" w:line="240" w:lineRule="auto"/>
       </w:pPr>
       <w:rPr>
+        <w:rFonts w:eastAsia="黑体"/>
         <w:color w:val="auto"/>
       </w:rPr>
       <w:tblPr/>
@@ -8437,6 +8848,7 @@
     </w:tblStylePr>
     <w:tblStylePr w:type="firstCol">
       <w:rPr>
+        <w:rFonts w:eastAsia="黑体"/>
         <w:b/>
         <w:bCs/>
         <w:color w:themeColor="background1" w:val="FFFFFF"/>
@@ -8456,6 +8868,7 @@
     </w:tblStylePr>
     <w:tblStylePr w:type="lastCol">
       <w:rPr>
+        <w:rFonts w:eastAsia="黑体"/>
         <w:b/>
         <w:bCs/>
         <w:color w:themeColor="background1" w:val="FFFFFF"/>
@@ -8504,6 +8917,7 @@
     </w:tblStylePr>
     <w:tblStylePr w:type="nwCell">
       <w:rPr>
+        <w:rFonts w:eastAsia="黑体"/>
         <w:color w:themeColor="background1" w:val="FFFFFF"/>
       </w:rPr>
       <w:tblPr/>
@@ -8528,6 +8942,7 @@
       <w:spacing w:after="0" w:line="240" w:lineRule="auto"/>
     </w:pPr>
     <w:rPr>
+      <w:rFonts w:eastAsia="黑体"/>
       <w:color w:themeColor="text1" w:val="000000"/>
     </w:rPr>
     <w:tblPr>
@@ -8547,7 +8962,7 @@
     </w:tblPr>
     <w:tblStylePr w:type="firstRow">
       <w:rPr>
-        <w:rFonts w:asciiTheme="majorHAnsi" w:cstheme="majorBidi" w:eastAsiaTheme="majorEastAsia" w:hAnsiTheme="majorHAnsi"/>
+        <w:rFonts w:asciiTheme="majorHAnsi" w:cstheme="majorBidi" w:hAnsiTheme="majorHAnsi" w:eastAsia="黑体"/>
       </w:rPr>
       <w:tblPr/>
       <w:tcPr>
@@ -8559,6 +8974,7 @@
     </w:tblStylePr>
     <w:tblStylePr w:type="lastRow">
       <w:rPr>
+        <w:rFonts w:eastAsia="黑体"/>
         <w:b/>
         <w:bCs/>
         <w:color w:themeColor="text2" w:val="1F497D"/>
@@ -8573,12 +8989,14 @@
     </w:tblStylePr>
     <w:tblStylePr w:type="firstCol">
       <w:rPr>
+        <w:rFonts w:eastAsia="黑体"/>
         <w:b/>
         <w:bCs/>
       </w:rPr>
     </w:tblStylePr>
     <w:tblStylePr w:type="lastCol">
       <w:rPr>
+        <w:rFonts w:eastAsia="黑体"/>
         <w:b/>
         <w:bCs/>
       </w:rPr>
@@ -8612,6 +9030,7 @@
       <w:spacing w:after="0" w:line="240" w:lineRule="auto"/>
     </w:pPr>
     <w:rPr>
+      <w:rFonts w:eastAsia="黑体"/>
       <w:color w:themeColor="text1" w:val="000000"/>
     </w:rPr>
     <w:tblPr>
@@ -8631,7 +9050,7 @@
     </w:tblPr>
     <w:tblStylePr w:type="firstRow">
       <w:rPr>
-        <w:rFonts w:asciiTheme="majorHAnsi" w:cstheme="majorBidi" w:eastAsiaTheme="majorEastAsia" w:hAnsiTheme="majorHAnsi"/>
+        <w:rFonts w:asciiTheme="majorHAnsi" w:cstheme="majorBidi" w:hAnsiTheme="majorHAnsi" w:eastAsia="黑体"/>
       </w:rPr>
       <w:tblPr/>
       <w:tcPr>
@@ -8643,6 +9062,7 @@
     </w:tblStylePr>
     <w:tblStylePr w:type="lastRow">
       <w:rPr>
+        <w:rFonts w:eastAsia="黑体"/>
         <w:b/>
         <w:bCs/>
         <w:color w:themeColor="text2" w:val="1F497D"/>
@@ -8657,12 +9077,14 @@
     </w:tblStylePr>
     <w:tblStylePr w:type="firstCol">
       <w:rPr>
+        <w:rFonts w:eastAsia="黑体"/>
         <w:b/>
         <w:bCs/>
       </w:rPr>
     </w:tblStylePr>
     <w:tblStylePr w:type="lastCol">
       <w:rPr>
+        <w:rFonts w:eastAsia="黑体"/>
         <w:b/>
         <w:bCs/>
       </w:rPr>
@@ -8696,6 +9118,7 @@
       <w:spacing w:after="0" w:line="240" w:lineRule="auto"/>
     </w:pPr>
     <w:rPr>
+      <w:rFonts w:eastAsia="黑体"/>
       <w:color w:themeColor="text1" w:val="000000"/>
     </w:rPr>
     <w:tblPr>
@@ -8715,7 +9138,7 @@
     </w:tblPr>
     <w:tblStylePr w:type="firstRow">
       <w:rPr>
-        <w:rFonts w:asciiTheme="majorHAnsi" w:cstheme="majorBidi" w:eastAsiaTheme="majorEastAsia" w:hAnsiTheme="majorHAnsi"/>
+        <w:rFonts w:asciiTheme="majorHAnsi" w:cstheme="majorBidi" w:hAnsiTheme="majorHAnsi" w:eastAsia="黑体"/>
       </w:rPr>
       <w:tblPr/>
       <w:tcPr>
@@ -8727,6 +9150,7 @@
     </w:tblStylePr>
     <w:tblStylePr w:type="lastRow">
       <w:rPr>
+        <w:rFonts w:eastAsia="黑体"/>
         <w:b/>
         <w:bCs/>
         <w:color w:themeColor="text2" w:val="1F497D"/>
@@ -8741,12 +9165,14 @@
     </w:tblStylePr>
     <w:tblStylePr w:type="firstCol">
       <w:rPr>
+        <w:rFonts w:eastAsia="黑体"/>
         <w:b/>
         <w:bCs/>
       </w:rPr>
     </w:tblStylePr>
     <w:tblStylePr w:type="lastCol">
       <w:rPr>
+        <w:rFonts w:eastAsia="黑体"/>
         <w:b/>
         <w:bCs/>
       </w:rPr>
@@ -8780,6 +9206,7 @@
       <w:spacing w:after="0" w:line="240" w:lineRule="auto"/>
     </w:pPr>
     <w:rPr>
+      <w:rFonts w:eastAsia="黑体"/>
       <w:color w:themeColor="text1" w:val="000000"/>
     </w:rPr>
     <w:tblPr>
@@ -8799,7 +9226,7 @@
     </w:tblPr>
     <w:tblStylePr w:type="firstRow">
       <w:rPr>
-        <w:rFonts w:asciiTheme="majorHAnsi" w:cstheme="majorBidi" w:eastAsiaTheme="majorEastAsia" w:hAnsiTheme="majorHAnsi"/>
+        <w:rFonts w:asciiTheme="majorHAnsi" w:cstheme="majorBidi" w:hAnsiTheme="majorHAnsi" w:eastAsia="黑体"/>
       </w:rPr>
       <w:tblPr/>
       <w:tcPr>
@@ -8811,6 +9238,7 @@
     </w:tblStylePr>
     <w:tblStylePr w:type="lastRow">
       <w:rPr>
+        <w:rFonts w:eastAsia="黑体"/>
         <w:b/>
         <w:bCs/>
         <w:color w:themeColor="text2" w:val="1F497D"/>
@@ -8825,12 +9253,14 @@
     </w:tblStylePr>
     <w:tblStylePr w:type="firstCol">
       <w:rPr>
+        <w:rFonts w:eastAsia="黑体"/>
         <w:b/>
         <w:bCs/>
       </w:rPr>
     </w:tblStylePr>
     <w:tblStylePr w:type="lastCol">
       <w:rPr>
+        <w:rFonts w:eastAsia="黑体"/>
         <w:b/>
         <w:bCs/>
       </w:rPr>
@@ -8864,6 +9294,7 @@
       <w:spacing w:after="0" w:line="240" w:lineRule="auto"/>
     </w:pPr>
     <w:rPr>
+      <w:rFonts w:eastAsia="黑体"/>
       <w:color w:themeColor="text1" w:val="000000"/>
     </w:rPr>
     <w:tblPr>
@@ -8883,7 +9314,7 @@
     </w:tblPr>
     <w:tblStylePr w:type="firstRow">
       <w:rPr>
-        <w:rFonts w:asciiTheme="majorHAnsi" w:cstheme="majorBidi" w:eastAsiaTheme="majorEastAsia" w:hAnsiTheme="majorHAnsi"/>
+        <w:rFonts w:asciiTheme="majorHAnsi" w:cstheme="majorBidi" w:hAnsiTheme="majorHAnsi" w:eastAsia="黑体"/>
       </w:rPr>
       <w:tblPr/>
       <w:tcPr>
@@ -8895,6 +9326,7 @@
     </w:tblStylePr>
     <w:tblStylePr w:type="lastRow">
       <w:rPr>
+        <w:rFonts w:eastAsia="黑体"/>
         <w:b/>
         <w:bCs/>
         <w:color w:themeColor="text2" w:val="1F497D"/>
@@ -8909,12 +9341,14 @@
     </w:tblStylePr>
     <w:tblStylePr w:type="firstCol">
       <w:rPr>
+        <w:rFonts w:eastAsia="黑体"/>
         <w:b/>
         <w:bCs/>
       </w:rPr>
     </w:tblStylePr>
     <w:tblStylePr w:type="lastCol">
       <w:rPr>
+        <w:rFonts w:eastAsia="黑体"/>
         <w:b/>
         <w:bCs/>
       </w:rPr>
@@ -8948,6 +9382,7 @@
       <w:spacing w:after="0" w:line="240" w:lineRule="auto"/>
     </w:pPr>
     <w:rPr>
+      <w:rFonts w:eastAsia="黑体"/>
       <w:color w:themeColor="text1" w:val="000000"/>
     </w:rPr>
     <w:tblPr>
@@ -8967,7 +9402,7 @@
     </w:tblPr>
     <w:tblStylePr w:type="firstRow">
       <w:rPr>
-        <w:rFonts w:asciiTheme="majorHAnsi" w:cstheme="majorBidi" w:eastAsiaTheme="majorEastAsia" w:hAnsiTheme="majorHAnsi"/>
+        <w:rFonts w:asciiTheme="majorHAnsi" w:cstheme="majorBidi" w:hAnsiTheme="majorHAnsi" w:eastAsia="黑体"/>
       </w:rPr>
       <w:tblPr/>
       <w:tcPr>
@@ -8979,6 +9414,7 @@
     </w:tblStylePr>
     <w:tblStylePr w:type="lastRow">
       <w:rPr>
+        <w:rFonts w:eastAsia="黑体"/>
         <w:b/>
         <w:bCs/>
         <w:color w:themeColor="text2" w:val="1F497D"/>
@@ -8993,12 +9429,14 @@
     </w:tblStylePr>
     <w:tblStylePr w:type="firstCol">
       <w:rPr>
+        <w:rFonts w:eastAsia="黑体"/>
         <w:b/>
         <w:bCs/>
       </w:rPr>
     </w:tblStylePr>
     <w:tblStylePr w:type="lastCol">
       <w:rPr>
+        <w:rFonts w:eastAsia="黑体"/>
         <w:b/>
         <w:bCs/>
       </w:rPr>
@@ -9032,6 +9470,7 @@
       <w:spacing w:after="0" w:line="240" w:lineRule="auto"/>
     </w:pPr>
     <w:rPr>
+      <w:rFonts w:eastAsia="黑体"/>
       <w:color w:themeColor="text1" w:val="000000"/>
     </w:rPr>
     <w:tblPr>
@@ -9051,7 +9490,7 @@
     </w:tblPr>
     <w:tblStylePr w:type="firstRow">
       <w:rPr>
-        <w:rFonts w:asciiTheme="majorHAnsi" w:cstheme="majorBidi" w:eastAsiaTheme="majorEastAsia" w:hAnsiTheme="majorHAnsi"/>
+        <w:rFonts w:asciiTheme="majorHAnsi" w:cstheme="majorBidi" w:hAnsiTheme="majorHAnsi" w:eastAsia="黑体"/>
       </w:rPr>
       <w:tblPr/>
       <w:tcPr>
@@ -9063,6 +9502,7 @@
     </w:tblStylePr>
     <w:tblStylePr w:type="lastRow">
       <w:rPr>
+        <w:rFonts w:eastAsia="黑体"/>
         <w:b/>
         <w:bCs/>
         <w:color w:themeColor="text2" w:val="1F497D"/>
@@ -9077,12 +9517,14 @@
     </w:tblStylePr>
     <w:tblStylePr w:type="firstCol">
       <w:rPr>
+        <w:rFonts w:eastAsia="黑体"/>
         <w:b/>
         <w:bCs/>
       </w:rPr>
     </w:tblStylePr>
     <w:tblStylePr w:type="lastCol">
       <w:rPr>
+        <w:rFonts w:eastAsia="黑体"/>
         <w:b/>
         <w:bCs/>
       </w:rPr>
@@ -9116,7 +9558,7 @@
       <w:spacing w:after="0" w:line="240" w:lineRule="auto"/>
     </w:pPr>
     <w:rPr>
-      <w:rFonts w:asciiTheme="majorHAnsi" w:cstheme="majorBidi" w:eastAsiaTheme="majorEastAsia" w:hAnsiTheme="majorHAnsi"/>
+      <w:rFonts w:asciiTheme="majorHAnsi" w:cstheme="majorBidi" w:hAnsiTheme="majorHAnsi" w:eastAsia="黑体"/>
       <w:color w:themeColor="text1" w:val="000000"/>
     </w:rPr>
     <w:tblPr>
@@ -9138,6 +9580,7 @@
     </w:tblPr>
     <w:tblStylePr w:type="firstRow">
       <w:rPr>
+        <w:rFonts w:eastAsia="黑体"/>
         <w:sz w:val="24"/>
         <w:szCs w:val="24"/>
       </w:rPr>
@@ -9244,7 +9687,7 @@
       <w:spacing w:after="0" w:line="240" w:lineRule="auto"/>
     </w:pPr>
     <w:rPr>
-      <w:rFonts w:asciiTheme="majorHAnsi" w:cstheme="majorBidi" w:eastAsiaTheme="majorEastAsia" w:hAnsiTheme="majorHAnsi"/>
+      <w:rFonts w:asciiTheme="majorHAnsi" w:cstheme="majorBidi" w:hAnsiTheme="majorHAnsi" w:eastAsia="黑体"/>
       <w:color w:themeColor="text1" w:val="000000"/>
     </w:rPr>
     <w:tblPr>
@@ -9266,6 +9709,7 @@
     </w:tblPr>
     <w:tblStylePr w:type="firstRow">
       <w:rPr>
+        <w:rFonts w:eastAsia="黑体"/>
         <w:sz w:val="24"/>
         <w:szCs w:val="24"/>
       </w:rPr>
@@ -9372,7 +9816,7 @@
       <w:spacing w:after="0" w:line="240" w:lineRule="auto"/>
     </w:pPr>
     <w:rPr>
-      <w:rFonts w:asciiTheme="majorHAnsi" w:cstheme="majorBidi" w:eastAsiaTheme="majorEastAsia" w:hAnsiTheme="majorHAnsi"/>
+      <w:rFonts w:asciiTheme="majorHAnsi" w:cstheme="majorBidi" w:hAnsiTheme="majorHAnsi" w:eastAsia="黑体"/>
       <w:color w:themeColor="text1" w:val="000000"/>
     </w:rPr>
     <w:tblPr>
@@ -9394,6 +9838,7 @@
     </w:tblPr>
     <w:tblStylePr w:type="firstRow">
       <w:rPr>
+        <w:rFonts w:eastAsia="黑体"/>
         <w:sz w:val="24"/>
         <w:szCs w:val="24"/>
       </w:rPr>
@@ -9500,7 +9945,7 @@
       <w:spacing w:after="0" w:line="240" w:lineRule="auto"/>
     </w:pPr>
     <w:rPr>
-      <w:rFonts w:asciiTheme="majorHAnsi" w:cstheme="majorBidi" w:eastAsiaTheme="majorEastAsia" w:hAnsiTheme="majorHAnsi"/>
+      <w:rFonts w:asciiTheme="majorHAnsi" w:cstheme="majorBidi" w:hAnsiTheme="majorHAnsi" w:eastAsia="黑体"/>
       <w:color w:themeColor="text1" w:val="000000"/>
     </w:rPr>
     <w:tblPr>
@@ -9522,6 +9967,7 @@
     </w:tblPr>
     <w:tblStylePr w:type="firstRow">
       <w:rPr>
+        <w:rFonts w:eastAsia="黑体"/>
         <w:sz w:val="24"/>
         <w:szCs w:val="24"/>
       </w:rPr>
@@ -9628,7 +10074,7 @@
       <w:spacing w:after="0" w:line="240" w:lineRule="auto"/>
     </w:pPr>
     <w:rPr>
-      <w:rFonts w:asciiTheme="majorHAnsi" w:cstheme="majorBidi" w:eastAsiaTheme="majorEastAsia" w:hAnsiTheme="majorHAnsi"/>
+      <w:rFonts w:asciiTheme="majorHAnsi" w:cstheme="majorBidi" w:hAnsiTheme="majorHAnsi" w:eastAsia="黑体"/>
       <w:color w:themeColor="text1" w:val="000000"/>
     </w:rPr>
     <w:tblPr>
@@ -9650,6 +10096,7 @@
     </w:tblPr>
     <w:tblStylePr w:type="firstRow">
       <w:rPr>
+        <w:rFonts w:eastAsia="黑体"/>
         <w:sz w:val="24"/>
         <w:szCs w:val="24"/>
       </w:rPr>
@@ -9756,7 +10203,7 @@
       <w:spacing w:after="0" w:line="240" w:lineRule="auto"/>
     </w:pPr>
     <w:rPr>
-      <w:rFonts w:asciiTheme="majorHAnsi" w:cstheme="majorBidi" w:eastAsiaTheme="majorEastAsia" w:hAnsiTheme="majorHAnsi"/>
+      <w:rFonts w:asciiTheme="majorHAnsi" w:cstheme="majorBidi" w:hAnsiTheme="majorHAnsi" w:eastAsia="黑体"/>
       <w:color w:themeColor="text1" w:val="000000"/>
     </w:rPr>
     <w:tblPr>
@@ -9778,6 +10225,7 @@
     </w:tblPr>
     <w:tblStylePr w:type="firstRow">
       <w:rPr>
+        <w:rFonts w:eastAsia="黑体"/>
         <w:sz w:val="24"/>
         <w:szCs w:val="24"/>
       </w:rPr>
@@ -9884,7 +10332,7 @@
       <w:spacing w:after="0" w:line="240" w:lineRule="auto"/>
     </w:pPr>
     <w:rPr>
-      <w:rFonts w:asciiTheme="majorHAnsi" w:cstheme="majorBidi" w:eastAsiaTheme="majorEastAsia" w:hAnsiTheme="majorHAnsi"/>
+      <w:rFonts w:asciiTheme="majorHAnsi" w:cstheme="majorBidi" w:hAnsiTheme="majorHAnsi" w:eastAsia="黑体"/>
       <w:color w:themeColor="text1" w:val="000000"/>
     </w:rPr>
     <w:tblPr>
@@ -9906,6 +10354,7 @@
     </w:tblPr>
     <w:tblStylePr w:type="firstRow">
       <w:rPr>
+        <w:rFonts w:eastAsia="黑体"/>
         <w:sz w:val="24"/>
         <w:szCs w:val="24"/>
       </w:rPr>
@@ -10035,12 +10484,14 @@
     </w:tcPr>
     <w:tblStylePr w:type="firstRow">
       <w:rPr>
+        <w:rFonts w:eastAsia="黑体"/>
         <w:b/>
         <w:bCs/>
       </w:rPr>
     </w:tblStylePr>
     <w:tblStylePr w:type="lastRow">
       <w:rPr>
+        <w:rFonts w:eastAsia="黑体"/>
         <w:b/>
         <w:bCs/>
       </w:rPr>
@@ -10053,12 +10504,14 @@
     </w:tblStylePr>
     <w:tblStylePr w:type="firstCol">
       <w:rPr>
+        <w:rFonts w:eastAsia="黑体"/>
         <w:b/>
         <w:bCs/>
       </w:rPr>
     </w:tblStylePr>
     <w:tblStylePr w:type="lastCol">
       <w:rPr>
+        <w:rFonts w:eastAsia="黑体"/>
         <w:b/>
         <w:bCs/>
       </w:rPr>
@@ -10108,12 +10561,14 @@
     </w:tcPr>
     <w:tblStylePr w:type="firstRow">
       <w:rPr>
+        <w:rFonts w:eastAsia="黑体"/>
         <w:b/>
         <w:bCs/>
       </w:rPr>
     </w:tblStylePr>
     <w:tblStylePr w:type="lastRow">
       <w:rPr>
+        <w:rFonts w:eastAsia="黑体"/>
         <w:b/>
         <w:bCs/>
       </w:rPr>
@@ -10126,12 +10581,14 @@
     </w:tblStylePr>
     <w:tblStylePr w:type="firstCol">
       <w:rPr>
+        <w:rFonts w:eastAsia="黑体"/>
         <w:b/>
         <w:bCs/>
       </w:rPr>
     </w:tblStylePr>
     <w:tblStylePr w:type="lastCol">
       <w:rPr>
+        <w:rFonts w:eastAsia="黑体"/>
         <w:b/>
         <w:bCs/>
       </w:rPr>
@@ -10181,12 +10638,14 @@
     </w:tcPr>
     <w:tblStylePr w:type="firstRow">
       <w:rPr>
+        <w:rFonts w:eastAsia="黑体"/>
         <w:b/>
         <w:bCs/>
       </w:rPr>
     </w:tblStylePr>
     <w:tblStylePr w:type="lastRow">
       <w:rPr>
+        <w:rFonts w:eastAsia="黑体"/>
         <w:b/>
         <w:bCs/>
       </w:rPr>
@@ -10199,12 +10658,14 @@
     </w:tblStylePr>
     <w:tblStylePr w:type="firstCol">
       <w:rPr>
+        <w:rFonts w:eastAsia="黑体"/>
         <w:b/>
         <w:bCs/>
       </w:rPr>
     </w:tblStylePr>
     <w:tblStylePr w:type="lastCol">
       <w:rPr>
+        <w:rFonts w:eastAsia="黑体"/>
         <w:b/>
         <w:bCs/>
       </w:rPr>
@@ -10254,12 +10715,14 @@
     </w:tcPr>
     <w:tblStylePr w:type="firstRow">
       <w:rPr>
+        <w:rFonts w:eastAsia="黑体"/>
         <w:b/>
         <w:bCs/>
       </w:rPr>
     </w:tblStylePr>
     <w:tblStylePr w:type="lastRow">
       <w:rPr>
+        <w:rFonts w:eastAsia="黑体"/>
         <w:b/>
         <w:bCs/>
       </w:rPr>
@@ -10272,12 +10735,14 @@
     </w:tblStylePr>
     <w:tblStylePr w:type="firstCol">
       <w:rPr>
+        <w:rFonts w:eastAsia="黑体"/>
         <w:b/>
         <w:bCs/>
       </w:rPr>
     </w:tblStylePr>
     <w:tblStylePr w:type="lastCol">
       <w:rPr>
+        <w:rFonts w:eastAsia="黑体"/>
         <w:b/>
         <w:bCs/>
       </w:rPr>
@@ -10327,12 +10792,14 @@
     </w:tcPr>
     <w:tblStylePr w:type="firstRow">
       <w:rPr>
+        <w:rFonts w:eastAsia="黑体"/>
         <w:b/>
         <w:bCs/>
       </w:rPr>
     </w:tblStylePr>
     <w:tblStylePr w:type="lastRow">
       <w:rPr>
+        <w:rFonts w:eastAsia="黑体"/>
         <w:b/>
         <w:bCs/>
       </w:rPr>
@@ -10345,12 +10812,14 @@
     </w:tblStylePr>
     <w:tblStylePr w:type="firstCol">
       <w:rPr>
+        <w:rFonts w:eastAsia="黑体"/>
         <w:b/>
         <w:bCs/>
       </w:rPr>
     </w:tblStylePr>
     <w:tblStylePr w:type="lastCol">
       <w:rPr>
+        <w:rFonts w:eastAsia="黑体"/>
         <w:b/>
         <w:bCs/>
       </w:rPr>
@@ -10400,12 +10869,14 @@
     </w:tcPr>
     <w:tblStylePr w:type="firstRow">
       <w:rPr>
+        <w:rFonts w:eastAsia="黑体"/>
         <w:b/>
         <w:bCs/>
       </w:rPr>
     </w:tblStylePr>
     <w:tblStylePr w:type="lastRow">
       <w:rPr>
+        <w:rFonts w:eastAsia="黑体"/>
         <w:b/>
         <w:bCs/>
       </w:rPr>
@@ -10418,12 +10889,14 @@
     </w:tblStylePr>
     <w:tblStylePr w:type="firstCol">
       <w:rPr>
+        <w:rFonts w:eastAsia="黑体"/>
         <w:b/>
         <w:bCs/>
       </w:rPr>
     </w:tblStylePr>
     <w:tblStylePr w:type="lastCol">
       <w:rPr>
+        <w:rFonts w:eastAsia="黑体"/>
         <w:b/>
         <w:bCs/>
       </w:rPr>
@@ -10473,12 +10946,14 @@
     </w:tcPr>
     <w:tblStylePr w:type="firstRow">
       <w:rPr>
+        <w:rFonts w:eastAsia="黑体"/>
         <w:b/>
         <w:bCs/>
       </w:rPr>
     </w:tblStylePr>
     <w:tblStylePr w:type="lastRow">
       <w:rPr>
+        <w:rFonts w:eastAsia="黑体"/>
         <w:b/>
         <w:bCs/>
       </w:rPr>
@@ -10491,12 +10966,14 @@
     </w:tblStylePr>
     <w:tblStylePr w:type="firstCol">
       <w:rPr>
+        <w:rFonts w:eastAsia="黑体"/>
         <w:b/>
         <w:bCs/>
       </w:rPr>
     </w:tblStylePr>
     <w:tblStylePr w:type="lastCol">
       <w:rPr>
+        <w:rFonts w:eastAsia="黑体"/>
         <w:b/>
         <w:bCs/>
       </w:rPr>
@@ -10523,7 +11000,7 @@
       <w:spacing w:after="0" w:line="240" w:lineRule="auto"/>
     </w:pPr>
     <w:rPr>
-      <w:rFonts w:asciiTheme="majorHAnsi" w:cstheme="majorBidi" w:eastAsiaTheme="majorEastAsia" w:hAnsiTheme="majorHAnsi"/>
+      <w:rFonts w:asciiTheme="majorHAnsi" w:cstheme="majorBidi" w:hAnsiTheme="majorHAnsi" w:eastAsia="黑体"/>
       <w:color w:themeColor="text1" w:val="000000"/>
     </w:rPr>
     <w:tblPr>
@@ -10550,6 +11027,7 @@
     </w:tcPr>
     <w:tblStylePr w:type="firstRow">
       <w:rPr>
+        <w:rFonts w:eastAsia="黑体"/>
         <w:b/>
         <w:bCs/>
         <w:color w:themeColor="text1" w:val="000000"/>
@@ -10561,6 +11039,7 @@
     </w:tblStylePr>
     <w:tblStylePr w:type="lastRow">
       <w:rPr>
+        <w:rFonts w:eastAsia="黑体"/>
         <w:b/>
         <w:bCs/>
         <w:color w:themeColor="text1" w:val="000000"/>
@@ -10580,6 +11059,7 @@
     </w:tblStylePr>
     <w:tblStylePr w:type="firstCol">
       <w:rPr>
+        <w:rFonts w:eastAsia="黑体"/>
         <w:b/>
         <w:bCs/>
         <w:color w:themeColor="text1" w:val="000000"/>
@@ -10599,6 +11079,7 @@
     </w:tblStylePr>
     <w:tblStylePr w:type="lastCol">
       <w:rPr>
+        <w:rFonts w:eastAsia="黑体"/>
         <w:b w:val="0"/>
         <w:bCs w:val="0"/>
         <w:color w:themeColor="text1" w:val="000000"/>
@@ -10648,7 +11129,7 @@
       <w:spacing w:after="0" w:line="240" w:lineRule="auto"/>
     </w:pPr>
     <w:rPr>
-      <w:rFonts w:asciiTheme="majorHAnsi" w:cstheme="majorBidi" w:eastAsiaTheme="majorEastAsia" w:hAnsiTheme="majorHAnsi"/>
+      <w:rFonts w:asciiTheme="majorHAnsi" w:cstheme="majorBidi" w:hAnsiTheme="majorHAnsi" w:eastAsia="黑体"/>
       <w:color w:themeColor="text1" w:val="000000"/>
     </w:rPr>
     <w:tblPr>
@@ -10675,6 +11156,7 @@
     </w:tcPr>
     <w:tblStylePr w:type="firstRow">
       <w:rPr>
+        <w:rFonts w:eastAsia="黑体"/>
         <w:b/>
         <w:bCs/>
         <w:color w:themeColor="text1" w:val="000000"/>
@@ -10686,6 +11168,7 @@
     </w:tblStylePr>
     <w:tblStylePr w:type="lastRow">
       <w:rPr>
+        <w:rFonts w:eastAsia="黑体"/>
         <w:b/>
         <w:bCs/>
         <w:color w:themeColor="text1" w:val="000000"/>
@@ -10705,6 +11188,7 @@
     </w:tblStylePr>
     <w:tblStylePr w:type="firstCol">
       <w:rPr>
+        <w:rFonts w:eastAsia="黑体"/>
         <w:b/>
         <w:bCs/>
         <w:color w:themeColor="text1" w:val="000000"/>
@@ -10724,6 +11208,7 @@
     </w:tblStylePr>
     <w:tblStylePr w:type="lastCol">
       <w:rPr>
+        <w:rFonts w:eastAsia="黑体"/>
         <w:b w:val="0"/>
         <w:bCs w:val="0"/>
         <w:color w:themeColor="text1" w:val="000000"/>
@@ -10773,7 +11258,7 @@
       <w:spacing w:after="0" w:line="240" w:lineRule="auto"/>
     </w:pPr>
     <w:rPr>
-      <w:rFonts w:asciiTheme="majorHAnsi" w:cstheme="majorBidi" w:eastAsiaTheme="majorEastAsia" w:hAnsiTheme="majorHAnsi"/>
+      <w:rFonts w:asciiTheme="majorHAnsi" w:cstheme="majorBidi" w:hAnsiTheme="majorHAnsi" w:eastAsia="黑体"/>
       <w:color w:themeColor="text1" w:val="000000"/>
     </w:rPr>
     <w:tblPr>
@@ -10800,6 +11285,7 @@
     </w:tcPr>
     <w:tblStylePr w:type="firstRow">
       <w:rPr>
+        <w:rFonts w:eastAsia="黑体"/>
         <w:b/>
         <w:bCs/>
         <w:color w:themeColor="text1" w:val="000000"/>
@@ -10811,6 +11297,7 @@
     </w:tblStylePr>
     <w:tblStylePr w:type="lastRow">
       <w:rPr>
+        <w:rFonts w:eastAsia="黑体"/>
         <w:b/>
         <w:bCs/>
         <w:color w:themeColor="text1" w:val="000000"/>
@@ -10830,6 +11317,7 @@
     </w:tblStylePr>
     <w:tblStylePr w:type="firstCol">
       <w:rPr>
+        <w:rFonts w:eastAsia="黑体"/>
         <w:b/>
         <w:bCs/>
         <w:color w:themeColor="text1" w:val="000000"/>
@@ -10849,6 +11337,7 @@
     </w:tblStylePr>
     <w:tblStylePr w:type="lastCol">
       <w:rPr>
+        <w:rFonts w:eastAsia="黑体"/>
         <w:b w:val="0"/>
         <w:bCs w:val="0"/>
         <w:color w:themeColor="text1" w:val="000000"/>
@@ -10898,7 +11387,7 @@
       <w:spacing w:after="0" w:line="240" w:lineRule="auto"/>
     </w:pPr>
     <w:rPr>
-      <w:rFonts w:asciiTheme="majorHAnsi" w:cstheme="majorBidi" w:eastAsiaTheme="majorEastAsia" w:hAnsiTheme="majorHAnsi"/>
+      <w:rFonts w:asciiTheme="majorHAnsi" w:cstheme="majorBidi" w:hAnsiTheme="majorHAnsi" w:eastAsia="黑体"/>
       <w:color w:themeColor="text1" w:val="000000"/>
     </w:rPr>
     <w:tblPr>
@@ -10925,6 +11414,7 @@
     </w:tcPr>
     <w:tblStylePr w:type="firstRow">
       <w:rPr>
+        <w:rFonts w:eastAsia="黑体"/>
         <w:b/>
         <w:bCs/>
         <w:color w:themeColor="text1" w:val="000000"/>
@@ -10936,6 +11426,7 @@
     </w:tblStylePr>
     <w:tblStylePr w:type="lastRow">
       <w:rPr>
+        <w:rFonts w:eastAsia="黑体"/>
         <w:b/>
         <w:bCs/>
         <w:color w:themeColor="text1" w:val="000000"/>
@@ -10955,6 +11446,7 @@
     </w:tblStylePr>
     <w:tblStylePr w:type="firstCol">
       <w:rPr>
+        <w:rFonts w:eastAsia="黑体"/>
         <w:b/>
         <w:bCs/>
         <w:color w:themeColor="text1" w:val="000000"/>
@@ -10974,6 +11466,7 @@
     </w:tblStylePr>
     <w:tblStylePr w:type="lastCol">
       <w:rPr>
+        <w:rFonts w:eastAsia="黑体"/>
         <w:b w:val="0"/>
         <w:bCs w:val="0"/>
         <w:color w:themeColor="text1" w:val="000000"/>
@@ -11023,7 +11516,7 @@
       <w:spacing w:after="0" w:line="240" w:lineRule="auto"/>
     </w:pPr>
     <w:rPr>
-      <w:rFonts w:asciiTheme="majorHAnsi" w:cstheme="majorBidi" w:eastAsiaTheme="majorEastAsia" w:hAnsiTheme="majorHAnsi"/>
+      <w:rFonts w:asciiTheme="majorHAnsi" w:cstheme="majorBidi" w:hAnsiTheme="majorHAnsi" w:eastAsia="黑体"/>
       <w:color w:themeColor="text1" w:val="000000"/>
     </w:rPr>
     <w:tblPr>
@@ -11050,6 +11543,7 @@
     </w:tcPr>
     <w:tblStylePr w:type="firstRow">
       <w:rPr>
+        <w:rFonts w:eastAsia="黑体"/>
         <w:b/>
         <w:bCs/>
         <w:color w:themeColor="text1" w:val="000000"/>
@@ -11061,6 +11555,7 @@
     </w:tblStylePr>
     <w:tblStylePr w:type="lastRow">
       <w:rPr>
+        <w:rFonts w:eastAsia="黑体"/>
         <w:b/>
         <w:bCs/>
         <w:color w:themeColor="text1" w:val="000000"/>
@@ -11080,6 +11575,7 @@
     </w:tblStylePr>
     <w:tblStylePr w:type="firstCol">
       <w:rPr>
+        <w:rFonts w:eastAsia="黑体"/>
         <w:b/>
         <w:bCs/>
         <w:color w:themeColor="text1" w:val="000000"/>
@@ -11099,6 +11595,7 @@
     </w:tblStylePr>
     <w:tblStylePr w:type="lastCol">
       <w:rPr>
+        <w:rFonts w:eastAsia="黑体"/>
         <w:b w:val="0"/>
         <w:bCs w:val="0"/>
         <w:color w:themeColor="text1" w:val="000000"/>
@@ -11148,7 +11645,7 @@
       <w:spacing w:after="0" w:line="240" w:lineRule="auto"/>
     </w:pPr>
     <w:rPr>
-      <w:rFonts w:asciiTheme="majorHAnsi" w:cstheme="majorBidi" w:eastAsiaTheme="majorEastAsia" w:hAnsiTheme="majorHAnsi"/>
+      <w:rFonts w:asciiTheme="majorHAnsi" w:cstheme="majorBidi" w:hAnsiTheme="majorHAnsi" w:eastAsia="黑体"/>
       <w:color w:themeColor="text1" w:val="000000"/>
     </w:rPr>
     <w:tblPr>
@@ -11175,6 +11672,7 @@
     </w:tcPr>
     <w:tblStylePr w:type="firstRow">
       <w:rPr>
+        <w:rFonts w:eastAsia="黑体"/>
         <w:b/>
         <w:bCs/>
         <w:color w:themeColor="text1" w:val="000000"/>
@@ -11186,6 +11684,7 @@
     </w:tblStylePr>
     <w:tblStylePr w:type="lastRow">
       <w:rPr>
+        <w:rFonts w:eastAsia="黑体"/>
         <w:b/>
         <w:bCs/>
         <w:color w:themeColor="text1" w:val="000000"/>
@@ -11205,6 +11704,7 @@
     </w:tblStylePr>
     <w:tblStylePr w:type="firstCol">
       <w:rPr>
+        <w:rFonts w:eastAsia="黑体"/>
         <w:b/>
         <w:bCs/>
         <w:color w:themeColor="text1" w:val="000000"/>
@@ -11224,6 +11724,7 @@
     </w:tblStylePr>
     <w:tblStylePr w:type="lastCol">
       <w:rPr>
+        <w:rFonts w:eastAsia="黑体"/>
         <w:b w:val="0"/>
         <w:bCs w:val="0"/>
         <w:color w:themeColor="text1" w:val="000000"/>
@@ -11273,7 +11774,7 @@
       <w:spacing w:after="0" w:line="240" w:lineRule="auto"/>
     </w:pPr>
     <w:rPr>
-      <w:rFonts w:asciiTheme="majorHAnsi" w:cstheme="majorBidi" w:eastAsiaTheme="majorEastAsia" w:hAnsiTheme="majorHAnsi"/>
+      <w:rFonts w:asciiTheme="majorHAnsi" w:cstheme="majorBidi" w:hAnsiTheme="majorHAnsi" w:eastAsia="黑体"/>
       <w:color w:themeColor="text1" w:val="000000"/>
     </w:rPr>
     <w:tblPr>
@@ -11300,6 +11801,7 @@
     </w:tcPr>
     <w:tblStylePr w:type="firstRow">
       <w:rPr>
+        <w:rFonts w:eastAsia="黑体"/>
         <w:b/>
         <w:bCs/>
         <w:color w:themeColor="text1" w:val="000000"/>
@@ -11311,6 +11813,7 @@
     </w:tblStylePr>
     <w:tblStylePr w:type="lastRow">
       <w:rPr>
+        <w:rFonts w:eastAsia="黑体"/>
         <w:b/>
         <w:bCs/>
         <w:color w:themeColor="text1" w:val="000000"/>
@@ -11330,6 +11833,7 @@
     </w:tblStylePr>
     <w:tblStylePr w:type="firstCol">
       <w:rPr>
+        <w:rFonts w:eastAsia="黑体"/>
         <w:b/>
         <w:bCs/>
         <w:color w:themeColor="text1" w:val="000000"/>
@@ -11349,6 +11853,7 @@
     </w:tblStylePr>
     <w:tblStylePr w:type="lastCol">
       <w:rPr>
+        <w:rFonts w:eastAsia="黑体"/>
         <w:b w:val="0"/>
         <w:bCs w:val="0"/>
         <w:color w:themeColor="text1" w:val="000000"/>
@@ -11421,6 +11926,7 @@
     </w:tcPr>
     <w:tblStylePr w:type="firstRow">
       <w:rPr>
+        <w:rFonts w:eastAsia="黑体"/>
         <w:b/>
         <w:bCs/>
         <w:i w:val="0"/>
@@ -11442,6 +11948,7 @@
     </w:tblStylePr>
     <w:tblStylePr w:type="lastRow">
       <w:rPr>
+        <w:rFonts w:eastAsia="黑体"/>
         <w:b/>
         <w:bCs/>
         <w:i w:val="0"/>
@@ -11463,6 +11970,7 @@
     </w:tblStylePr>
     <w:tblStylePr w:type="firstCol">
       <w:rPr>
+        <w:rFonts w:eastAsia="黑体"/>
         <w:b/>
         <w:bCs/>
         <w:i w:val="0"/>
@@ -11482,6 +11990,7 @@
     </w:tblStylePr>
     <w:tblStylePr w:type="lastCol">
       <w:rPr>
+        <w:rFonts w:eastAsia="黑体"/>
         <w:b/>
         <w:bCs/>
         <w:i w:val="0"/>
@@ -11562,6 +12071,7 @@
     </w:tcPr>
     <w:tblStylePr w:type="firstRow">
       <w:rPr>
+        <w:rFonts w:eastAsia="黑体"/>
         <w:b/>
         <w:bCs/>
         <w:i w:val="0"/>
@@ -11583,6 +12093,7 @@
     </w:tblStylePr>
     <w:tblStylePr w:type="lastRow">
       <w:rPr>
+        <w:rFonts w:eastAsia="黑体"/>
         <w:b/>
         <w:bCs/>
         <w:i w:val="0"/>
@@ -11604,6 +12115,7 @@
     </w:tblStylePr>
     <w:tblStylePr w:type="firstCol">
       <w:rPr>
+        <w:rFonts w:eastAsia="黑体"/>
         <w:b/>
         <w:bCs/>
         <w:i w:val="0"/>
@@ -11623,6 +12135,7 @@
     </w:tblStylePr>
     <w:tblStylePr w:type="lastCol">
       <w:rPr>
+        <w:rFonts w:eastAsia="黑体"/>
         <w:b/>
         <w:bCs/>
         <w:i w:val="0"/>
@@ -11703,6 +12216,7 @@
     </w:tcPr>
     <w:tblStylePr w:type="firstRow">
       <w:rPr>
+        <w:rFonts w:eastAsia="黑体"/>
         <w:b/>
         <w:bCs/>
         <w:i w:val="0"/>
@@ -11724,6 +12238,7 @@
     </w:tblStylePr>
     <w:tblStylePr w:type="lastRow">
       <w:rPr>
+        <w:rFonts w:eastAsia="黑体"/>
         <w:b/>
         <w:bCs/>
         <w:i w:val="0"/>
@@ -11745,6 +12260,7 @@
     </w:tblStylePr>
     <w:tblStylePr w:type="firstCol">
       <w:rPr>
+        <w:rFonts w:eastAsia="黑体"/>
         <w:b/>
         <w:bCs/>
         <w:i w:val="0"/>
@@ -11764,6 +12280,7 @@
     </w:tblStylePr>
     <w:tblStylePr w:type="lastCol">
       <w:rPr>
+        <w:rFonts w:eastAsia="黑体"/>
         <w:b/>
         <w:bCs/>
         <w:i w:val="0"/>
@@ -11844,6 +12361,7 @@
     </w:tcPr>
     <w:tblStylePr w:type="firstRow">
       <w:rPr>
+        <w:rFonts w:eastAsia="黑体"/>
         <w:b/>
         <w:bCs/>
         <w:i w:val="0"/>
@@ -11865,6 +12383,7 @@
     </w:tblStylePr>
     <w:tblStylePr w:type="lastRow">
       <w:rPr>
+        <w:rFonts w:eastAsia="黑体"/>
         <w:b/>
         <w:bCs/>
         <w:i w:val="0"/>
@@ -11886,6 +12405,7 @@
     </w:tblStylePr>
     <w:tblStylePr w:type="firstCol">
       <w:rPr>
+        <w:rFonts w:eastAsia="黑体"/>
         <w:b/>
         <w:bCs/>
         <w:i w:val="0"/>
@@ -11905,6 +12425,7 @@
     </w:tblStylePr>
     <w:tblStylePr w:type="lastCol">
       <w:rPr>
+        <w:rFonts w:eastAsia="黑体"/>
         <w:b/>
         <w:bCs/>
         <w:i w:val="0"/>
@@ -11985,6 +12506,7 @@
     </w:tcPr>
     <w:tblStylePr w:type="firstRow">
       <w:rPr>
+        <w:rFonts w:eastAsia="黑体"/>
         <w:b/>
         <w:bCs/>
         <w:i w:val="0"/>
@@ -12006,6 +12528,7 @@
     </w:tblStylePr>
     <w:tblStylePr w:type="lastRow">
       <w:rPr>
+        <w:rFonts w:eastAsia="黑体"/>
         <w:b/>
         <w:bCs/>
         <w:i w:val="0"/>
@@ -12027,6 +12550,7 @@
     </w:tblStylePr>
     <w:tblStylePr w:type="firstCol">
       <w:rPr>
+        <w:rFonts w:eastAsia="黑体"/>
         <w:b/>
         <w:bCs/>
         <w:i w:val="0"/>
@@ -12046,6 +12570,7 @@
     </w:tblStylePr>
     <w:tblStylePr w:type="lastCol">
       <w:rPr>
+        <w:rFonts w:eastAsia="黑体"/>
         <w:b/>
         <w:bCs/>
         <w:i w:val="0"/>
@@ -12126,6 +12651,7 @@
     </w:tcPr>
     <w:tblStylePr w:type="firstRow">
       <w:rPr>
+        <w:rFonts w:eastAsia="黑体"/>
         <w:b/>
         <w:bCs/>
         <w:i w:val="0"/>
@@ -12147,6 +12673,7 @@
     </w:tblStylePr>
     <w:tblStylePr w:type="lastRow">
       <w:rPr>
+        <w:rFonts w:eastAsia="黑体"/>
         <w:b/>
         <w:bCs/>
         <w:i w:val="0"/>
@@ -12168,6 +12695,7 @@
     </w:tblStylePr>
     <w:tblStylePr w:type="firstCol">
       <w:rPr>
+        <w:rFonts w:eastAsia="黑体"/>
         <w:b/>
         <w:bCs/>
         <w:i w:val="0"/>
@@ -12187,6 +12715,7 @@
     </w:tblStylePr>
     <w:tblStylePr w:type="lastCol">
       <w:rPr>
+        <w:rFonts w:eastAsia="黑体"/>
         <w:b/>
         <w:bCs/>
         <w:i w:val="0"/>
@@ -12267,6 +12796,7 @@
     </w:tcPr>
     <w:tblStylePr w:type="firstRow">
       <w:rPr>
+        <w:rFonts w:eastAsia="黑体"/>
         <w:b/>
         <w:bCs/>
         <w:i w:val="0"/>
@@ -12288,6 +12818,7 @@
     </w:tblStylePr>
     <w:tblStylePr w:type="lastRow">
       <w:rPr>
+        <w:rFonts w:eastAsia="黑体"/>
         <w:b/>
         <w:bCs/>
         <w:i w:val="0"/>
@@ -12309,6 +12840,7 @@
     </w:tblStylePr>
     <w:tblStylePr w:type="firstCol">
       <w:rPr>
+        <w:rFonts w:eastAsia="黑体"/>
         <w:b/>
         <w:bCs/>
         <w:i w:val="0"/>
@@ -12328,6 +12860,7 @@
     </w:tblStylePr>
     <w:tblStylePr w:type="lastCol">
       <w:rPr>
+        <w:rFonts w:eastAsia="黑体"/>
         <w:b/>
         <w:bCs/>
         <w:i w:val="0"/>
@@ -12385,6 +12918,7 @@
       <w:spacing w:after="0" w:line="240" w:lineRule="auto"/>
     </w:pPr>
     <w:rPr>
+      <w:rFonts w:eastAsia="黑体"/>
       <w:color w:themeColor="background1" w:val="FFFFFF"/>
     </w:rPr>
     <w:tblPr>
@@ -12403,6 +12937,7 @@
     </w:tcPr>
     <w:tblStylePr w:type="firstRow">
       <w:rPr>
+        <w:rFonts w:eastAsia="黑体"/>
         <w:b/>
         <w:bCs/>
       </w:rPr>
@@ -12499,6 +13034,7 @@
       <w:spacing w:after="0" w:line="240" w:lineRule="auto"/>
     </w:pPr>
     <w:rPr>
+      <w:rFonts w:eastAsia="黑体"/>
       <w:color w:themeColor="background1" w:val="FFFFFF"/>
     </w:rPr>
     <w:tblPr>
@@ -12517,6 +13053,7 @@
     </w:tcPr>
     <w:tblStylePr w:type="firstRow">
       <w:rPr>
+        <w:rFonts w:eastAsia="黑体"/>
         <w:b/>
         <w:bCs/>
       </w:rPr>
@@ -12613,6 +13150,7 @@
       <w:spacing w:after="0" w:line="240" w:lineRule="auto"/>
     </w:pPr>
     <w:rPr>
+      <w:rFonts w:eastAsia="黑体"/>
       <w:color w:themeColor="background1" w:val="FFFFFF"/>
     </w:rPr>
     <w:tblPr>
@@ -12631,6 +13169,7 @@
     </w:tcPr>
     <w:tblStylePr w:type="firstRow">
       <w:rPr>
+        <w:rFonts w:eastAsia="黑体"/>
         <w:b/>
         <w:bCs/>
       </w:rPr>
@@ -12727,6 +13266,7 @@
       <w:spacing w:after="0" w:line="240" w:lineRule="auto"/>
     </w:pPr>
     <w:rPr>
+      <w:rFonts w:eastAsia="黑体"/>
       <w:color w:themeColor="background1" w:val="FFFFFF"/>
     </w:rPr>
     <w:tblPr>
@@ -12745,6 +13285,7 @@
     </w:tcPr>
     <w:tblStylePr w:type="firstRow">
       <w:rPr>
+        <w:rFonts w:eastAsia="黑体"/>
         <w:b/>
         <w:bCs/>
       </w:rPr>
@@ -12841,6 +13382,7 @@
       <w:spacing w:after="0" w:line="240" w:lineRule="auto"/>
     </w:pPr>
     <w:rPr>
+      <w:rFonts w:eastAsia="黑体"/>
       <w:color w:themeColor="background1" w:val="FFFFFF"/>
     </w:rPr>
     <w:tblPr>
@@ -12859,6 +13401,7 @@
     </w:tcPr>
     <w:tblStylePr w:type="firstRow">
       <w:rPr>
+        <w:rFonts w:eastAsia="黑体"/>
         <w:b/>
         <w:bCs/>
       </w:rPr>
@@ -12955,6 +13498,7 @@
       <w:spacing w:after="0" w:line="240" w:lineRule="auto"/>
     </w:pPr>
     <w:rPr>
+      <w:rFonts w:eastAsia="黑体"/>
       <w:color w:themeColor="background1" w:val="FFFFFF"/>
     </w:rPr>
     <w:tblPr>
@@ -12973,6 +13517,7 @@
     </w:tcPr>
     <w:tblStylePr w:type="firstRow">
       <w:rPr>
+        <w:rFonts w:eastAsia="黑体"/>
         <w:b/>
         <w:bCs/>
       </w:rPr>
@@ -13069,6 +13614,7 @@
       <w:spacing w:after="0" w:line="240" w:lineRule="auto"/>
     </w:pPr>
     <w:rPr>
+      <w:rFonts w:eastAsia="黑体"/>
       <w:color w:themeColor="background1" w:val="FFFFFF"/>
     </w:rPr>
     <w:tblPr>
@@ -13087,6 +13633,7 @@
     </w:tcPr>
     <w:tblStylePr w:type="firstRow">
       <w:rPr>
+        <w:rFonts w:eastAsia="黑体"/>
         <w:b/>
         <w:bCs/>
       </w:rPr>
@@ -13183,6 +13730,7 @@
       <w:spacing w:after="0" w:line="240" w:lineRule="auto"/>
     </w:pPr>
     <w:rPr>
+      <w:rFonts w:eastAsia="黑体"/>
       <w:color w:themeColor="text1" w:val="000000"/>
     </w:rPr>
     <w:tblPr>
@@ -13209,6 +13757,7 @@
     </w:tcPr>
     <w:tblStylePr w:type="firstRow">
       <w:rPr>
+        <w:rFonts w:eastAsia="黑体"/>
         <w:b/>
         <w:bCs/>
       </w:rPr>
@@ -13227,6 +13776,7 @@
     </w:tblStylePr>
     <w:tblStylePr w:type="lastRow">
       <w:rPr>
+        <w:rFonts w:eastAsia="黑体"/>
         <w:b/>
         <w:bCs/>
         <w:color w:themeColor="background1" w:val="FFFFFF"/>
@@ -13241,6 +13791,7 @@
     </w:tblStylePr>
     <w:tblStylePr w:type="firstCol">
       <w:rPr>
+        <w:rFonts w:eastAsia="黑体"/>
         <w:color w:themeColor="background1" w:val="FFFFFF"/>
       </w:rPr>
       <w:tblPr/>
@@ -13258,6 +13809,7 @@
     </w:tblStylePr>
     <w:tblStylePr w:type="lastCol">
       <w:rPr>
+        <w:rFonts w:eastAsia="黑体"/>
         <w:color w:themeColor="background1" w:val="FFFFFF"/>
       </w:rPr>
       <w:tblPr/>
@@ -13287,11 +13839,13 @@
     </w:tblStylePr>
     <w:tblStylePr w:type="neCell">
       <w:rPr>
+        <w:rFonts w:eastAsia="黑体"/>
         <w:color w:themeColor="text1" w:val="000000"/>
       </w:rPr>
     </w:tblStylePr>
     <w:tblStylePr w:type="nwCell">
       <w:rPr>
+        <w:rFonts w:eastAsia="黑体"/>
         <w:color w:themeColor="text1" w:val="000000"/>
       </w:rPr>
     </w:tblStylePr>
@@ -13305,6 +13859,7 @@
       <w:spacing w:after="0" w:line="240" w:lineRule="auto"/>
     </w:pPr>
     <w:rPr>
+      <w:rFonts w:eastAsia="黑体"/>
       <w:color w:themeColor="text1" w:val="000000"/>
     </w:rPr>
     <w:tblPr>
@@ -13331,6 +13886,7 @@
     </w:tcPr>
     <w:tblStylePr w:type="firstRow">
       <w:rPr>
+        <w:rFonts w:eastAsia="黑体"/>
         <w:b/>
         <w:bCs/>
       </w:rPr>
@@ -13349,6 +13905,7 @@
     </w:tblStylePr>
     <w:tblStylePr w:type="lastRow">
       <w:rPr>
+        <w:rFonts w:eastAsia="黑体"/>
         <w:b/>
         <w:bCs/>
         <w:color w:themeColor="background1" w:val="FFFFFF"/>
@@ -13363,6 +13920,7 @@
     </w:tblStylePr>
     <w:tblStylePr w:type="firstCol">
       <w:rPr>
+        <w:rFonts w:eastAsia="黑体"/>
         <w:color w:themeColor="background1" w:val="FFFFFF"/>
       </w:rPr>
       <w:tblPr/>
@@ -13380,6 +13938,7 @@
     </w:tblStylePr>
     <w:tblStylePr w:type="lastCol">
       <w:rPr>
+        <w:rFonts w:eastAsia="黑体"/>
         <w:color w:themeColor="background1" w:val="FFFFFF"/>
       </w:rPr>
       <w:tblPr/>
@@ -13409,11 +13968,13 @@
     </w:tblStylePr>
     <w:tblStylePr w:type="neCell">
       <w:rPr>
+        <w:rFonts w:eastAsia="黑体"/>
         <w:color w:themeColor="text1" w:val="000000"/>
       </w:rPr>
     </w:tblStylePr>
     <w:tblStylePr w:type="nwCell">
       <w:rPr>
+        <w:rFonts w:eastAsia="黑体"/>
         <w:color w:themeColor="text1" w:val="000000"/>
       </w:rPr>
     </w:tblStylePr>
@@ -13427,6 +13988,7 @@
       <w:spacing w:after="0" w:line="240" w:lineRule="auto"/>
     </w:pPr>
     <w:rPr>
+      <w:rFonts w:eastAsia="黑体"/>
       <w:color w:themeColor="text1" w:val="000000"/>
     </w:rPr>
     <w:tblPr>
@@ -13453,6 +14015,7 @@
     </w:tcPr>
     <w:tblStylePr w:type="firstRow">
       <w:rPr>
+        <w:rFonts w:eastAsia="黑体"/>
         <w:b/>
         <w:bCs/>
       </w:rPr>
@@ -13471,6 +14034,7 @@
     </w:tblStylePr>
     <w:tblStylePr w:type="lastRow">
       <w:rPr>
+        <w:rFonts w:eastAsia="黑体"/>
         <w:b/>
         <w:bCs/>
         <w:color w:themeColor="background1" w:val="FFFFFF"/>
@@ -13485,6 +14049,7 @@
     </w:tblStylePr>
     <w:tblStylePr w:type="firstCol">
       <w:rPr>
+        <w:rFonts w:eastAsia="黑体"/>
         <w:color w:themeColor="background1" w:val="FFFFFF"/>
       </w:rPr>
       <w:tblPr/>
@@ -13502,6 +14067,7 @@
     </w:tblStylePr>
     <w:tblStylePr w:type="lastCol">
       <w:rPr>
+        <w:rFonts w:eastAsia="黑体"/>
         <w:color w:themeColor="background1" w:val="FFFFFF"/>
       </w:rPr>
       <w:tblPr/>
@@ -13531,11 +14097,13 @@
     </w:tblStylePr>
     <w:tblStylePr w:type="neCell">
       <w:rPr>
+        <w:rFonts w:eastAsia="黑体"/>
         <w:color w:themeColor="text1" w:val="000000"/>
       </w:rPr>
     </w:tblStylePr>
     <w:tblStylePr w:type="nwCell">
       <w:rPr>
+        <w:rFonts w:eastAsia="黑体"/>
         <w:color w:themeColor="text1" w:val="000000"/>
       </w:rPr>
     </w:tblStylePr>
@@ -13549,6 +14117,7 @@
       <w:spacing w:after="0" w:line="240" w:lineRule="auto"/>
     </w:pPr>
     <w:rPr>
+      <w:rFonts w:eastAsia="黑体"/>
       <w:color w:themeColor="text1" w:val="000000"/>
     </w:rPr>
     <w:tblPr>
@@ -13575,6 +14144,7 @@
     </w:tcPr>
     <w:tblStylePr w:type="firstRow">
       <w:rPr>
+        <w:rFonts w:eastAsia="黑体"/>
         <w:b/>
         <w:bCs/>
       </w:rPr>
@@ -13593,6 +14163,7 @@
     </w:tblStylePr>
     <w:tblStylePr w:type="lastRow">
       <w:rPr>
+        <w:rFonts w:eastAsia="黑体"/>
         <w:b/>
         <w:bCs/>
         <w:color w:themeColor="background1" w:val="FFFFFF"/>
@@ -13607,6 +14178,7 @@
     </w:tblStylePr>
     <w:tblStylePr w:type="firstCol">
       <w:rPr>
+        <w:rFonts w:eastAsia="黑体"/>
         <w:color w:themeColor="background1" w:val="FFFFFF"/>
       </w:rPr>
       <w:tblPr/>
@@ -13624,6 +14196,7 @@
     </w:tblStylePr>
     <w:tblStylePr w:type="lastCol">
       <w:rPr>
+        <w:rFonts w:eastAsia="黑体"/>
         <w:color w:themeColor="background1" w:val="FFFFFF"/>
       </w:rPr>
       <w:tblPr/>
@@ -13661,6 +14234,7 @@
       <w:spacing w:after="0" w:line="240" w:lineRule="auto"/>
     </w:pPr>
     <w:rPr>
+      <w:rFonts w:eastAsia="黑体"/>
       <w:color w:themeColor="text1" w:val="000000"/>
     </w:rPr>
     <w:tblPr>
@@ -13687,6 +14261,7 @@
     </w:tcPr>
     <w:tblStylePr w:type="firstRow">
       <w:rPr>
+        <w:rFonts w:eastAsia="黑体"/>
         <w:b/>
         <w:bCs/>
       </w:rPr>
@@ -13705,6 +14280,7 @@
     </w:tblStylePr>
     <w:tblStylePr w:type="lastRow">
       <w:rPr>
+        <w:rFonts w:eastAsia="黑体"/>
         <w:b/>
         <w:bCs/>
         <w:color w:themeColor="background1" w:val="FFFFFF"/>
@@ -13719,6 +14295,7 @@
     </w:tblStylePr>
     <w:tblStylePr w:type="firstCol">
       <w:rPr>
+        <w:rFonts w:eastAsia="黑体"/>
         <w:color w:themeColor="background1" w:val="FFFFFF"/>
       </w:rPr>
       <w:tblPr/>
@@ -13736,6 +14313,7 @@
     </w:tblStylePr>
     <w:tblStylePr w:type="lastCol">
       <w:rPr>
+        <w:rFonts w:eastAsia="黑体"/>
         <w:color w:themeColor="background1" w:val="FFFFFF"/>
       </w:rPr>
       <w:tblPr/>
@@ -13765,11 +14343,13 @@
     </w:tblStylePr>
     <w:tblStylePr w:type="neCell">
       <w:rPr>
+        <w:rFonts w:eastAsia="黑体"/>
         <w:color w:themeColor="text1" w:val="000000"/>
       </w:rPr>
     </w:tblStylePr>
     <w:tblStylePr w:type="nwCell">
       <w:rPr>
+        <w:rFonts w:eastAsia="黑体"/>
         <w:color w:themeColor="text1" w:val="000000"/>
       </w:rPr>
     </w:tblStylePr>
@@ -13783,6 +14363,7 @@
       <w:spacing w:after="0" w:line="240" w:lineRule="auto"/>
     </w:pPr>
     <w:rPr>
+      <w:rFonts w:eastAsia="黑体"/>
       <w:color w:themeColor="text1" w:val="000000"/>
     </w:rPr>
     <w:tblPr>
@@ -13809,6 +14390,7 @@
     </w:tcPr>
     <w:tblStylePr w:type="firstRow">
       <w:rPr>
+        <w:rFonts w:eastAsia="黑体"/>
         <w:b/>
         <w:bCs/>
       </w:rPr>
@@ -13827,6 +14409,7 @@
     </w:tblStylePr>
     <w:tblStylePr w:type="lastRow">
       <w:rPr>
+        <w:rFonts w:eastAsia="黑体"/>
         <w:b/>
         <w:bCs/>
         <w:color w:themeColor="background1" w:val="FFFFFF"/>
@@ -13841,6 +14424,7 @@
     </w:tblStylePr>
     <w:tblStylePr w:type="firstCol">
       <w:rPr>
+        <w:rFonts w:eastAsia="黑体"/>
         <w:color w:themeColor="background1" w:val="FFFFFF"/>
       </w:rPr>
       <w:tblPr/>
@@ -13858,6 +14442,7 @@
     </w:tblStylePr>
     <w:tblStylePr w:type="lastCol">
       <w:rPr>
+        <w:rFonts w:eastAsia="黑体"/>
         <w:color w:themeColor="background1" w:val="FFFFFF"/>
       </w:rPr>
       <w:tblPr/>
@@ -13887,11 +14472,13 @@
     </w:tblStylePr>
     <w:tblStylePr w:type="neCell">
       <w:rPr>
+        <w:rFonts w:eastAsia="黑体"/>
         <w:color w:themeColor="text1" w:val="000000"/>
       </w:rPr>
     </w:tblStylePr>
     <w:tblStylePr w:type="nwCell">
       <w:rPr>
+        <w:rFonts w:eastAsia="黑体"/>
         <w:color w:themeColor="text1" w:val="000000"/>
       </w:rPr>
     </w:tblStylePr>
@@ -13905,6 +14492,7 @@
       <w:spacing w:after="0" w:line="240" w:lineRule="auto"/>
     </w:pPr>
     <w:rPr>
+      <w:rFonts w:eastAsia="黑体"/>
       <w:color w:themeColor="text1" w:val="000000"/>
     </w:rPr>
     <w:tblPr>
@@ -13931,6 +14519,7 @@
     </w:tcPr>
     <w:tblStylePr w:type="firstRow">
       <w:rPr>
+        <w:rFonts w:eastAsia="黑体"/>
         <w:b/>
         <w:bCs/>
       </w:rPr>
@@ -13949,6 +14538,7 @@
     </w:tblStylePr>
     <w:tblStylePr w:type="lastRow">
       <w:rPr>
+        <w:rFonts w:eastAsia="黑体"/>
         <w:b/>
         <w:bCs/>
         <w:color w:themeColor="background1" w:val="FFFFFF"/>
@@ -13963,6 +14553,7 @@
     </w:tblStylePr>
     <w:tblStylePr w:type="firstCol">
       <w:rPr>
+        <w:rFonts w:eastAsia="黑体"/>
         <w:color w:themeColor="background1" w:val="FFFFFF"/>
       </w:rPr>
       <w:tblPr/>
@@ -13980,6 +14571,7 @@
     </w:tblStylePr>
     <w:tblStylePr w:type="lastCol">
       <w:rPr>
+        <w:rFonts w:eastAsia="黑体"/>
         <w:color w:themeColor="background1" w:val="FFFFFF"/>
       </w:rPr>
       <w:tblPr/>
@@ -14009,11 +14601,13 @@
     </w:tblStylePr>
     <w:tblStylePr w:type="neCell">
       <w:rPr>
+        <w:rFonts w:eastAsia="黑体"/>
         <w:color w:themeColor="text1" w:val="000000"/>
       </w:rPr>
     </w:tblStylePr>
     <w:tblStylePr w:type="nwCell">
       <w:rPr>
+        <w:rFonts w:eastAsia="黑体"/>
         <w:color w:themeColor="text1" w:val="000000"/>
       </w:rPr>
     </w:tblStylePr>
@@ -14027,6 +14621,7 @@
       <w:spacing w:after="0" w:line="240" w:lineRule="auto"/>
     </w:pPr>
     <w:rPr>
+      <w:rFonts w:eastAsia="黑体"/>
       <w:color w:themeColor="text1" w:val="000000"/>
     </w:rPr>
     <w:tblPr>
@@ -14045,6 +14640,7 @@
     </w:tcPr>
     <w:tblStylePr w:type="firstRow">
       <w:rPr>
+        <w:rFonts w:eastAsia="黑体"/>
         <w:b/>
         <w:bCs/>
         <w:color w:themeColor="background1" w:val="FFFFFF"/>
@@ -14059,6 +14655,7 @@
     </w:tblStylePr>
     <w:tblStylePr w:type="lastRow">
       <w:rPr>
+        <w:rFonts w:eastAsia="黑体"/>
         <w:b/>
         <w:bCs/>
         <w:color w:themeColor="accent2" w:themeShade="CC" w:val="9E3A38"/>
@@ -14073,12 +14670,14 @@
     </w:tblStylePr>
     <w:tblStylePr w:type="firstCol">
       <w:rPr>
+        <w:rFonts w:eastAsia="黑体"/>
         <w:b/>
         <w:bCs/>
       </w:rPr>
     </w:tblStylePr>
     <w:tblStylePr w:type="lastCol">
       <w:rPr>
+        <w:rFonts w:eastAsia="黑体"/>
         <w:b/>
         <w:bCs/>
       </w:rPr>
@@ -14113,6 +14712,7 @@
       <w:spacing w:after="0" w:line="240" w:lineRule="auto"/>
     </w:pPr>
     <w:rPr>
+      <w:rFonts w:eastAsia="黑体"/>
       <w:color w:themeColor="text1" w:val="000000"/>
     </w:rPr>
     <w:tblPr>
@@ -14131,6 +14731,7 @@
     </w:tcPr>
     <w:tblStylePr w:type="firstRow">
       <w:rPr>
+        <w:rFonts w:eastAsia="黑体"/>
         <w:b/>
         <w:bCs/>
         <w:color w:themeColor="background1" w:val="FFFFFF"/>
@@ -14145,6 +14746,7 @@
     </w:tblStylePr>
     <w:tblStylePr w:type="lastRow">
       <w:rPr>
+        <w:rFonts w:eastAsia="黑体"/>
         <w:b/>
         <w:bCs/>
         <w:color w:themeColor="accent2" w:themeShade="CC" w:val="9E3A38"/>
@@ -14159,12 +14761,14 @@
     </w:tblStylePr>
     <w:tblStylePr w:type="firstCol">
       <w:rPr>
+        <w:rFonts w:eastAsia="黑体"/>
         <w:b/>
         <w:bCs/>
       </w:rPr>
     </w:tblStylePr>
     <w:tblStylePr w:type="lastCol">
       <w:rPr>
+        <w:rFonts w:eastAsia="黑体"/>
         <w:b/>
         <w:bCs/>
       </w:rPr>
@@ -14199,6 +14803,7 @@
       <w:spacing w:after="0" w:line="240" w:lineRule="auto"/>
     </w:pPr>
     <w:rPr>
+      <w:rFonts w:eastAsia="黑体"/>
       <w:color w:themeColor="text1" w:val="000000"/>
     </w:rPr>
     <w:tblPr>
@@ -14217,6 +14822,7 @@
     </w:tcPr>
     <w:tblStylePr w:type="firstRow">
       <w:rPr>
+        <w:rFonts w:eastAsia="黑体"/>
         <w:b/>
         <w:bCs/>
         <w:color w:themeColor="background1" w:val="FFFFFF"/>
@@ -14231,6 +14837,7 @@
     </w:tblStylePr>
     <w:tblStylePr w:type="lastRow">
       <w:rPr>
+        <w:rFonts w:eastAsia="黑体"/>
         <w:b/>
         <w:bCs/>
         <w:color w:themeColor="accent2" w:themeShade="CC" w:val="9E3A38"/>
@@ -14245,12 +14852,14 @@
     </w:tblStylePr>
     <w:tblStylePr w:type="firstCol">
       <w:rPr>
+        <w:rFonts w:eastAsia="黑体"/>
         <w:b/>
         <w:bCs/>
       </w:rPr>
     </w:tblStylePr>
     <w:tblStylePr w:type="lastCol">
       <w:rPr>
+        <w:rFonts w:eastAsia="黑体"/>
         <w:b/>
         <w:bCs/>
       </w:rPr>
@@ -14285,6 +14894,7 @@
       <w:spacing w:after="0" w:line="240" w:lineRule="auto"/>
     </w:pPr>
     <w:rPr>
+      <w:rFonts w:eastAsia="黑体"/>
       <w:color w:themeColor="text1" w:val="000000"/>
     </w:rPr>
     <w:tblPr>
@@ -14303,6 +14913,7 @@
     </w:tcPr>
     <w:tblStylePr w:type="firstRow">
       <w:rPr>
+        <w:rFonts w:eastAsia="黑体"/>
         <w:b/>
         <w:bCs/>
         <w:color w:themeColor="background1" w:val="FFFFFF"/>
@@ -14317,6 +14928,7 @@
     </w:tblStylePr>
     <w:tblStylePr w:type="lastRow">
       <w:rPr>
+        <w:rFonts w:eastAsia="黑体"/>
         <w:b/>
         <w:bCs/>
         <w:color w:themeColor="accent4" w:themeShade="CC" w:val="664E82"/>
@@ -14331,12 +14943,14 @@
     </w:tblStylePr>
     <w:tblStylePr w:type="firstCol">
       <w:rPr>
+        <w:rFonts w:eastAsia="黑体"/>
         <w:b/>
         <w:bCs/>
       </w:rPr>
     </w:tblStylePr>
     <w:tblStylePr w:type="lastCol">
       <w:rPr>
+        <w:rFonts w:eastAsia="黑体"/>
         <w:b/>
         <w:bCs/>
       </w:rPr>
@@ -14371,6 +14985,7 @@
       <w:spacing w:after="0" w:line="240" w:lineRule="auto"/>
     </w:pPr>
     <w:rPr>
+      <w:rFonts w:eastAsia="黑体"/>
       <w:color w:themeColor="text1" w:val="000000"/>
     </w:rPr>
     <w:tblPr>
@@ -14389,6 +15004,7 @@
     </w:tcPr>
     <w:tblStylePr w:type="firstRow">
       <w:rPr>
+        <w:rFonts w:eastAsia="黑体"/>
         <w:b/>
         <w:bCs/>
         <w:color w:themeColor="background1" w:val="FFFFFF"/>
@@ -14403,6 +15019,7 @@
     </w:tblStylePr>
     <w:tblStylePr w:type="lastRow">
       <w:rPr>
+        <w:rFonts w:eastAsia="黑体"/>
         <w:b/>
         <w:bCs/>
         <w:color w:themeColor="accent3" w:themeShade="CC" w:val="7E9C40"/>
@@ -14417,12 +15034,14 @@
     </w:tblStylePr>
     <w:tblStylePr w:type="firstCol">
       <w:rPr>
+        <w:rFonts w:eastAsia="黑体"/>
         <w:b/>
         <w:bCs/>
       </w:rPr>
     </w:tblStylePr>
     <w:tblStylePr w:type="lastCol">
       <w:rPr>
+        <w:rFonts w:eastAsia="黑体"/>
         <w:b/>
         <w:bCs/>
       </w:rPr>
@@ -14457,6 +15076,7 @@
       <w:spacing w:after="0" w:line="240" w:lineRule="auto"/>
     </w:pPr>
     <w:rPr>
+      <w:rFonts w:eastAsia="黑体"/>
       <w:color w:themeColor="text1" w:val="000000"/>
     </w:rPr>
     <w:tblPr>
@@ -14475,6 +15095,7 @@
     </w:tcPr>
     <w:tblStylePr w:type="firstRow">
       <w:rPr>
+        <w:rFonts w:eastAsia="黑体"/>
         <w:b/>
         <w:bCs/>
         <w:color w:themeColor="background1" w:val="FFFFFF"/>
@@ -14489,6 +15110,7 @@
     </w:tblStylePr>
     <w:tblStylePr w:type="lastRow">
       <w:rPr>
+        <w:rFonts w:eastAsia="黑体"/>
         <w:b/>
         <w:bCs/>
         <w:color w:themeColor="accent6" w:themeShade="CC" w:val="F2730A"/>
@@ -14503,12 +15125,14 @@
     </w:tblStylePr>
     <w:tblStylePr w:type="firstCol">
       <w:rPr>
+        <w:rFonts w:eastAsia="黑体"/>
         <w:b/>
         <w:bCs/>
       </w:rPr>
     </w:tblStylePr>
     <w:tblStylePr w:type="lastCol">
       <w:rPr>
+        <w:rFonts w:eastAsia="黑体"/>
         <w:b/>
         <w:bCs/>
       </w:rPr>
@@ -14543,6 +15167,7 @@
       <w:spacing w:after="0" w:line="240" w:lineRule="auto"/>
     </w:pPr>
     <w:rPr>
+      <w:rFonts w:eastAsia="黑体"/>
       <w:color w:themeColor="text1" w:val="000000"/>
     </w:rPr>
     <w:tblPr>
@@ -14561,6 +15186,7 @@
     </w:tcPr>
     <w:tblStylePr w:type="firstRow">
       <w:rPr>
+        <w:rFonts w:eastAsia="黑体"/>
         <w:b/>
         <w:bCs/>
         <w:color w:themeColor="background1" w:val="FFFFFF"/>
@@ -14575,6 +15201,7 @@
     </w:tblStylePr>
     <w:tblStylePr w:type="lastRow">
       <w:rPr>
+        <w:rFonts w:eastAsia="黑体"/>
         <w:b/>
         <w:bCs/>
         <w:color w:themeColor="accent5" w:themeShade="CC" w:val="348DA5"/>
@@ -14589,12 +15216,14 @@
     </w:tblStylePr>
     <w:tblStylePr w:type="firstCol">
       <w:rPr>
+        <w:rFonts w:eastAsia="黑体"/>
         <w:b/>
         <w:bCs/>
       </w:rPr>
     </w:tblStylePr>
     <w:tblStylePr w:type="lastCol">
       <w:rPr>
+        <w:rFonts w:eastAsia="黑体"/>
         <w:b/>
         <w:bCs/>
       </w:rPr>
@@ -14629,6 +15258,7 @@
       <w:spacing w:after="0" w:line="240" w:lineRule="auto"/>
     </w:pPr>
     <w:rPr>
+      <w:rFonts w:eastAsia="黑体"/>
       <w:color w:themeColor="text1" w:val="000000"/>
     </w:rPr>
     <w:tblPr>
@@ -14650,6 +15280,7 @@
     </w:tcPr>
     <w:tblStylePr w:type="firstRow">
       <w:rPr>
+        <w:rFonts w:eastAsia="黑体"/>
         <w:b/>
         <w:bCs/>
       </w:rPr>
@@ -14660,6 +15291,7 @@
     </w:tblStylePr>
     <w:tblStylePr w:type="lastRow">
       <w:rPr>
+        <w:rFonts w:eastAsia="黑体"/>
         <w:b/>
         <w:bCs/>
         <w:color w:themeColor="text1" w:val="000000"/>
@@ -14671,6 +15303,7 @@
     </w:tblStylePr>
     <w:tblStylePr w:type="firstCol">
       <w:rPr>
+        <w:rFonts w:eastAsia="黑体"/>
         <w:color w:themeColor="background1" w:val="FFFFFF"/>
       </w:rPr>
       <w:tblPr/>
@@ -14680,6 +15313,7 @@
     </w:tblStylePr>
     <w:tblStylePr w:type="lastCol">
       <w:rPr>
+        <w:rFonts w:eastAsia="黑体"/>
         <w:color w:themeColor="background1" w:val="FFFFFF"/>
       </w:rPr>
       <w:tblPr/>
@@ -14709,6 +15343,7 @@
       <w:spacing w:after="0" w:line="240" w:lineRule="auto"/>
     </w:pPr>
     <w:rPr>
+      <w:rFonts w:eastAsia="黑体"/>
       <w:color w:themeColor="text1" w:val="000000"/>
     </w:rPr>
     <w:tblPr>
@@ -14730,6 +15365,7 @@
     </w:tcPr>
     <w:tblStylePr w:type="firstRow">
       <w:rPr>
+        <w:rFonts w:eastAsia="黑体"/>
         <w:b/>
         <w:bCs/>
       </w:rPr>
@@ -14740,6 +15376,7 @@
     </w:tblStylePr>
     <w:tblStylePr w:type="lastRow">
       <w:rPr>
+        <w:rFonts w:eastAsia="黑体"/>
         <w:b/>
         <w:bCs/>
         <w:color w:themeColor="text1" w:val="000000"/>
@@ -14751,6 +15388,7 @@
     </w:tblStylePr>
     <w:tblStylePr w:type="firstCol">
       <w:rPr>
+        <w:rFonts w:eastAsia="黑体"/>
         <w:color w:themeColor="background1" w:val="FFFFFF"/>
       </w:rPr>
       <w:tblPr/>
@@ -14760,6 +15398,7 @@
     </w:tblStylePr>
     <w:tblStylePr w:type="lastCol">
       <w:rPr>
+        <w:rFonts w:eastAsia="黑体"/>
         <w:color w:themeColor="background1" w:val="FFFFFF"/>
       </w:rPr>
       <w:tblPr/>
@@ -14789,6 +15428,7 @@
       <w:spacing w:after="0" w:line="240" w:lineRule="auto"/>
     </w:pPr>
     <w:rPr>
+      <w:rFonts w:eastAsia="黑体"/>
       <w:color w:themeColor="text1" w:val="000000"/>
     </w:rPr>
     <w:tblPr>
@@ -14810,6 +15450,7 @@
     </w:tcPr>
     <w:tblStylePr w:type="firstRow">
       <w:rPr>
+        <w:rFonts w:eastAsia="黑体"/>
         <w:b/>
         <w:bCs/>
       </w:rPr>
@@ -14820,6 +15461,7 @@
     </w:tblStylePr>
     <w:tblStylePr w:type="lastRow">
       <w:rPr>
+        <w:rFonts w:eastAsia="黑体"/>
         <w:b/>
         <w:bCs/>
         <w:color w:themeColor="text1" w:val="000000"/>
@@ -14831,6 +15473,7 @@
     </w:tblStylePr>
     <w:tblStylePr w:type="firstCol">
       <w:rPr>
+        <w:rFonts w:eastAsia="黑体"/>
         <w:color w:themeColor="background1" w:val="FFFFFF"/>
       </w:rPr>
       <w:tblPr/>
@@ -14840,6 +15483,7 @@
     </w:tblStylePr>
     <w:tblStylePr w:type="lastCol">
       <w:rPr>
+        <w:rFonts w:eastAsia="黑体"/>
         <w:color w:themeColor="background1" w:val="FFFFFF"/>
       </w:rPr>
       <w:tblPr/>
@@ -14869,6 +15513,7 @@
       <w:spacing w:after="0" w:line="240" w:lineRule="auto"/>
     </w:pPr>
     <w:rPr>
+      <w:rFonts w:eastAsia="黑体"/>
       <w:color w:themeColor="text1" w:val="000000"/>
     </w:rPr>
     <w:tblPr>
@@ -14890,6 +15535,7 @@
     </w:tcPr>
     <w:tblStylePr w:type="firstRow">
       <w:rPr>
+        <w:rFonts w:eastAsia="黑体"/>
         <w:b/>
         <w:bCs/>
       </w:rPr>
@@ -14900,6 +15546,7 @@
     </w:tblStylePr>
     <w:tblStylePr w:type="lastRow">
       <w:rPr>
+        <w:rFonts w:eastAsia="黑体"/>
         <w:b/>
         <w:bCs/>
         <w:color w:themeColor="text1" w:val="000000"/>
@@ -14911,6 +15558,7 @@
     </w:tblStylePr>
     <w:tblStylePr w:type="firstCol">
       <w:rPr>
+        <w:rFonts w:eastAsia="黑体"/>
         <w:color w:themeColor="background1" w:val="FFFFFF"/>
       </w:rPr>
       <w:tblPr/>
@@ -14920,6 +15568,7 @@
     </w:tblStylePr>
     <w:tblStylePr w:type="lastCol">
       <w:rPr>
+        <w:rFonts w:eastAsia="黑体"/>
         <w:color w:themeColor="background1" w:val="FFFFFF"/>
       </w:rPr>
       <w:tblPr/>
@@ -14949,6 +15598,7 @@
       <w:spacing w:after="0" w:line="240" w:lineRule="auto"/>
     </w:pPr>
     <w:rPr>
+      <w:rFonts w:eastAsia="黑体"/>
       <w:color w:themeColor="text1" w:val="000000"/>
     </w:rPr>
     <w:tblPr>
@@ -14970,6 +15620,7 @@
     </w:tcPr>
     <w:tblStylePr w:type="firstRow">
       <w:rPr>
+        <w:rFonts w:eastAsia="黑体"/>
         <w:b/>
         <w:bCs/>
       </w:rPr>
@@ -14980,6 +15631,7 @@
     </w:tblStylePr>
     <w:tblStylePr w:type="lastRow">
       <w:rPr>
+        <w:rFonts w:eastAsia="黑体"/>
         <w:b/>
         <w:bCs/>
         <w:color w:themeColor="text1" w:val="000000"/>
@@ -14991,6 +15643,7 @@
     </w:tblStylePr>
     <w:tblStylePr w:type="firstCol">
       <w:rPr>
+        <w:rFonts w:eastAsia="黑体"/>
         <w:color w:themeColor="background1" w:val="FFFFFF"/>
       </w:rPr>
       <w:tblPr/>
@@ -15000,6 +15653,7 @@
     </w:tblStylePr>
     <w:tblStylePr w:type="lastCol">
       <w:rPr>
+        <w:rFonts w:eastAsia="黑体"/>
         <w:color w:themeColor="background1" w:val="FFFFFF"/>
       </w:rPr>
       <w:tblPr/>
@@ -15029,6 +15683,7 @@
       <w:spacing w:after="0" w:line="240" w:lineRule="auto"/>
     </w:pPr>
     <w:rPr>
+      <w:rFonts w:eastAsia="黑体"/>
       <w:color w:themeColor="text1" w:val="000000"/>
     </w:rPr>
     <w:tblPr>
@@ -15050,6 +15705,7 @@
     </w:tcPr>
     <w:tblStylePr w:type="firstRow">
       <w:rPr>
+        <w:rFonts w:eastAsia="黑体"/>
         <w:b/>
         <w:bCs/>
       </w:rPr>
@@ -15060,6 +15716,7 @@
     </w:tblStylePr>
     <w:tblStylePr w:type="lastRow">
       <w:rPr>
+        <w:rFonts w:eastAsia="黑体"/>
         <w:b/>
         <w:bCs/>
         <w:color w:themeColor="text1" w:val="000000"/>
@@ -15071,6 +15728,7 @@
     </w:tblStylePr>
     <w:tblStylePr w:type="firstCol">
       <w:rPr>
+        <w:rFonts w:eastAsia="黑体"/>
         <w:color w:themeColor="background1" w:val="FFFFFF"/>
       </w:rPr>
       <w:tblPr/>
@@ -15080,6 +15738,7 @@
     </w:tblStylePr>
     <w:tblStylePr w:type="lastCol">
       <w:rPr>
+        <w:rFonts w:eastAsia="黑体"/>
         <w:color w:themeColor="background1" w:val="FFFFFF"/>
       </w:rPr>
       <w:tblPr/>
@@ -15109,6 +15768,7 @@
       <w:spacing w:after="0" w:line="240" w:lineRule="auto"/>
     </w:pPr>
     <w:rPr>
+      <w:rFonts w:eastAsia="黑体"/>
       <w:color w:themeColor="text1" w:val="000000"/>
     </w:rPr>
     <w:tblPr>
@@ -15130,6 +15790,7 @@
     </w:tcPr>
     <w:tblStylePr w:type="firstRow">
       <w:rPr>
+        <w:rFonts w:eastAsia="黑体"/>
         <w:b/>
         <w:bCs/>
       </w:rPr>
@@ -15140,6 +15801,7 @@
     </w:tblStylePr>
     <w:tblStylePr w:type="lastRow">
       <w:rPr>
+        <w:rFonts w:eastAsia="黑体"/>
         <w:b/>
         <w:bCs/>
         <w:color w:themeColor="text1" w:val="000000"/>
@@ -15151,6 +15813,7 @@
     </w:tblStylePr>
     <w:tblStylePr w:type="firstCol">
       <w:rPr>
+        <w:rFonts w:eastAsia="黑体"/>
         <w:color w:themeColor="background1" w:val="FFFFFF"/>
       </w:rPr>
       <w:tblPr/>
@@ -15160,6 +15823,7 @@
     </w:tblStylePr>
     <w:tblStylePr w:type="lastCol">
       <w:rPr>
+        <w:rFonts w:eastAsia="黑体"/>
         <w:color w:themeColor="background1" w:val="FFFFFF"/>
       </w:rPr>
       <w:tblPr/>
@@ -15192,6 +15856,7 @@
     <w:name w:val="KeywordTok"/>
     <w:basedOn w:val="VerbatimChar"/>
     <w:rPr>
+      <w:rFonts w:eastAsia="黑体"/>
       <w:b/>
       <w:color w:val="007020"/>
     </w:rPr>
@@ -15200,6 +15865,7 @@
     <w:name w:val="DataTypeTok"/>
     <w:basedOn w:val="VerbatimChar"/>
     <w:rPr>
+      <w:rFonts w:eastAsia="黑体"/>
       <w:color w:val="902000"/>
     </w:rPr>
   </w:style>
@@ -15207,6 +15873,7 @@
     <w:name w:val="DecValTok"/>
     <w:basedOn w:val="VerbatimChar"/>
     <w:rPr>
+      <w:rFonts w:eastAsia="黑体"/>
       <w:color w:val="40a070"/>
     </w:rPr>
   </w:style>
@@ -15214,6 +15881,7 @@
     <w:name w:val="BaseNTok"/>
     <w:basedOn w:val="VerbatimChar"/>
     <w:rPr>
+      <w:rFonts w:eastAsia="黑体"/>
       <w:color w:val="40a070"/>
     </w:rPr>
   </w:style>
@@ -15221,6 +15889,7 @@
     <w:name w:val="FloatTok"/>
     <w:basedOn w:val="VerbatimChar"/>
     <w:rPr>
+      <w:rFonts w:eastAsia="黑体"/>
       <w:color w:val="40a070"/>
     </w:rPr>
   </w:style>
@@ -15228,6 +15897,7 @@
     <w:name w:val="ConstantTok"/>
     <w:basedOn w:val="VerbatimChar"/>
     <w:rPr>
+      <w:rFonts w:eastAsia="黑体"/>
       <w:color w:val="880000"/>
     </w:rPr>
   </w:style>
@@ -15235,6 +15905,7 @@
     <w:name w:val="CharTok"/>
     <w:basedOn w:val="VerbatimChar"/>
     <w:rPr>
+      <w:rFonts w:eastAsia="黑体"/>
       <w:color w:val="4070a0"/>
     </w:rPr>
   </w:style>
@@ -15242,6 +15913,7 @@
     <w:name w:val="SpecialCharTok"/>
     <w:basedOn w:val="VerbatimChar"/>
     <w:rPr>
+      <w:rFonts w:eastAsia="黑体"/>
       <w:color w:val="4070a0"/>
     </w:rPr>
   </w:style>
@@ -15249,6 +15921,7 @@
     <w:name w:val="StringTok"/>
     <w:basedOn w:val="VerbatimChar"/>
     <w:rPr>
+      <w:rFonts w:eastAsia="黑体"/>
       <w:color w:val="4070a0"/>
     </w:rPr>
   </w:style>
@@ -15256,6 +15929,7 @@
     <w:name w:val="VerbatimStringTok"/>
     <w:basedOn w:val="VerbatimChar"/>
     <w:rPr>
+      <w:rFonts w:eastAsia="黑体"/>
       <w:color w:val="4070a0"/>
     </w:rPr>
   </w:style>
@@ -15263,6 +15937,7 @@
     <w:name w:val="SpecialStringTok"/>
     <w:basedOn w:val="VerbatimChar"/>
     <w:rPr>
+      <w:rFonts w:eastAsia="黑体"/>
       <w:color w:val="bb6688"/>
     </w:rPr>
   </w:style>
@@ -15270,6 +15945,7 @@
     <w:name w:val="ImportTok"/>
     <w:basedOn w:val="VerbatimChar"/>
     <w:rPr>
+      <w:rFonts w:eastAsia="黑体"/>
       <w:b/>
       <w:color w:val="008000"/>
     </w:rPr>
@@ -15278,6 +15954,7 @@
     <w:name w:val="CommentTok"/>
     <w:basedOn w:val="VerbatimChar"/>
     <w:rPr>
+      <w:rFonts w:eastAsia="黑体"/>
       <w:i/>
       <w:color w:val="60a0b0"/>
     </w:rPr>
@@ -15286,6 +15963,7 @@
     <w:name w:val="DocumentationTok"/>
     <w:basedOn w:val="VerbatimChar"/>
     <w:rPr>
+      <w:rFonts w:eastAsia="黑体"/>
       <w:i/>
       <w:color w:val="ba2121"/>
     </w:rPr>
@@ -15294,6 +15972,7 @@
     <w:name w:val="AnnotationTok"/>
     <w:basedOn w:val="VerbatimChar"/>
     <w:rPr>
+      <w:rFonts w:eastAsia="黑体"/>
       <w:b/>
       <w:i/>
       <w:color w:val="60a0b0"/>
@@ -15303,6 +15982,7 @@
     <w:name w:val="CommentVarTok"/>
     <w:basedOn w:val="VerbatimChar"/>
     <w:rPr>
+      <w:rFonts w:eastAsia="黑体"/>
       <w:b/>
       <w:i/>
       <w:color w:val="60a0b0"/>
@@ -15312,6 +15992,7 @@
     <w:name w:val="OtherTok"/>
     <w:basedOn w:val="VerbatimChar"/>
     <w:rPr>
+      <w:rFonts w:eastAsia="黑体"/>
       <w:color w:val="007020"/>
     </w:rPr>
   </w:style>
@@ -15319,6 +16000,7 @@
     <w:name w:val="FunctionTok"/>
     <w:basedOn w:val="VerbatimChar"/>
     <w:rPr>
+      <w:rFonts w:eastAsia="黑体"/>
       <w:color w:val="06287e"/>
     </w:rPr>
   </w:style>
@@ -15326,6 +16008,7 @@
     <w:name w:val="VariableTok"/>
     <w:basedOn w:val="VerbatimChar"/>
     <w:rPr>
+      <w:rFonts w:eastAsia="黑体"/>
       <w:color w:val="19177c"/>
     </w:rPr>
   </w:style>
@@ -15333,6 +16016,7 @@
     <w:name w:val="ControlFlowTok"/>
     <w:basedOn w:val="VerbatimChar"/>
     <w:rPr>
+      <w:rFonts w:eastAsia="黑体"/>
       <w:b/>
       <w:color w:val="007020"/>
     </w:rPr>
@@ -15341,6 +16025,7 @@
     <w:name w:val="OperatorTok"/>
     <w:basedOn w:val="VerbatimChar"/>
     <w:rPr>
+      <w:rFonts w:eastAsia="黑体"/>
       <w:color w:val="666666"/>
     </w:rPr>
   </w:style>
@@ -15348,18 +16033,22 @@
     <w:name w:val="BuiltInTok"/>
     <w:basedOn w:val="VerbatimChar"/>
     <w:rPr>
+      <w:rFonts w:eastAsia="黑体"/>
       <w:color w:val="008000"/>
     </w:rPr>
   </w:style>
   <w:style w:type="character" w:customStyle="1" w:styleId="ExtensionTok">
     <w:name w:val="ExtensionTok"/>
     <w:basedOn w:val="VerbatimChar"/>
-    <w:rPr/>
+    <w:rPr>
+      <w:rFonts w:eastAsia="黑体"/>
+    </w:rPr>
   </w:style>
   <w:style w:type="character" w:customStyle="1" w:styleId="PreprocessorTok">
     <w:name w:val="PreprocessorTok"/>
     <w:basedOn w:val="VerbatimChar"/>
     <w:rPr>
+      <w:rFonts w:eastAsia="黑体"/>
       <w:color w:val="bc7a00"/>
     </w:rPr>
   </w:style>
@@ -15367,18 +16056,22 @@
     <w:name w:val="AttributeTok"/>
     <w:basedOn w:val="VerbatimChar"/>
     <w:rPr>
+      <w:rFonts w:eastAsia="黑体"/>
       <w:color w:val="7d9029"/>
     </w:rPr>
   </w:style>
   <w:style w:type="character" w:customStyle="1" w:styleId="RegionMarkerTok">
     <w:name w:val="RegionMarkerTok"/>
     <w:basedOn w:val="VerbatimChar"/>
-    <w:rPr/>
+    <w:rPr>
+      <w:rFonts w:eastAsia="黑体"/>
+    </w:rPr>
   </w:style>
   <w:style w:type="character" w:customStyle="1" w:styleId="InformationTok">
     <w:name w:val="InformationTok"/>
     <w:basedOn w:val="VerbatimChar"/>
     <w:rPr>
+      <w:rFonts w:eastAsia="黑体"/>
       <w:b/>
       <w:i/>
       <w:color w:val="60a0b0"/>
@@ -15388,6 +16081,7 @@
     <w:name w:val="WarningTok"/>
     <w:basedOn w:val="VerbatimChar"/>
     <w:rPr>
+      <w:rFonts w:eastAsia="黑体"/>
       <w:b/>
       <w:i/>
       <w:color w:val="60a0b0"/>
@@ -15397,6 +16091,7 @@
     <w:name w:val="AlertTok"/>
     <w:basedOn w:val="VerbatimChar"/>
     <w:rPr>
+      <w:rFonts w:eastAsia="黑体"/>
       <w:b/>
       <w:color w:val="ff0000"/>
     </w:rPr>
@@ -15405,6 +16100,7 @@
     <w:name w:val="ErrorTok"/>
     <w:basedOn w:val="VerbatimChar"/>
     <w:rPr>
+      <w:rFonts w:eastAsia="黑体"/>
       <w:b/>
       <w:color w:val="ff0000"/>
     </w:rPr>
@@ -15412,7 +16108,9 @@
   <w:style w:type="character" w:customStyle="1" w:styleId="NormalTok">
     <w:name w:val="NormalTok"/>
     <w:basedOn w:val="VerbatimChar"/>
-    <w:rPr/>
+    <w:rPr>
+      <w:rFonts w:eastAsia="黑体"/>
+    </w:rPr>
   </w:style>
 </w:styles>
 </file>
@@ -15461,12 +16159,12 @@
     <a:fontScheme name="Office">
       <a:majorFont>
         <a:latin typeface="Calibri"/>
-        <a:ea typeface=""/>
+        <a:ea typeface="黑体"/>
         <a:cs typeface=""/>
         <a:font script="Jpan" typeface="ＭＳ ゴシック"/>
         <a:font script="Hang" typeface="맑은 고딕"/>
-        <a:font script="Hans" typeface="宋体"/>
-        <a:font script="Hant" typeface="新細明體"/>
+        <a:font script="Hans" typeface="黑体"/>
+        <a:font script="Hant" typeface="黑体"/>
         <a:font script="Arab" typeface="Times New Roman"/>
         <a:font script="Hebr" typeface="Times New Roman"/>
         <a:font script="Thai" typeface="Angsana New"/>
@@ -15496,12 +16194,12 @@
       </a:majorFont>
       <a:minorFont>
         <a:latin typeface="Cambria"/>
-        <a:ea typeface=""/>
+        <a:ea typeface="黑体"/>
         <a:cs typeface=""/>
         <a:font script="Jpan" typeface="ＭＳ 明朝"/>
         <a:font script="Hang" typeface="맑은 고딕"/>
-        <a:font script="Hans" typeface="宋体"/>
-        <a:font script="Hant" typeface="新細明體"/>
+        <a:font script="Hans" typeface="黑体"/>
+        <a:font script="Hant" typeface="黑体"/>
         <a:font script="Arab" typeface="Arial"/>
         <a:font script="Hebr" typeface="Arial"/>
         <a:font script="Thai" typeface="Cordia New"/>

--- a/01-电源电路/01-线性稳压电路/恒流源稳流电路/恒流源稳流电路.docx
+++ b/01-电源电路/01-线性稳压电路/恒流源稳流电路/恒流源稳流电路.docx
@@ -3088,7 +3088,7 @@
           <w:color w:val="555555"/>
           <w:sz w:val="21"/>
         </w:rPr>
-        <w:t>材料收集者：杜文杰，WX手机：19519196569，QQ:3478827729</w:t>
+        <w:t>材料收集者：杜文杰，微信/手机：19519196569，QQ:3478827729</w:t>
       </w:r>
     </w:p>
     <w:sectPr>
